--- a/docs/output/短波超短波智能规划系统用户手册_V1.0_20261028.docx
+++ b/docs/output/短波超短波智能规划系统用户手册_V1.0_20261028.docx
@@ -1,6 +1,6 @@
 
 <file path=word/document.xml><?xml version="1.0" encoding="utf-8"?>
-<w:document xmlns:wpc="http://schemas.microsoft.com/office/word/2010/wordprocessingCanvas" xmlns:cx="http://schemas.microsoft.com/office/drawing/2014/chartex" xmlns:cx1="http://schemas.microsoft.com/office/drawing/2015/9/8/chartex" xmlns:cx2="http://schemas.microsoft.com/office/drawing/2015/10/21/chartex" xmlns:cx3="http://schemas.microsoft.com/office/drawing/2016/5/9/chartex" xmlns:cx4="http://schemas.microsoft.com/office/drawing/2016/5/10/chartex" xmlns:cx5="http://schemas.microsoft.com/office/drawing/2016/5/11/chartex" xmlns:cx6="http://schemas.microsoft.com/office/drawing/2016/5/12/chartex" xmlns:cx7="http://schemas.microsoft.com/office/drawing/2016/5/13/chartex" xmlns:cx8="http://schemas.microsoft.com/office/drawing/2016/5/14/chartex" xmlns:mc="http://schemas.openxmlformats.org/markup-compatibility/2006" xmlns:aink="http://schemas.microsoft.com/office/drawing/2016/ink" xmlns:am3d="http://schemas.microsoft.com/office/drawing/2017/model3d" xmlns:o="urn:schemas-microsoft-com:office:office" xmlns:oel="http://schemas.microsoft.com/office/2019/extlst" xmlns:r="http://schemas.openxmlformats.org/officeDocument/2006/relationships" xmlns:m="http://schemas.openxmlformats.org/officeDocument/2006/math" xmlns:v="urn:schemas-microsoft-com:vml" xmlns:wp14="http://schemas.microsoft.com/office/word/2010/wordprocessingDrawing" xmlns:wp="http://schemas.openxmlformats.org/drawingml/2006/wordprocessingDrawing" xmlns:w10="urn:schemas-microsoft-com:office:word" xmlns:w="http://schemas.openxmlformats.org/wordprocessingml/2006/main" xmlns:w14="http://schemas.microsoft.com/office/word/2010/wordml" xmlns:w15="http://schemas.microsoft.com/office/word/2012/wordml" xmlns:w16cex="http://schemas.microsoft.com/office/word/2018/wordml/cex" xmlns:w16cid="http://schemas.microsoft.com/office/word/2016/wordml/cid" xmlns:w16="http://schemas.microsoft.com/office/word/2018/wordml" xmlns:w16du="http://schemas.microsoft.com/office/word/2023/wordml/word16du" xmlns:w16sdtdh="http://schemas.microsoft.com/office/word/2020/wordml/sdtdatahash" xmlns:w16sdtfl="http://schemas.microsoft.com/office/word/2024/wordml/sdtformatlock" xmlns:w16se="http://schemas.microsoft.com/office/word/2015/wordml/symex" xmlns:wpg="http://schemas.microsoft.com/office/word/2010/wordprocessingGroup" xmlns:wpi="http://schemas.microsoft.com/office/word/2010/wordprocessingInk" xmlns:wne="http://schemas.microsoft.com/office/word/2006/wordml" xmlns:wps="http://schemas.microsoft.com/office/word/2010/wordprocessingShape" mc:Ignorable="w14 w15 w16se w16cid w16 w16cex w16sdtdh w16sdtfl w16du wp14">
+<w:document xmlns:wpc="http://schemas.microsoft.com/office/word/2010/wordprocessingCanvas" xmlns:cx="http://schemas.microsoft.com/office/drawing/2014/chartex" xmlns:cx1="http://schemas.microsoft.com/office/drawing/2015/9/8/chartex" xmlns:cx2="http://schemas.microsoft.com/office/drawing/2015/10/21/chartex" xmlns:cx3="http://schemas.microsoft.com/office/drawing/2016/5/9/chartex" xmlns:cx4="http://schemas.microsoft.com/office/drawing/2016/5/10/chartex" xmlns:cx5="http://schemas.microsoft.com/office/drawing/2016/5/11/chartex" xmlns:cx6="http://schemas.microsoft.com/office/drawing/2016/5/12/chartex" xmlns:cx7="http://schemas.microsoft.com/office/drawing/2016/5/13/chartex" xmlns:cx8="http://schemas.microsoft.com/office/drawing/2016/5/14/chartex" xmlns:mc="http://schemas.openxmlformats.org/markup-compatibility/2006" xmlns:aink="http://schemas.microsoft.com/office/drawing/2016/ink" xmlns:am3d="http://schemas.microsoft.com/office/drawing/2017/model3d" xmlns:o="urn:schemas-microsoft-com:office:office" xmlns:oel="http://schemas.microsoft.com/office/2019/extlst" xmlns:r="http://schemas.openxmlformats.org/officeDocument/2006/relationships" xmlns:m="http://schemas.openxmlformats.org/officeDocument/2006/math" xmlns:v="urn:schemas-microsoft-com:vml" xmlns:wp14="http://schemas.microsoft.com/office/word/2010/wordprocessingDrawing" xmlns:wp="http://schemas.openxmlformats.org/drawingml/2006/wordprocessingDrawing" xmlns:w10="urn:schemas-microsoft-com:office:word" xmlns:w="http://schemas.openxmlformats.org/wordprocessingml/2006/main" xmlns:w14="http://schemas.microsoft.com/office/word/2010/wordml" xmlns:w15="http://schemas.microsoft.com/office/word/2012/wordml" xmlns:w16cex="http://schemas.microsoft.com/office/word/2018/wordml/cex" xmlns:w16cid="http://schemas.microsoft.com/office/word/2016/wordml/cid" xmlns:w16="http://schemas.microsoft.com/office/word/2018/wordml" xmlns:w16du="http://schemas.microsoft.com/office/word/2023/wordml/word16du" xmlns:w16sdtdh="http://schemas.microsoft.com/office/word/2020/wordml/sdtdatahash" xmlns:w16sdtfl="http://schemas.microsoft.com/office/word/2024/wordml/sdtformatlock" xmlns:w16se="http://schemas.microsoft.com/office/word/2015/wordml/symex" xmlns:wpg="http://schemas.microsoft.com/office/word/2010/wordprocessingGroup" xmlns:wpi="http://schemas.microsoft.com/office/word/2010/wordprocessingInk" xmlns:wne="http://schemas.microsoft.com/office/word/2006/wordml" xmlns:wps="http://schemas.microsoft.com/office/word/2010/wordprocessingShape" xmlns:pkg="http://schemas.microsoft.com/office/2006/xmlPackage" mc:Ignorable="w14 w15 w16se w16cid w16 w16cex w16sdtdh w16sdtfl w16du wp14">
   <w:body>
     <w:p>
       <w:pPr>
@@ -304,6 +304,55 @@
             </w:pPr>
             <w:r>
               <w:t>业务使用者、知识维护人员及系统管理员</w:t>
+            </w:r>
+          </w:p>
+        </w:tc>
+      </w:tr>
+      <w:tr>
+        <w:trPr>
+          <w:cantSplit/>
+          <w:jc w:val="center"/>
+        </w:trPr>
+        <w:tc>
+          <w:tcPr>
+            <w:tcW w:w="2203" w:type="dxa"/>
+            <w:tcMar>
+              <w:top w:w="70" w:type="dxa"/>
+              <w:left w:w="100" w:type="dxa"/>
+              <w:bottom w:w="70" w:type="dxa"/>
+              <w:right w:w="100" w:type="dxa"/>
+            </w:tcMar>
+            <w:vAlign w:val="center"/>
+          </w:tcPr>
+          <w:p>
+            <w:pPr>
+              <w:pStyle w:val="ManualTable"/>
+            </w:pPr>
+            <w:r>
+              <w:t>本次增补</w:t>
+            </w:r>
+          </w:p>
+        </w:tc>
+        <w:tc>
+          <w:tcPr>
+            <w:tcW w:w="7142" w:type="dxa"/>
+            <w:tcMar>
+              <w:top w:w="70" w:type="dxa"/>
+              <w:left w:w="100" w:type="dxa"/>
+              <w:bottom w:w="70" w:type="dxa"/>
+              <w:right w:w="100" w:type="dxa"/>
+            </w:tcMar>
+            <w:vAlign w:val="center"/>
+          </w:tcPr>
+          <w:p>
+            <w:pPr>
+              <w:pStyle w:val="ManualTable"/>
+            </w:pPr>
+            <w:r>
+              <w:t xml:space="preserve">2026-10-28 </w:t>
+            </w:r>
+            <w:r>
+              <w:t>补充首次使用例程、输入范围、覆盖缓存、干扰参数、风险转正和诊断知识维护说明，更新界面示例。</w:t>
             </w:r>
           </w:p>
         </w:tc>
@@ -919,7 +968,7 @@
       <w:r>
         <w:fldChar w:fldCharType="separate"/>
       </w:r>
-      <w:hyperlink w:anchor="_Toc244088732" w:history="1">
+      <w:hyperlink w:anchor="_Toc244099347" w:history="1">
         <w:r>
           <w:rPr>
             <w:rStyle w:val="ad"/>
@@ -963,7 +1012,7 @@
             <w:noProof/>
             <w:webHidden/>
           </w:rPr>
-          <w:instrText>PAGEREF _Toc244088732 \h</w:instrText>
+          <w:instrText>PAGEREF _Toc244099347 \h</w:instrText>
         </w:r>
         <w:r>
           <w:rPr>
@@ -1016,7 +1065,7 @@
           <w14:ligatures w14:val="standardContextual"/>
         </w:rPr>
       </w:pPr>
-      <w:hyperlink w:anchor="_Toc244088733" w:history="1">
+      <w:hyperlink w:anchor="_Toc244099348" w:history="1">
         <w:r>
           <w:rPr>
             <w:rStyle w:val="ad"/>
@@ -1054,7 +1103,7 @@
           <w:rPr>
             <w:webHidden/>
           </w:rPr>
-          <w:instrText>PAGEREF _Toc244088733 \h</w:instrText>
+          <w:instrText>PAGEREF _Toc244099348 \h</w:instrText>
         </w:r>
         <w:r>
           <w:rPr>
@@ -1102,7 +1151,7 @@
           <w14:ligatures w14:val="standardContextual"/>
         </w:rPr>
       </w:pPr>
-      <w:hyperlink w:anchor="_Toc244088734" w:history="1">
+      <w:hyperlink w:anchor="_Toc244099349" w:history="1">
         <w:r>
           <w:rPr>
             <w:rStyle w:val="ad"/>
@@ -1140,7 +1189,7 @@
           <w:rPr>
             <w:webHidden/>
           </w:rPr>
-          <w:instrText>PAGEREF _Toc244088734 \h</w:instrText>
+          <w:instrText>PAGEREF _Toc244099349 \h</w:instrText>
         </w:r>
         <w:r>
           <w:rPr>
@@ -1188,7 +1237,7 @@
           <w14:ligatures w14:val="standardContextual"/>
         </w:rPr>
       </w:pPr>
-      <w:hyperlink w:anchor="_Toc244088735" w:history="1">
+      <w:hyperlink w:anchor="_Toc244099350" w:history="1">
         <w:r>
           <w:rPr>
             <w:rStyle w:val="ad"/>
@@ -1226,7 +1275,7 @@
           <w:rPr>
             <w:webHidden/>
           </w:rPr>
-          <w:instrText>PAGEREF _Toc244088735 \h</w:instrText>
+          <w:instrText>PAGEREF _Toc244099350 \h</w:instrText>
         </w:r>
         <w:r>
           <w:rPr>
@@ -1275,7 +1324,7 @@
           <w14:ligatures w14:val="standardContextual"/>
         </w:rPr>
       </w:pPr>
-      <w:hyperlink w:anchor="_Toc244088736" w:history="1">
+      <w:hyperlink w:anchor="_Toc244099351" w:history="1">
         <w:r>
           <w:rPr>
             <w:rStyle w:val="ad"/>
@@ -1319,7 +1368,7 @@
             <w:noProof/>
             <w:webHidden/>
           </w:rPr>
-          <w:instrText>PAGEREF _Toc244088736 \h</w:instrText>
+          <w:instrText>PAGEREF _Toc244099351 \h</w:instrText>
         </w:r>
         <w:r>
           <w:rPr>
@@ -1373,7 +1422,7 @@
           <w14:ligatures w14:val="standardContextual"/>
         </w:rPr>
       </w:pPr>
-      <w:hyperlink w:anchor="_Toc244088737" w:history="1">
+      <w:hyperlink w:anchor="_Toc244099352" w:history="1">
         <w:r>
           <w:rPr>
             <w:rStyle w:val="ad"/>
@@ -1417,7 +1466,7 @@
             <w:noProof/>
             <w:webHidden/>
           </w:rPr>
-          <w:instrText>PAGEREF _Toc244088737 \h</w:instrText>
+          <w:instrText>PAGEREF _Toc244099352 \h</w:instrText>
         </w:r>
         <w:r>
           <w:rPr>
@@ -1470,7 +1519,7 @@
           <w14:ligatures w14:val="standardContextual"/>
         </w:rPr>
       </w:pPr>
-      <w:hyperlink w:anchor="_Toc244088738" w:history="1">
+      <w:hyperlink w:anchor="_Toc244099353" w:history="1">
         <w:r>
           <w:rPr>
             <w:rStyle w:val="ad"/>
@@ -1508,7 +1557,7 @@
           <w:rPr>
             <w:webHidden/>
           </w:rPr>
-          <w:instrText>PAGEREF _Toc244088738 \h</w:instrText>
+          <w:instrText>PAGEREF _Toc244099353 \h</w:instrText>
         </w:r>
         <w:r>
           <w:rPr>
@@ -1556,7 +1605,7 @@
           <w14:ligatures w14:val="standardContextual"/>
         </w:rPr>
       </w:pPr>
-      <w:hyperlink w:anchor="_Toc244088739" w:history="1">
+      <w:hyperlink w:anchor="_Toc244099354" w:history="1">
         <w:r>
           <w:rPr>
             <w:rStyle w:val="ad"/>
@@ -1594,7 +1643,7 @@
           <w:rPr>
             <w:webHidden/>
           </w:rPr>
-          <w:instrText>PAGEREF _Toc244088739 \h</w:instrText>
+          <w:instrText>PAGEREF _Toc244099354 \h</w:instrText>
         </w:r>
         <w:r>
           <w:rPr>
@@ -1642,7 +1691,7 @@
           <w14:ligatures w14:val="standardContextual"/>
         </w:rPr>
       </w:pPr>
-      <w:hyperlink w:anchor="_Toc244088740" w:history="1">
+      <w:hyperlink w:anchor="_Toc244099355" w:history="1">
         <w:r>
           <w:rPr>
             <w:rStyle w:val="ad"/>
@@ -1680,7 +1729,7 @@
           <w:rPr>
             <w:webHidden/>
           </w:rPr>
-          <w:instrText>PAGEREF _Toc244088740 \h</w:instrText>
+          <w:instrText>PAGEREF _Toc244099355 \h</w:instrText>
         </w:r>
         <w:r>
           <w:rPr>
@@ -1728,7 +1777,7 @@
           <w14:ligatures w14:val="standardContextual"/>
         </w:rPr>
       </w:pPr>
-      <w:hyperlink w:anchor="_Toc244088741" w:history="1">
+      <w:hyperlink w:anchor="_Toc244099356" w:history="1">
         <w:r>
           <w:rPr>
             <w:rStyle w:val="ad"/>
@@ -1766,7 +1815,7 @@
           <w:rPr>
             <w:webHidden/>
           </w:rPr>
-          <w:instrText>PAGEREF _Toc244088741 \h</w:instrText>
+          <w:instrText>PAGEREF _Toc244099356 \h</w:instrText>
         </w:r>
         <w:r>
           <w:rPr>
@@ -1815,7 +1864,7 @@
           <w14:ligatures w14:val="standardContextual"/>
         </w:rPr>
       </w:pPr>
-      <w:hyperlink w:anchor="_Toc244088742" w:history="1">
+      <w:hyperlink w:anchor="_Toc244099357" w:history="1">
         <w:r>
           <w:rPr>
             <w:rStyle w:val="ad"/>
@@ -1859,7 +1908,7 @@
             <w:noProof/>
             <w:webHidden/>
           </w:rPr>
-          <w:instrText>PAGEREF _Toc244088742 \h</w:instrText>
+          <w:instrText>PAGEREF _Toc244099357 \h</w:instrText>
         </w:r>
         <w:r>
           <w:rPr>
@@ -1913,7 +1962,7 @@
           <w14:ligatures w14:val="standardContextual"/>
         </w:rPr>
       </w:pPr>
-      <w:hyperlink w:anchor="_Toc244088743" w:history="1">
+      <w:hyperlink w:anchor="_Toc244099358" w:history="1">
         <w:r>
           <w:rPr>
             <w:rStyle w:val="ad"/>
@@ -1957,7 +2006,7 @@
             <w:noProof/>
             <w:webHidden/>
           </w:rPr>
-          <w:instrText>PAGEREF _Toc244088743 \h</w:instrText>
+          <w:instrText>PAGEREF _Toc244099358 \h</w:instrText>
         </w:r>
         <w:r>
           <w:rPr>
@@ -2010,7 +2059,7 @@
           <w14:ligatures w14:val="standardContextual"/>
         </w:rPr>
       </w:pPr>
-      <w:hyperlink w:anchor="_Toc244088744" w:history="1">
+      <w:hyperlink w:anchor="_Toc244099359" w:history="1">
         <w:r>
           <w:rPr>
             <w:rStyle w:val="ad"/>
@@ -2048,7 +2097,7 @@
           <w:rPr>
             <w:webHidden/>
           </w:rPr>
-          <w:instrText>PAGEREF _Toc244088744 \h</w:instrText>
+          <w:instrText>PAGEREF _Toc244099359 \h</w:instrText>
         </w:r>
         <w:r>
           <w:rPr>
@@ -2096,7 +2145,7 @@
           <w14:ligatures w14:val="standardContextual"/>
         </w:rPr>
       </w:pPr>
-      <w:hyperlink w:anchor="_Toc244088745" w:history="1">
+      <w:hyperlink w:anchor="_Toc244099360" w:history="1">
         <w:r>
           <w:rPr>
             <w:rStyle w:val="ad"/>
@@ -2134,7 +2183,7 @@
           <w:rPr>
             <w:webHidden/>
           </w:rPr>
-          <w:instrText>PAGEREF _Toc244088745 \h</w:instrText>
+          <w:instrText>PAGEREF _Toc244099360 \h</w:instrText>
         </w:r>
         <w:r>
           <w:rPr>
@@ -2182,7 +2231,7 @@
           <w14:ligatures w14:val="standardContextual"/>
         </w:rPr>
       </w:pPr>
-      <w:hyperlink w:anchor="_Toc244088746" w:history="1">
+      <w:hyperlink w:anchor="_Toc244099361" w:history="1">
         <w:r>
           <w:rPr>
             <w:rStyle w:val="ad"/>
@@ -2220,7 +2269,7 @@
           <w:rPr>
             <w:webHidden/>
           </w:rPr>
-          <w:instrText>PAGEREF _Toc244088746 \h</w:instrText>
+          <w:instrText>PAGEREF _Toc244099361 \h</w:instrText>
         </w:r>
         <w:r>
           <w:rPr>
@@ -2246,7 +2295,7 @@
           <w:rPr>
             <w:webHidden/>
           </w:rPr>
-          <w:t>4</w:t>
+          <w:t>5</w:t>
         </w:r>
         <w:r>
           <w:rPr>
@@ -2269,7 +2318,7 @@
           <w14:ligatures w14:val="standardContextual"/>
         </w:rPr>
       </w:pPr>
-      <w:hyperlink w:anchor="_Toc244088747" w:history="1">
+      <w:hyperlink w:anchor="_Toc244099362" w:history="1">
         <w:r>
           <w:rPr>
             <w:rStyle w:val="ad"/>
@@ -2313,7 +2362,7 @@
             <w:noProof/>
             <w:webHidden/>
           </w:rPr>
-          <w:instrText>PAGEREF _Toc244088747 \h</w:instrText>
+          <w:instrText>PAGEREF _Toc244099362 \h</w:instrText>
         </w:r>
         <w:r>
           <w:rPr>
@@ -2366,7 +2415,7 @@
           <w14:ligatures w14:val="standardContextual"/>
         </w:rPr>
       </w:pPr>
-      <w:hyperlink w:anchor="_Toc244088748" w:history="1">
+      <w:hyperlink w:anchor="_Toc244099363" w:history="1">
         <w:r>
           <w:rPr>
             <w:rStyle w:val="ad"/>
@@ -2404,7 +2453,7 @@
           <w:rPr>
             <w:webHidden/>
           </w:rPr>
-          <w:instrText>PAGEREF _Toc244088748 \h</w:instrText>
+          <w:instrText>PAGEREF _Toc244099363 \h</w:instrText>
         </w:r>
         <w:r>
           <w:rPr>
@@ -2453,7 +2502,7 @@
           <w14:ligatures w14:val="standardContextual"/>
         </w:rPr>
       </w:pPr>
-      <w:hyperlink w:anchor="_Toc244088749" w:history="1">
+      <w:hyperlink w:anchor="_Toc244099364" w:history="1">
         <w:r>
           <w:rPr>
             <w:rStyle w:val="ad"/>
@@ -2497,7 +2546,7 @@
             <w:noProof/>
             <w:webHidden/>
           </w:rPr>
-          <w:instrText>PAGEREF _Toc244088749 \h</w:instrText>
+          <w:instrText>PAGEREF _Toc244099364 \h</w:instrText>
         </w:r>
         <w:r>
           <w:rPr>
@@ -2551,7 +2600,7 @@
           <w14:ligatures w14:val="standardContextual"/>
         </w:rPr>
       </w:pPr>
-      <w:hyperlink w:anchor="_Toc244088750" w:history="1">
+      <w:hyperlink w:anchor="_Toc244099365" w:history="1">
         <w:r>
           <w:rPr>
             <w:rStyle w:val="ad"/>
@@ -2595,7 +2644,7 @@
             <w:noProof/>
             <w:webHidden/>
           </w:rPr>
-          <w:instrText>PAGEREF _Toc244088750 \h</w:instrText>
+          <w:instrText>PAGEREF _Toc244099365 \h</w:instrText>
         </w:r>
         <w:r>
           <w:rPr>
@@ -2625,7 +2674,105 @@
             <w:noProof/>
             <w:webHidden/>
           </w:rPr>
-          <w:t>5</w:t>
+          <w:t>6</w:t>
+        </w:r>
+        <w:r>
+          <w:rPr>
+            <w:rFonts w:hint="eastAsia"/>
+            <w:noProof/>
+            <w:webHidden/>
+          </w:rPr>
+          <w:fldChar w:fldCharType="end"/>
+        </w:r>
+      </w:hyperlink>
+    </w:p>
+    <w:p>
+      <w:pPr>
+        <w:pStyle w:val="TOC3"/>
+        <w:rPr>
+          <w:rFonts w:asciiTheme="minorHAnsi" w:eastAsiaTheme="minorEastAsia" w:hAnsiTheme="minorHAnsi" w:cstheme="minorBidi" w:hint="eastAsia"/>
+          <w:noProof/>
+          <w:color w:val="auto"/>
+          <w:kern w:val="2"/>
+          <w:sz w:val="22"/>
+          <w14:ligatures w14:val="standardContextual"/>
+        </w:rPr>
+      </w:pPr>
+      <w:hyperlink w:anchor="_Toc244099366" w:history="1">
+        <w:r>
+          <w:rPr>
+            <w:rStyle w:val="ad"/>
+            <w:noProof/>
+          </w:rPr>
+          <w:t xml:space="preserve">4.1.3  </w:t>
+        </w:r>
+        <w:r>
+          <w:rPr>
+            <w:rStyle w:val="ad"/>
+            <w:noProof/>
+          </w:rPr>
+          <w:t>随包首次例程</w:t>
+        </w:r>
+        <w:r>
+          <w:rPr>
+            <w:rFonts w:hint="eastAsia"/>
+            <w:noProof/>
+            <w:webHidden/>
+          </w:rPr>
+          <w:tab/>
+        </w:r>
+        <w:r>
+          <w:rPr>
+            <w:rFonts w:hint="eastAsia"/>
+            <w:noProof/>
+            <w:webHidden/>
+          </w:rPr>
+          <w:fldChar w:fldCharType="begin"/>
+        </w:r>
+        <w:r>
+          <w:rPr>
+            <w:rFonts w:hint="eastAsia"/>
+            <w:noProof/>
+            <w:webHidden/>
+          </w:rPr>
+          <w:instrText xml:space="preserve"> </w:instrText>
+        </w:r>
+        <w:r>
+          <w:rPr>
+            <w:noProof/>
+            <w:webHidden/>
+          </w:rPr>
+          <w:instrText>PAGEREF _Toc244099366 \h</w:instrText>
+        </w:r>
+        <w:r>
+          <w:rPr>
+            <w:rFonts w:hint="eastAsia"/>
+            <w:noProof/>
+            <w:webHidden/>
+          </w:rPr>
+          <w:instrText xml:space="preserve"> </w:instrText>
+        </w:r>
+        <w:r>
+          <w:rPr>
+            <w:rFonts w:hint="eastAsia"/>
+            <w:noProof/>
+            <w:webHidden/>
+          </w:rPr>
+        </w:r>
+        <w:r>
+          <w:rPr>
+            <w:rFonts w:hint="eastAsia"/>
+            <w:noProof/>
+            <w:webHidden/>
+          </w:rPr>
+          <w:fldChar w:fldCharType="separate"/>
+        </w:r>
+        <w:r>
+          <w:rPr>
+            <w:noProof/>
+            <w:webHidden/>
+          </w:rPr>
+          <w:t>6</w:t>
         </w:r>
         <w:r>
           <w:rPr>
@@ -2648,7 +2795,7 @@
           <w14:ligatures w14:val="standardContextual"/>
         </w:rPr>
       </w:pPr>
-      <w:hyperlink w:anchor="_Toc244088751" w:history="1">
+      <w:hyperlink w:anchor="_Toc244099367" w:history="1">
         <w:r>
           <w:rPr>
             <w:rStyle w:val="ad"/>
@@ -2686,7 +2833,7 @@
           <w:rPr>
             <w:webHidden/>
           </w:rPr>
-          <w:instrText>PAGEREF _Toc244088751 \h</w:instrText>
+          <w:instrText>PAGEREF _Toc244099367 \h</w:instrText>
         </w:r>
         <w:r>
           <w:rPr>
@@ -2712,7 +2859,7 @@
           <w:rPr>
             <w:webHidden/>
           </w:rPr>
-          <w:t>6</w:t>
+          <w:t>7</w:t>
         </w:r>
         <w:r>
           <w:rPr>
@@ -2734,7 +2881,7 @@
           <w14:ligatures w14:val="standardContextual"/>
         </w:rPr>
       </w:pPr>
-      <w:hyperlink w:anchor="_Toc244088752" w:history="1">
+      <w:hyperlink w:anchor="_Toc244099368" w:history="1">
         <w:r>
           <w:rPr>
             <w:rStyle w:val="ad"/>
@@ -2772,7 +2919,7 @@
           <w:rPr>
             <w:webHidden/>
           </w:rPr>
-          <w:instrText>PAGEREF _Toc244088752 \h</w:instrText>
+          <w:instrText>PAGEREF _Toc244099368 \h</w:instrText>
         </w:r>
         <w:r>
           <w:rPr>
@@ -2798,7 +2945,7 @@
           <w:rPr>
             <w:webHidden/>
           </w:rPr>
-          <w:t>6</w:t>
+          <w:t>7</w:t>
         </w:r>
         <w:r>
           <w:rPr>
@@ -2821,7 +2968,7 @@
           <w14:ligatures w14:val="standardContextual"/>
         </w:rPr>
       </w:pPr>
-      <w:hyperlink w:anchor="_Toc244088753" w:history="1">
+      <w:hyperlink w:anchor="_Toc244099369" w:history="1">
         <w:r>
           <w:rPr>
             <w:rStyle w:val="ad"/>
@@ -2865,7 +3012,7 @@
             <w:noProof/>
             <w:webHidden/>
           </w:rPr>
-          <w:instrText>PAGEREF _Toc244088753 \h</w:instrText>
+          <w:instrText>PAGEREF _Toc244099369 \h</w:instrText>
         </w:r>
         <w:r>
           <w:rPr>
@@ -2895,7 +3042,7 @@
             <w:noProof/>
             <w:webHidden/>
           </w:rPr>
-          <w:t>6</w:t>
+          <w:t>8</w:t>
         </w:r>
         <w:r>
           <w:rPr>
@@ -2918,7 +3065,7 @@
           <w14:ligatures w14:val="standardContextual"/>
         </w:rPr>
       </w:pPr>
-      <w:hyperlink w:anchor="_Toc244088754" w:history="1">
+      <w:hyperlink w:anchor="_Toc244099370" w:history="1">
         <w:r>
           <w:rPr>
             <w:rStyle w:val="ad"/>
@@ -2956,7 +3103,7 @@
           <w:rPr>
             <w:webHidden/>
           </w:rPr>
-          <w:instrText>PAGEREF _Toc244088754 \h</w:instrText>
+          <w:instrText>PAGEREF _Toc244099370 \h</w:instrText>
         </w:r>
         <w:r>
           <w:rPr>
@@ -2982,7 +3129,7 @@
           <w:rPr>
             <w:webHidden/>
           </w:rPr>
-          <w:t>6</w:t>
+          <w:t>8</w:t>
         </w:r>
         <w:r>
           <w:rPr>
@@ -3004,7 +3151,7 @@
           <w14:ligatures w14:val="standardContextual"/>
         </w:rPr>
       </w:pPr>
-      <w:hyperlink w:anchor="_Toc244088755" w:history="1">
+      <w:hyperlink w:anchor="_Toc244099371" w:history="1">
         <w:r>
           <w:rPr>
             <w:rStyle w:val="ad"/>
@@ -3042,7 +3189,7 @@
           <w:rPr>
             <w:webHidden/>
           </w:rPr>
-          <w:instrText>PAGEREF _Toc244088755 \h</w:instrText>
+          <w:instrText>PAGEREF _Toc244099371 \h</w:instrText>
         </w:r>
         <w:r>
           <w:rPr>
@@ -3068,7 +3215,7 @@
           <w:rPr>
             <w:webHidden/>
           </w:rPr>
-          <w:t>7</w:t>
+          <w:t>8</w:t>
         </w:r>
         <w:r>
           <w:rPr>
@@ -3090,7 +3237,7 @@
           <w14:ligatures w14:val="standardContextual"/>
         </w:rPr>
       </w:pPr>
-      <w:hyperlink w:anchor="_Toc244088756" w:history="1">
+      <w:hyperlink w:anchor="_Toc244099372" w:history="1">
         <w:r>
           <w:rPr>
             <w:rStyle w:val="ad"/>
@@ -3128,7 +3275,7 @@
           <w:rPr>
             <w:webHidden/>
           </w:rPr>
-          <w:instrText>PAGEREF _Toc244088756 \h</w:instrText>
+          <w:instrText>PAGEREF _Toc244099372 \h</w:instrText>
         </w:r>
         <w:r>
           <w:rPr>
@@ -3154,7 +3301,7 @@
           <w:rPr>
             <w:webHidden/>
           </w:rPr>
-          <w:t>8</w:t>
+          <w:t>9</w:t>
         </w:r>
         <w:r>
           <w:rPr>
@@ -3177,7 +3324,7 @@
           <w14:ligatures w14:val="standardContextual"/>
         </w:rPr>
       </w:pPr>
-      <w:hyperlink w:anchor="_Toc244088757" w:history="1">
+      <w:hyperlink w:anchor="_Toc244099373" w:history="1">
         <w:r>
           <w:rPr>
             <w:rStyle w:val="ad"/>
@@ -3221,7 +3368,7 @@
             <w:noProof/>
             <w:webHidden/>
           </w:rPr>
-          <w:instrText>PAGEREF _Toc244088757 \h</w:instrText>
+          <w:instrText>PAGEREF _Toc244099373 \h</w:instrText>
         </w:r>
         <w:r>
           <w:rPr>
@@ -3251,7 +3398,7 @@
             <w:noProof/>
             <w:webHidden/>
           </w:rPr>
-          <w:t>8</w:t>
+          <w:t>9</w:t>
         </w:r>
         <w:r>
           <w:rPr>
@@ -3275,7 +3422,7 @@
           <w14:ligatures w14:val="standardContextual"/>
         </w:rPr>
       </w:pPr>
-      <w:hyperlink w:anchor="_Toc244088758" w:history="1">
+      <w:hyperlink w:anchor="_Toc244099374" w:history="1">
         <w:r>
           <w:rPr>
             <w:rStyle w:val="ad"/>
@@ -3319,7 +3466,7 @@
             <w:noProof/>
             <w:webHidden/>
           </w:rPr>
-          <w:instrText>PAGEREF _Toc244088758 \h</w:instrText>
+          <w:instrText>PAGEREF _Toc244099374 \h</w:instrText>
         </w:r>
         <w:r>
           <w:rPr>
@@ -3349,7 +3496,7 @@
             <w:noProof/>
             <w:webHidden/>
           </w:rPr>
-          <w:t>14</w:t>
+          <w:t>15</w:t>
         </w:r>
         <w:r>
           <w:rPr>
@@ -3373,7 +3520,7 @@
           <w14:ligatures w14:val="standardContextual"/>
         </w:rPr>
       </w:pPr>
-      <w:hyperlink w:anchor="_Toc244088759" w:history="1">
+      <w:hyperlink w:anchor="_Toc244099375" w:history="1">
         <w:r>
           <w:rPr>
             <w:rStyle w:val="ad"/>
@@ -3417,7 +3564,7 @@
             <w:noProof/>
             <w:webHidden/>
           </w:rPr>
-          <w:instrText>PAGEREF _Toc244088759 \h</w:instrText>
+          <w:instrText>PAGEREF _Toc244099375 \h</w:instrText>
         </w:r>
         <w:r>
           <w:rPr>
@@ -3447,7 +3594,7 @@
             <w:noProof/>
             <w:webHidden/>
           </w:rPr>
-          <w:t>17</w:t>
+          <w:t>18</w:t>
         </w:r>
         <w:r>
           <w:rPr>
@@ -3471,7 +3618,7 @@
           <w14:ligatures w14:val="standardContextual"/>
         </w:rPr>
       </w:pPr>
-      <w:hyperlink w:anchor="_Toc244088760" w:history="1">
+      <w:hyperlink w:anchor="_Toc244099376" w:history="1">
         <w:r>
           <w:rPr>
             <w:rStyle w:val="ad"/>
@@ -3515,7 +3662,7 @@
             <w:noProof/>
             <w:webHidden/>
           </w:rPr>
-          <w:instrText>PAGEREF _Toc244088760 \h</w:instrText>
+          <w:instrText>PAGEREF _Toc244099376 \h</w:instrText>
         </w:r>
         <w:r>
           <w:rPr>
@@ -3545,7 +3692,7 @@
             <w:noProof/>
             <w:webHidden/>
           </w:rPr>
-          <w:t>23</w:t>
+          <w:t>24</w:t>
         </w:r>
         <w:r>
           <w:rPr>
@@ -3569,7 +3716,7 @@
           <w14:ligatures w14:val="standardContextual"/>
         </w:rPr>
       </w:pPr>
-      <w:hyperlink w:anchor="_Toc244088761" w:history="1">
+      <w:hyperlink w:anchor="_Toc244099377" w:history="1">
         <w:r>
           <w:rPr>
             <w:rStyle w:val="ad"/>
@@ -3613,7 +3760,7 @@
             <w:noProof/>
             <w:webHidden/>
           </w:rPr>
-          <w:instrText>PAGEREF _Toc244088761 \h</w:instrText>
+          <w:instrText>PAGEREF _Toc244099377 \h</w:instrText>
         </w:r>
         <w:r>
           <w:rPr>
@@ -3643,7 +3790,7 @@
             <w:noProof/>
             <w:webHidden/>
           </w:rPr>
-          <w:t>24</w:t>
+          <w:t>26</w:t>
         </w:r>
         <w:r>
           <w:rPr>
@@ -3667,7 +3814,7 @@
           <w14:ligatures w14:val="standardContextual"/>
         </w:rPr>
       </w:pPr>
-      <w:hyperlink w:anchor="_Toc244088762" w:history="1">
+      <w:hyperlink w:anchor="_Toc244099378" w:history="1">
         <w:r>
           <w:rPr>
             <w:rStyle w:val="ad"/>
@@ -3711,7 +3858,7 @@
             <w:noProof/>
             <w:webHidden/>
           </w:rPr>
-          <w:instrText>PAGEREF _Toc244088762 \h</w:instrText>
+          <w:instrText>PAGEREF _Toc244099378 \h</w:instrText>
         </w:r>
         <w:r>
           <w:rPr>
@@ -3741,7 +3888,7 @@
             <w:noProof/>
             <w:webHidden/>
           </w:rPr>
-          <w:t>26</w:t>
+          <w:t>28</w:t>
         </w:r>
         <w:r>
           <w:rPr>
@@ -3765,7 +3912,7 @@
           <w14:ligatures w14:val="standardContextual"/>
         </w:rPr>
       </w:pPr>
-      <w:hyperlink w:anchor="_Toc244088763" w:history="1">
+      <w:hyperlink w:anchor="_Toc244099379" w:history="1">
         <w:r>
           <w:rPr>
             <w:rStyle w:val="ad"/>
@@ -3809,7 +3956,7 @@
             <w:noProof/>
             <w:webHidden/>
           </w:rPr>
-          <w:instrText>PAGEREF _Toc244088763 \h</w:instrText>
+          <w:instrText>PAGEREF _Toc244099379 \h</w:instrText>
         </w:r>
         <w:r>
           <w:rPr>
@@ -3839,7 +3986,7 @@
             <w:noProof/>
             <w:webHidden/>
           </w:rPr>
-          <w:t>29</w:t>
+          <w:t>31</w:t>
         </w:r>
         <w:r>
           <w:rPr>
@@ -3863,7 +4010,7 @@
           <w14:ligatures w14:val="standardContextual"/>
         </w:rPr>
       </w:pPr>
-      <w:hyperlink w:anchor="_Toc244088764" w:history="1">
+      <w:hyperlink w:anchor="_Toc244099380" w:history="1">
         <w:r>
           <w:rPr>
             <w:rStyle w:val="ad"/>
@@ -3907,7 +4054,7 @@
             <w:noProof/>
             <w:webHidden/>
           </w:rPr>
-          <w:instrText>PAGEREF _Toc244088764 \h</w:instrText>
+          <w:instrText>PAGEREF _Toc244099380 \h</w:instrText>
         </w:r>
         <w:r>
           <w:rPr>
@@ -3937,7 +4084,7 @@
             <w:noProof/>
             <w:webHidden/>
           </w:rPr>
-          <w:t>31</w:t>
+          <w:t>33</w:t>
         </w:r>
         <w:r>
           <w:rPr>
@@ -3960,7 +4107,7 @@
           <w14:ligatures w14:val="standardContextual"/>
         </w:rPr>
       </w:pPr>
-      <w:hyperlink w:anchor="_Toc244088765" w:history="1">
+      <w:hyperlink w:anchor="_Toc244099381" w:history="1">
         <w:r>
           <w:rPr>
             <w:rStyle w:val="ad"/>
@@ -3998,7 +4145,7 @@
           <w:rPr>
             <w:webHidden/>
           </w:rPr>
-          <w:instrText>PAGEREF _Toc244088765 \h</w:instrText>
+          <w:instrText>PAGEREF _Toc244099381 \h</w:instrText>
         </w:r>
         <w:r>
           <w:rPr>
@@ -4024,7 +4171,7 @@
           <w:rPr>
             <w:webHidden/>
           </w:rPr>
-          <w:t>33</w:t>
+          <w:t>35</w:t>
         </w:r>
         <w:r>
           <w:rPr>
@@ -4047,7 +4194,7 @@
           <w14:ligatures w14:val="standardContextual"/>
         </w:rPr>
       </w:pPr>
-      <w:hyperlink w:anchor="_Toc244088766" w:history="1">
+      <w:hyperlink w:anchor="_Toc244099382" w:history="1">
         <w:r>
           <w:rPr>
             <w:rStyle w:val="ad"/>
@@ -4091,7 +4238,7 @@
             <w:noProof/>
             <w:webHidden/>
           </w:rPr>
-          <w:instrText>PAGEREF _Toc244088766 \h</w:instrText>
+          <w:instrText>PAGEREF _Toc244099382 \h</w:instrText>
         </w:r>
         <w:r>
           <w:rPr>
@@ -4121,7 +4268,7 @@
             <w:noProof/>
             <w:webHidden/>
           </w:rPr>
-          <w:t>33</w:t>
+          <w:t>35</w:t>
         </w:r>
         <w:r>
           <w:rPr>
@@ -4145,7 +4292,7 @@
           <w14:ligatures w14:val="standardContextual"/>
         </w:rPr>
       </w:pPr>
-      <w:hyperlink w:anchor="_Toc244088767" w:history="1">
+      <w:hyperlink w:anchor="_Toc244099383" w:history="1">
         <w:r>
           <w:rPr>
             <w:rStyle w:val="ad"/>
@@ -4189,7 +4336,7 @@
             <w:noProof/>
             <w:webHidden/>
           </w:rPr>
-          <w:instrText>PAGEREF _Toc244088767 \h</w:instrText>
+          <w:instrText>PAGEREF _Toc244099383 \h</w:instrText>
         </w:r>
         <w:r>
           <w:rPr>
@@ -4219,7 +4366,7 @@
             <w:noProof/>
             <w:webHidden/>
           </w:rPr>
-          <w:t>33</w:t>
+          <w:t>35</w:t>
         </w:r>
         <w:r>
           <w:rPr>
@@ -4242,7 +4389,7 @@
           <w14:ligatures w14:val="standardContextual"/>
         </w:rPr>
       </w:pPr>
-      <w:hyperlink w:anchor="_Toc244088768" w:history="1">
+      <w:hyperlink w:anchor="_Toc244099384" w:history="1">
         <w:r>
           <w:rPr>
             <w:rStyle w:val="ad"/>
@@ -4280,7 +4427,7 @@
           <w:rPr>
             <w:webHidden/>
           </w:rPr>
-          <w:instrText>PAGEREF _Toc244088768 \h</w:instrText>
+          <w:instrText>PAGEREF _Toc244099384 \h</w:instrText>
         </w:r>
         <w:r>
           <w:rPr>
@@ -4306,7 +4453,7 @@
           <w:rPr>
             <w:webHidden/>
           </w:rPr>
-          <w:t>33</w:t>
+          <w:t>35</w:t>
         </w:r>
         <w:r>
           <w:rPr>
@@ -4328,7 +4475,7 @@
           <w14:ligatures w14:val="standardContextual"/>
         </w:rPr>
       </w:pPr>
-      <w:hyperlink w:anchor="_Toc244088769" w:history="1">
+      <w:hyperlink w:anchor="_Toc244099385" w:history="1">
         <w:r>
           <w:rPr>
             <w:rStyle w:val="ad"/>
@@ -4366,7 +4513,7 @@
           <w:rPr>
             <w:webHidden/>
           </w:rPr>
-          <w:instrText>PAGEREF _Toc244088769 \h</w:instrText>
+          <w:instrText>PAGEREF _Toc244099385 \h</w:instrText>
         </w:r>
         <w:r>
           <w:rPr>
@@ -4392,7 +4539,7 @@
           <w:rPr>
             <w:webHidden/>
           </w:rPr>
-          <w:t>33</w:t>
+          <w:t>36</w:t>
         </w:r>
         <w:r>
           <w:rPr>
@@ -4414,7 +4561,7 @@
           <w14:ligatures w14:val="standardContextual"/>
         </w:rPr>
       </w:pPr>
-      <w:hyperlink w:anchor="_Toc244088770" w:history="1">
+      <w:hyperlink w:anchor="_Toc244099386" w:history="1">
         <w:r>
           <w:rPr>
             <w:rStyle w:val="ad"/>
@@ -4452,7 +4599,7 @@
           <w:rPr>
             <w:webHidden/>
           </w:rPr>
-          <w:instrText>PAGEREF _Toc244088770 \h</w:instrText>
+          <w:instrText>PAGEREF _Toc244099386 \h</w:instrText>
         </w:r>
         <w:r>
           <w:rPr>
@@ -4478,7 +4625,7 @@
           <w:rPr>
             <w:webHidden/>
           </w:rPr>
-          <w:t>34</w:t>
+          <w:t>37</w:t>
         </w:r>
         <w:r>
           <w:rPr>
@@ -4500,7 +4647,7 @@
           <w14:ligatures w14:val="standardContextual"/>
         </w:rPr>
       </w:pPr>
-      <w:hyperlink w:anchor="_Toc244088771" w:history="1">
+      <w:hyperlink w:anchor="_Toc244099387" w:history="1">
         <w:r>
           <w:rPr>
             <w:rStyle w:val="ad"/>
@@ -4538,7 +4685,7 @@
           <w:rPr>
             <w:webHidden/>
           </w:rPr>
-          <w:instrText>PAGEREF _Toc244088771 \h</w:instrText>
+          <w:instrText>PAGEREF _Toc244099387 \h</w:instrText>
         </w:r>
         <w:r>
           <w:rPr>
@@ -4564,7 +4711,7 @@
           <w:rPr>
             <w:webHidden/>
           </w:rPr>
-          <w:t>35</w:t>
+          <w:t>37</w:t>
         </w:r>
         <w:r>
           <w:rPr>
@@ -4587,7 +4734,7 @@
           <w14:ligatures w14:val="standardContextual"/>
         </w:rPr>
       </w:pPr>
-      <w:hyperlink w:anchor="_Toc244088772" w:history="1">
+      <w:hyperlink w:anchor="_Toc244099388" w:history="1">
         <w:r>
           <w:rPr>
             <w:rStyle w:val="ad"/>
@@ -4631,7 +4778,7 @@
             <w:noProof/>
             <w:webHidden/>
           </w:rPr>
-          <w:instrText>PAGEREF _Toc244088772 \h</w:instrText>
+          <w:instrText>PAGEREF _Toc244099388 \h</w:instrText>
         </w:r>
         <w:r>
           <w:rPr>
@@ -4661,7 +4808,7 @@
             <w:noProof/>
             <w:webHidden/>
           </w:rPr>
-          <w:t>35</w:t>
+          <w:t>38</w:t>
         </w:r>
         <w:r>
           <w:rPr>
@@ -4709,7 +4856,7 @@
           <w:rFonts w:hint="eastAsia"/>
         </w:rPr>
       </w:pPr>
-      <w:bookmarkStart w:id="0" w:name="_Toc244088732"/>
+      <w:bookmarkStart w:id="0" w:name="_Toc244099347"/>
       <w:r>
         <w:lastRenderedPageBreak/>
         <w:t>1  范围</w:t>
@@ -4727,7 +4874,7 @@
           <w:rFonts w:hint="eastAsia"/>
         </w:rPr>
       </w:pPr>
-      <w:bookmarkStart w:id="1" w:name="_Toc244088733"/>
+      <w:bookmarkStart w:id="1" w:name="_Toc244099348"/>
       <w:r>
         <w:t>1.1  标识</w:t>
       </w:r>
@@ -4741,7 +4888,7 @@
         <w:t>/</w:t>
       </w:r>
       <w:r>
-        <w:t>超短波智能规划系统截至</w:t>
+        <w:t>超短波智能规划系统</w:t>
       </w:r>
       <w:r>
         <w:t>2026</w:t>
@@ -4759,7 +4906,7 @@
         <w:t>28</w:t>
       </w:r>
       <w:r>
-        <w:t>日的最新版功能。页面名称为</w:t>
+        <w:t>日交付版的操作。页面名称为</w:t>
       </w:r>
       <w:r>
         <w:t>“</w:t>
@@ -4783,19 +4930,19 @@
         <w:t>package-manifest.json</w:t>
       </w:r>
       <w:r>
-        <w:t>为准，文档版本不代表构建号。版本提示：本机</w:t>
-      </w:r>
-      <w:r>
-        <w:t>18480</w:t>
-      </w:r>
-      <w:r>
-        <w:t>端口便携实例仍为</w:t>
-      </w:r>
-      <w:r>
-        <w:t>ddbfd51</w:t>
-      </w:r>
-      <w:r>
-        <w:t>，本文新增操作需安装或升级至包含相应功能的版本后使用。</w:t>
+        <w:t>为准，文档版本不代表构建号。使用时应核对手册与交付包版本，访问地址以本实例</w:t>
+      </w:r>
+      <w:r>
+        <w:t>app\data\runtime\</w:t>
+      </w:r>
+      <w:r>
+        <w:t>访问地址</w:t>
+      </w:r>
+      <w:r>
+        <w:t>.txt</w:t>
+      </w:r>
+      <w:r>
+        <w:t>为准。</w:t>
       </w:r>
     </w:p>
     <w:tbl>
@@ -5076,7 +5223,7 @@
           <w:rFonts w:hint="eastAsia"/>
         </w:rPr>
       </w:pPr>
-      <w:bookmarkStart w:id="2" w:name="_Toc244088734"/>
+      <w:bookmarkStart w:id="2" w:name="_Toc244099349"/>
       <w:r>
         <w:t>1.2  系统概述</w:t>
       </w:r>
@@ -5089,25 +5236,13 @@
     </w:p>
     <w:p>
       <w:r>
-        <w:t>当前随包资源标注为</w:t>
-      </w:r>
-      <w:r>
-        <w:t>“</w:t>
-      </w:r>
-      <w:r>
-        <w:t>构造联调数据，非生产、非实测</w:t>
-      </w:r>
-      <w:r>
-        <w:t>”</w:t>
-      </w:r>
-      <w:r>
-        <w:t>。地图</w:t>
-      </w:r>
-      <w:r>
-        <w:t xml:space="preserve"> DEM </w:t>
-      </w:r>
-      <w:r>
-        <w:t>表示地面高程，算法图层表示预测结果；设备状态快照表示所选批次的数据。三者不能相互替代。系统受理配置请求、保存当前方案或标注故障，不等于现场设备已经执行指令。</w:t>
+        <w:t>随包例程与演示资源为人工构造示例，并非现场实测。地图</w:t>
+      </w:r>
+      <w:r>
+        <w:t>DEM</w:t>
+      </w:r>
+      <w:r>
+        <w:t>表示地面高程，算法图层表示预测结果，设备状态快照表示所选批次的数据；应核对来源和采集时间。系统受理配置请求、保存当前方案或标注故障，不等于现场设备已执行指令。</w:t>
       </w:r>
     </w:p>
     <w:p>
@@ -5121,7 +5256,7 @@
           <w:rFonts w:hint="eastAsia"/>
         </w:rPr>
       </w:pPr>
-      <w:bookmarkStart w:id="3" w:name="_Toc244088735"/>
+      <w:bookmarkStart w:id="3" w:name="_Toc244099350"/>
       <w:r>
         <w:t>1.3  文档概述</w:t>
       </w:r>
@@ -5167,7 +5302,7 @@
           <w:rFonts w:hint="eastAsia"/>
         </w:rPr>
       </w:pPr>
-      <w:bookmarkStart w:id="4" w:name="_Toc244088736"/>
+      <w:bookmarkStart w:id="4" w:name="_Toc244099351"/>
       <w:r>
         <w:lastRenderedPageBreak/>
         <w:t>2  引用文档</w:t>
@@ -5478,7 +5613,7 @@
           <w:rFonts w:hint="eastAsia"/>
         </w:rPr>
       </w:pPr>
-      <w:bookmarkStart w:id="5" w:name="_Toc244088737"/>
+      <w:bookmarkStart w:id="5" w:name="_Toc244099352"/>
       <w:r>
         <w:t>3  软件综述</w:t>
       </w:r>
@@ -5495,7 +5630,7 @@
           <w:rFonts w:hint="eastAsia"/>
         </w:rPr>
       </w:pPr>
-      <w:bookmarkStart w:id="6" w:name="_Toc244088738"/>
+      <w:bookmarkStart w:id="6" w:name="_Toc244099353"/>
       <w:r>
         <w:t>3.1  软件应用</w:t>
       </w:r>
@@ -5547,7 +5682,7 @@
           <w:rFonts w:hint="eastAsia"/>
         </w:rPr>
       </w:pPr>
-      <w:bookmarkStart w:id="7" w:name="_Toc244088739"/>
+      <w:bookmarkStart w:id="7" w:name="_Toc244099354"/>
       <w:r>
         <w:t>3.2  软件清单</w:t>
       </w:r>
@@ -5911,7 +6046,7 @@
           <w:rFonts w:hint="eastAsia"/>
         </w:rPr>
       </w:pPr>
-      <w:bookmarkStart w:id="8" w:name="_Toc244088740"/>
+      <w:bookmarkStart w:id="8" w:name="_Toc244099355"/>
       <w:r>
         <w:t>3.3  软件环境</w:t>
       </w:r>
@@ -5919,66 +6054,66 @@
     </w:p>
     <w:p>
       <w:r>
-        <w:t>本便携包适用于</w:t>
-      </w:r>
-      <w:r>
-        <w:t xml:space="preserve"> Windows 10/11 x64</w:t>
-      </w:r>
-      <w:r>
-        <w:t>，建议使用</w:t>
-      </w:r>
-      <w:r>
-        <w:t xml:space="preserve"> Edge </w:t>
-      </w:r>
-      <w:r>
-        <w:t>或</w:t>
-      </w:r>
-      <w:r>
-        <w:t xml:space="preserve"> Chrome</w:t>
-      </w:r>
-      <w:r>
-        <w:t>。包内已带运行所需环境，最终用户无需安装</w:t>
-      </w:r>
-      <w:r>
-        <w:t xml:space="preserve"> Python</w:t>
+        <w:t>本手册对应</w:t>
+      </w:r>
+      <w:r>
+        <w:t>Windows x64</w:t>
+      </w:r>
+      <w:r>
+        <w:t>便携包，具体系统版本、</w:t>
+      </w:r>
+      <w:r>
+        <w:t>CPU</w:t>
+      </w:r>
+      <w:r>
+        <w:t>架构和浏览器应与交付包说明及已核验环境相符。包内已带运行所需环境，最终用户无需另行安装</w:t>
+      </w:r>
+      <w:r>
+        <w:t>Python</w:t>
       </w:r>
       <w:r>
         <w:t>、</w:t>
       </w:r>
       <w:r>
-        <w:t xml:space="preserve">Node.js </w:t>
-      </w:r>
-      <w:r>
-        <w:t>或数据库，也不需联网下载依赖。麒麟及其他</w:t>
-      </w:r>
-      <w:r>
-        <w:t xml:space="preserve"> Linux </w:t>
-      </w:r>
-      <w:r>
-        <w:t>系统需制作对应</w:t>
-      </w:r>
-      <w:r>
-        <w:t xml:space="preserve"> CPU </w:t>
-      </w:r>
-      <w:r>
-        <w:t>架构的软件包，不能直接运行本</w:t>
-      </w:r>
-      <w:r>
-        <w:t xml:space="preserve"> Windows </w:t>
-      </w:r>
-      <w:r>
-        <w:t>包。</w:t>
-      </w:r>
-    </w:p>
-    <w:p>
-      <w:r>
-        <w:t>解压目录须具有读写权限，不限定盘符和固定目录名，支持中文及空格。至少保留</w:t>
-      </w:r>
-      <w:r>
-        <w:t xml:space="preserve"> 2 GB </w:t>
-      </w:r>
-      <w:r>
-        <w:t>可写空间作为基本运行余量；大区域、多设备和细网格计算需要额外空间与内存。不要在压缩软件临时目录中直接启动。不要在系统仍运行时搬移目录、删除缓存或修改数据库。</w:t>
+        <w:t>Node.js</w:t>
+      </w:r>
+      <w:r>
+        <w:t>或数据库，也不需联网下载依赖。其他操作系统或</w:t>
+      </w:r>
+      <w:r>
+        <w:t>CPU</w:t>
+      </w:r>
+      <w:r>
+        <w:t>架构需由维护人员确认对应交付包及兼容性，不能仅凭文件可解压判断可以运行。</w:t>
+      </w:r>
+    </w:p>
+    <w:p>
+      <w:r>
+        <w:t>将完整软件包解压到有读写权限、路径较短的目录；盘符和目录名不固定，中文与空格路径可按交付验证情况使用。磁盘余量应按目标磁盘解压后的实际</w:t>
+      </w:r>
+      <w:r>
+        <w:t>“</w:t>
+      </w:r>
+      <w:r>
+        <w:t>占用空间</w:t>
+      </w:r>
+      <w:r>
+        <w:t>”</w:t>
+      </w:r>
+      <w:r>
+        <w:t>及业务数据、日志、缓存增长核对，不能把压缩包大小或</w:t>
+      </w:r>
+      <w:r>
+        <w:t>2 GB</w:t>
+      </w:r>
+      <w:r>
+        <w:t>当作空间足够的保证。</w:t>
+      </w:r>
+      <w:r>
+        <w:t>exFAT</w:t>
+      </w:r>
+      <w:r>
+        <w:t>等文件系统的簇大小会放大小文件的实际占用，解压前后均应检查可用空间。不要在压缩软件临时目录中直接启动，也不要在运行时搬移目录、删除缓存或修改数据库。</w:t>
       </w:r>
     </w:p>
     <w:p>
@@ -5992,7 +6127,7 @@
           <w:rFonts w:hint="eastAsia"/>
         </w:rPr>
       </w:pPr>
-      <w:bookmarkStart w:id="9" w:name="_Toc244088741"/>
+      <w:bookmarkStart w:id="9" w:name="_Toc244099356"/>
       <w:r>
         <w:t>3.4  软件组织和操作概述</w:t>
       </w:r>
@@ -6009,7 +6144,7 @@
           <w:rFonts w:hint="eastAsia"/>
         </w:rPr>
       </w:pPr>
-      <w:bookmarkStart w:id="10" w:name="_Toc244088742"/>
+      <w:bookmarkStart w:id="10" w:name="_Toc244099357"/>
       <w:r>
         <w:t>3.4.1  页面与角色</w:t>
       </w:r>
@@ -6472,6 +6607,7 @@
               <w:pStyle w:val="ManualTable"/>
             </w:pPr>
             <w:r>
+              <w:lastRenderedPageBreak/>
               <w:t>系统管理</w:t>
             </w:r>
           </w:p>
@@ -6525,7 +6661,6 @@
     </w:p>
     <w:p>
       <w:r>
-        <w:lastRenderedPageBreak/>
         <w:t>包内初始身份按业务编辑者、知识审核者、系统管理员分工。编辑者维护业务和知识草稿，审核者处理知识审核与发布，管理员维护账号和授权；实际可见功能以角色权限为准。无法看到某个入口时先核对当前身份，不能以切换页面替代重新登录另一账号。</w:t>
       </w:r>
     </w:p>
@@ -6540,7 +6675,7 @@
           <w:rFonts w:hint="eastAsia"/>
         </w:rPr>
       </w:pPr>
-      <w:bookmarkStart w:id="11" w:name="_Toc244088743"/>
+      <w:bookmarkStart w:id="11" w:name="_Toc244099358"/>
       <w:r>
         <w:t>3.4.2  计算与显示特性</w:t>
       </w:r>
@@ -6591,7 +6726,7 @@
           <w:rFonts w:hint="eastAsia"/>
         </w:rPr>
       </w:pPr>
-      <w:bookmarkStart w:id="12" w:name="_Toc244088744"/>
+      <w:bookmarkStart w:id="12" w:name="_Toc244099359"/>
       <w:r>
         <w:t>3.5  意外事故及运行的备用状态和方式</w:t>
       </w:r>
@@ -6618,7 +6753,7 @@
           <w:rFonts w:hint="eastAsia"/>
         </w:rPr>
       </w:pPr>
-      <w:bookmarkStart w:id="13" w:name="_Toc244088745"/>
+      <w:bookmarkStart w:id="13" w:name="_Toc244099360"/>
       <w:r>
         <w:t>3.6  保密性</w:t>
       </w:r>
@@ -6651,8 +6786,9 @@
           <w:rFonts w:hint="eastAsia"/>
         </w:rPr>
       </w:pPr>
-      <w:bookmarkStart w:id="14" w:name="_Toc244088746"/>
-      <w:r>
+      <w:bookmarkStart w:id="14" w:name="_Toc244099361"/>
+      <w:r>
+        <w:lastRenderedPageBreak/>
         <w:t>3.7  帮助和问题报告</w:t>
       </w:r>
       <w:bookmarkEnd w:id="14"/>
@@ -6727,9 +6863,8 @@
           <w:rFonts w:hint="eastAsia"/>
         </w:rPr>
       </w:pPr>
-      <w:bookmarkStart w:id="15" w:name="_Toc244088747"/>
-      <w:r>
-        <w:lastRenderedPageBreak/>
+      <w:bookmarkStart w:id="15" w:name="_Toc244099362"/>
+      <w:r>
         <w:t>4  软件入门</w:t>
       </w:r>
       <w:bookmarkEnd w:id="15"/>
@@ -6745,7 +6880,7 @@
           <w:rFonts w:hint="eastAsia"/>
         </w:rPr>
       </w:pPr>
-      <w:bookmarkStart w:id="16" w:name="_Toc244088748"/>
+      <w:bookmarkStart w:id="16" w:name="_Toc244099363"/>
       <w:r>
         <w:t>4.1  软件的首次使用</w:t>
       </w:r>
@@ -6762,7 +6897,7 @@
           <w:rFonts w:hint="eastAsia"/>
         </w:rPr>
       </w:pPr>
-      <w:bookmarkStart w:id="17" w:name="_Toc244088749"/>
+      <w:bookmarkStart w:id="17" w:name="_Toc244099364"/>
       <w:r>
         <w:t>4.1.1  解压并准备目录</w:t>
       </w:r>
@@ -6899,8 +7034,9 @@
           <w:rFonts w:hint="eastAsia"/>
         </w:rPr>
       </w:pPr>
-      <w:bookmarkStart w:id="18" w:name="_Toc244088750"/>
-      <w:r>
+      <w:bookmarkStart w:id="18" w:name="_Toc244099365"/>
+      <w:r>
+        <w:lastRenderedPageBreak/>
         <w:t>4.1.2  首次登录与修改密码</w:t>
       </w:r>
       <w:bookmarkEnd w:id="18"/>
@@ -7029,7 +7165,6 @@
         <w:pStyle w:val="ManualStep"/>
       </w:pPr>
       <w:r>
-        <w:lastRenderedPageBreak/>
         <w:t>（</w:t>
       </w:r>
       <w:r>
@@ -7080,7 +7215,7 @@
         <w:t>4</w:t>
       </w:r>
       <w:r>
-        <w:t>）进入页面后检查当前身份、数据来源标记及各业务导航。密码输入区失败后会清空，不代表刚才没有输入；检查大小写、前后空格以及是否拿错实例的初始账号。改过密码后请使用新密码。</w:t>
+        <w:t>）进入页面后检查当前账号及可访问的业务导航。密码输入区在登录失败后会清空；检查大小写、前后空格以及是否拿错实例的初始账号。改过密码后请使用新密码；查看业务数据时另行核对来源和采集时间。</w:t>
       </w:r>
     </w:p>
     <w:p>
@@ -7119,6 +7254,296 @@
       </w:r>
       <w:r>
         <w:t>查询，勿连续换密码重试；忘记当前密码时由有权限的管理员执行密码维护。</w:t>
+      </w:r>
+    </w:p>
+    <w:p>
+      <w:pPr>
+        <w:pStyle w:val="3"/>
+        <w:numPr>
+          <w:ilvl w:val="2"/>
+          <w:numId w:val="0"/>
+        </w:numPr>
+        <w:rPr>
+          <w:rFonts w:hint="eastAsia"/>
+        </w:rPr>
+      </w:pPr>
+      <w:bookmarkStart w:id="19" w:name="_Toc244099366"/>
+      <w:r>
+        <w:t xml:space="preserve">4.1.3  </w:t>
+      </w:r>
+      <w:r>
+        <w:t>随包首次例程</w:t>
+      </w:r>
+      <w:bookmarkEnd w:id="19"/>
+    </w:p>
+    <w:p>
+      <w:r>
+        <w:t>第一次练习可打开解压根目录</w:t>
+      </w:r>
+      <w:r>
+        <w:t>“</w:t>
+      </w:r>
+      <w:r>
+        <w:t>首次使用演示</w:t>
+      </w:r>
+      <w:r>
+        <w:t>.html”</w:t>
+      </w:r>
+      <w:r>
+        <w:t>，按离线指引操作。</w:t>
+      </w:r>
+      <w:r>
+        <w:t>“</w:t>
+      </w:r>
+      <w:r>
+        <w:t>首次使用演示</w:t>
+      </w:r>
+      <w:r>
+        <w:t>”</w:t>
+      </w:r>
+      <w:r>
+        <w:t>文件夹提供任务</w:t>
+      </w:r>
+      <w:r>
+        <w:t>CSV</w:t>
+      </w:r>
+      <w:r>
+        <w:t>、故障场景</w:t>
+      </w:r>
+      <w:r>
+        <w:t>CSV</w:t>
+      </w:r>
+      <w:r>
+        <w:t>和演示步骤，</w:t>
+      </w:r>
+      <w:r>
+        <w:t>“</w:t>
+      </w:r>
+      <w:r>
+        <w:t>用户手册</w:t>
+      </w:r>
+      <w:r>
+        <w:t>”</w:t>
+      </w:r>
+      <w:r>
+        <w:t>文件夹提供</w:t>
+      </w:r>
+      <w:r>
+        <w:t>DOCX</w:t>
+      </w:r>
+      <w:r>
+        <w:t>及</w:t>
+      </w:r>
+      <w:r>
+        <w:t>PDF</w:t>
+      </w:r>
+      <w:r>
+        <w:t>。访问地址和首</w:t>
+      </w:r>
+      <w:r>
+        <w:lastRenderedPageBreak/>
+        <w:t>次账号文件在首次启动时生成，三类初始账号均须先改密。仅解压不会生成计算结果，新包不带他人的历史任务、方案或诊断记录。</w:t>
+      </w:r>
+    </w:p>
+    <w:p>
+      <w:r>
+        <w:t>进入</w:t>
+      </w:r>
+      <w:r>
+        <w:t>“</w:t>
+      </w:r>
+      <w:r>
+        <w:t>网络规划</w:t>
+      </w:r>
+      <w:r>
+        <w:t>”→“</w:t>
+      </w:r>
+      <w:r>
+        <w:t>导入</w:t>
+      </w:r>
+      <w:r>
+        <w:t>”</w:t>
+      </w:r>
+      <w:r>
+        <w:t>，在</w:t>
+      </w:r>
+      <w:r>
+        <w:t>“</w:t>
+      </w:r>
+      <w:r>
+        <w:t>首次使用演示</w:t>
+      </w:r>
+      <w:r>
+        <w:t>\01_</w:t>
+      </w:r>
+      <w:r>
+        <w:t>规划任务导入</w:t>
+      </w:r>
+      <w:r>
+        <w:t>”</w:t>
+      </w:r>
+      <w:r>
+        <w:t>中按住</w:t>
+      </w:r>
+      <w:r>
+        <w:t>Ctrl</w:t>
+      </w:r>
+      <w:r>
+        <w:t>同时选中</w:t>
+      </w:r>
+      <w:r>
+        <w:t>01_task_scenarios.csv</w:t>
+      </w:r>
+      <w:r>
+        <w:t>和</w:t>
+      </w:r>
+      <w:r>
+        <w:t>02_task_links.csv</w:t>
+      </w:r>
+      <w:r>
+        <w:t>，确认页面列出两份文件，再点</w:t>
+      </w:r>
+      <w:r>
+        <w:t>“</w:t>
+      </w:r>
+      <w:r>
+        <w:t>解析并校验</w:t>
+      </w:r>
+      <w:r>
+        <w:t>”</w:t>
+      </w:r>
+      <w:r>
+        <w:t>。核对后</w:t>
+      </w:r>
+      <w:r>
+        <w:t>“</w:t>
+      </w:r>
+      <w:r>
+        <w:t>确认替换当前草稿</w:t>
+      </w:r>
+      <w:r>
+        <w:t>”→“</w:t>
+      </w:r>
+      <w:r>
+        <w:t>保存任务</w:t>
+      </w:r>
+      <w:r>
+        <w:t>”→“</w:t>
+      </w:r>
+      <w:r>
+        <w:t>提交规划</w:t>
+      </w:r>
+      <w:r>
+        <w:t>”</w:t>
+      </w:r>
+      <w:r>
+        <w:t>，等待本次终态，记录作业编号。预检、应用草稿和保存任务均不表示已完成计算。</w:t>
+      </w:r>
+    </w:p>
+    <w:p>
+      <w:r>
+        <w:t>核对本次必要通联</w:t>
+      </w:r>
+      <w:r>
+        <w:t>100%</w:t>
+      </w:r>
+      <w:r>
+        <w:t>、抗毁性不低于</w:t>
+      </w:r>
+      <w:r>
+        <w:t>90%</w:t>
+      </w:r>
+      <w:r>
+        <w:t>、中继不超过</w:t>
+      </w:r>
+      <w:r>
+        <w:t>2</w:t>
+      </w:r>
+      <w:r>
+        <w:t>跳、频率冲突</w:t>
+      </w:r>
+      <w:r>
+        <w:t>0</w:t>
+      </w:r>
+      <w:r>
+        <w:t>处及全部检查，且配置完整后，再保存方案并转正。必要通联与全体连通率分开读取；覆盖显示未计算时照实记录。有缺口时停止例程后续确认，保留本次结果交维护人员核对，不降门槛、不扩频，也不以风险转正代替本例达标；指引中的参考数值不是本机结果保证。</w:t>
+      </w:r>
+    </w:p>
+    <w:p>
+      <w:r>
+        <w:t>在</w:t>
+      </w:r>
+      <w:r>
+        <w:t>“</w:t>
+      </w:r>
+      <w:r>
+        <w:t>故障诊断</w:t>
+      </w:r>
+      <w:r>
+        <w:t>”</w:t>
+      </w:r>
+      <w:r>
+        <w:t>导入</w:t>
+      </w:r>
+      <w:r>
+        <w:t>“</w:t>
+      </w:r>
+      <w:r>
+        <w:t>首次使用演示</w:t>
+      </w:r>
+      <w:r>
+        <w:t>\02_</w:t>
+      </w:r>
+      <w:r>
+        <w:t>故障场景导入</w:t>
+      </w:r>
+      <w:r>
+        <w:t>\05_</w:t>
+      </w:r>
+      <w:r>
+        <w:t>故障场景</w:t>
+      </w:r>
+      <w:r>
+        <w:t>_</w:t>
+      </w:r>
+      <w:r>
+        <w:t>三类示例</w:t>
+      </w:r>
+      <w:r>
+        <w:t>.csv”</w:t>
+      </w:r>
+      <w:r>
+        <w:t>前，明确选择本次新确认网络并核对对象；选中文件即预检，无误后</w:t>
+      </w:r>
+      <w:r>
+        <w:t>“</w:t>
+      </w:r>
+      <w:r>
+        <w:t>整批导入</w:t>
+      </w:r>
+      <w:r>
+        <w:t>”</w:t>
+      </w:r>
+      <w:r>
+        <w:t>。三例分别</w:t>
+      </w:r>
+      <w:r>
+        <w:t>“</w:t>
+      </w:r>
+      <w:r>
+        <w:t>开始诊断</w:t>
+      </w:r>
+      <w:r>
+        <w:t>”</w:t>
+      </w:r>
+      <w:r>
+        <w:t>，保持页面打开，等待诊断与影响两阶段完成，再查看并导出本次报告。知识反馈先形成草稿，由作者送审、另一授权账号审核，再单独发布；用本次返回的新案例号检索。构造现象、候选根因与建议需人工复核，</w:t>
+      </w:r>
+      <w:r>
+        <w:t>ML</w:t>
+      </w:r>
+      <w:r>
+        <w:t>未启用，没有真实设备下发；完成到哪一步就记录到哪一步。</w:t>
       </w:r>
     </w:p>
     <w:p>
@@ -7132,11 +7557,11 @@
           <w:rFonts w:hint="eastAsia"/>
         </w:rPr>
       </w:pPr>
-      <w:bookmarkStart w:id="19" w:name="_Toc244088751"/>
+      <w:bookmarkStart w:id="20" w:name="_Toc244099367"/>
       <w:r>
         <w:t>4.2  启动</w:t>
       </w:r>
-      <w:bookmarkEnd w:id="19"/>
+      <w:bookmarkEnd w:id="20"/>
     </w:p>
     <w:p>
       <w:pPr>
@@ -7209,11 +7634,11 @@
           <w:rFonts w:hint="eastAsia"/>
         </w:rPr>
       </w:pPr>
-      <w:bookmarkStart w:id="20" w:name="_Toc244088752"/>
+      <w:bookmarkStart w:id="21" w:name="_Toc244099368"/>
       <w:r>
         <w:t>4.3  停止和挂起</w:t>
       </w:r>
-      <w:bookmarkEnd w:id="20"/>
+      <w:bookmarkEnd w:id="21"/>
     </w:p>
     <w:p>
       <w:pPr>
@@ -7283,6 +7708,7 @@
     </w:p>
     <w:p>
       <w:r>
+        <w:lastRenderedPageBreak/>
         <w:t>系统未提供将正在运行计算整体挂起并在另一台机器继续的操作。暂离时可保留浏览器；恢复后核对会话和作业状态。关机前按上述步骤停止。</w:t>
       </w:r>
     </w:p>
@@ -7297,11 +7723,11 @@
           <w:rFonts w:hint="eastAsia"/>
         </w:rPr>
       </w:pPr>
-      <w:bookmarkStart w:id="21" w:name="_Toc244088753"/>
+      <w:bookmarkStart w:id="22" w:name="_Toc244099369"/>
       <w:r>
         <w:t>5  使用指南</w:t>
       </w:r>
-      <w:bookmarkEnd w:id="21"/>
+      <w:bookmarkEnd w:id="22"/>
     </w:p>
     <w:p>
       <w:pPr>
@@ -7314,11 +7740,11 @@
           <w:rFonts w:hint="eastAsia"/>
         </w:rPr>
       </w:pPr>
-      <w:bookmarkStart w:id="22" w:name="_Toc244088754"/>
+      <w:bookmarkStart w:id="23" w:name="_Toc244099370"/>
       <w:r>
         <w:t>5.1  能力</w:t>
       </w:r>
-      <w:bookmarkEnd w:id="22"/>
+      <w:bookmarkEnd w:id="23"/>
     </w:p>
     <w:p>
       <w:r>
@@ -7370,11 +7796,7 @@
         <w:t xml:space="preserve"> → </w:t>
       </w:r>
       <w:r>
-        <w:t>系统管理。页面中的主导航用于切换业务，抽屉用于填</w:t>
-      </w:r>
-      <w:r>
-        <w:lastRenderedPageBreak/>
-        <w:t>写、查看或确认；抽屉关闭不等于保存。权限和来源条件不满足时，按钮隐藏或禁用，按附近说明处理。</w:t>
+        <w:t>系统管理。页面中的主导航用于切换业务，抽屉用于填写、查看或确认；抽屉关闭不等于保存。权限和来源条件不满足时，按钮隐藏或禁用，按附近说明处理。</w:t>
       </w:r>
     </w:p>
     <w:p>
@@ -7388,11 +7810,11 @@
           <w:rFonts w:hint="eastAsia"/>
         </w:rPr>
       </w:pPr>
-      <w:bookmarkStart w:id="23" w:name="_Toc244088755"/>
+      <w:bookmarkStart w:id="24" w:name="_Toc244099371"/>
       <w:r>
         <w:t>5.2  约定</w:t>
       </w:r>
-      <w:bookmarkEnd w:id="23"/>
+      <w:bookmarkEnd w:id="24"/>
     </w:p>
     <w:tbl>
       <w:tblPr>
@@ -7875,12 +8297,12 @@
           <w:rFonts w:hint="eastAsia"/>
         </w:rPr>
       </w:pPr>
-      <w:bookmarkStart w:id="24" w:name="_Toc244088756"/>
+      <w:bookmarkStart w:id="25" w:name="_Toc244099372"/>
       <w:r>
         <w:lastRenderedPageBreak/>
         <w:t>5.3  处理规程</w:t>
       </w:r>
-      <w:bookmarkEnd w:id="24"/>
+      <w:bookmarkEnd w:id="25"/>
     </w:p>
     <w:p>
       <w:pPr>
@@ -7893,11 +8315,11 @@
           <w:rFonts w:hint="eastAsia"/>
         </w:rPr>
       </w:pPr>
-      <w:bookmarkStart w:id="25" w:name="_Toc244088757"/>
+      <w:bookmarkStart w:id="26" w:name="_Toc244099373"/>
       <w:r>
         <w:t>5.3.1  GIS 态势与资源管理</w:t>
       </w:r>
-      <w:bookmarkEnd w:id="25"/>
+      <w:bookmarkEnd w:id="26"/>
     </w:p>
     <w:p>
       <w:pPr>
@@ -8780,7 +9202,55 @@
         <w:t>3</w:t>
       </w:r>
       <w:r>
-        <w:t>）按需查看覆盖结果及其显示形式。未提供覆盖、路径或可核验的冻结地形时，以页面缺失说明为准，不能据此认定覆盖为零或网络中断。查看结束点击</w:t>
+        <w:t>）已有覆盖时，可勾选</w:t>
+      </w:r>
+      <w:r>
+        <w:t>“</w:t>
+      </w:r>
+      <w:r>
+        <w:t>覆盖结果</w:t>
+      </w:r>
+      <w:r>
+        <w:t>”</w:t>
+      </w:r>
+      <w:r>
+        <w:t>，并选择</w:t>
+      </w:r>
+      <w:r>
+        <w:t>“</w:t>
+      </w:r>
+      <w:r>
+        <w:t>自动</w:t>
+      </w:r>
+      <w:r>
+        <w:t>”“</w:t>
+      </w:r>
+      <w:r>
+        <w:t>场强栅格</w:t>
+      </w:r>
+      <w:r>
+        <w:t>”</w:t>
+      </w:r>
+      <w:r>
+        <w:t>或</w:t>
+      </w:r>
+      <w:r>
+        <w:t>“</w:t>
+      </w:r>
+      <w:r>
+        <w:t>覆盖轮廓</w:t>
+      </w:r>
+      <w:r>
+        <w:t>”</w:t>
+      </w:r>
+      <w:r>
+        <w:t>查看。</w:t>
+      </w:r>
+      <w:r>
+        <w:t>GIS</w:t>
+      </w:r>
+      <w:r>
+        <w:t>只显示已有冻结结果，显隐和显示方式切换不修改参数、不启动计算；需要选择带宽或重新计算时，到网络规划中打开同一来源。未提供覆盖、路径或可核验的冻结地形时，按页面缺失说明处理，不能据此认定覆盖为零或网络中断。查看结束点击</w:t>
       </w:r>
       <w:r>
         <w:t>“</w:t>
@@ -9156,6 +9626,7 @@
         <w:pStyle w:val="ManualStep"/>
       </w:pPr>
       <w:r>
+        <w:lastRenderedPageBreak/>
         <w:t>（</w:t>
       </w:r>
       <w:r>
@@ -9206,7 +9677,6 @@
         <w:pStyle w:val="ManualStep"/>
       </w:pPr>
       <w:r>
-        <w:lastRenderedPageBreak/>
         <w:t>（</w:t>
       </w:r>
       <w:r>
@@ -9789,13 +10259,25 @@
         <w:t>2</w:t>
       </w:r>
       <w:r>
-        <w:t>）高程可空，挂高不得小于</w:t>
+        <w:t>）高程可空，有值须为有限数；资源高程仅保留原值，当前传播计算的地面高程取自冻结且已核验的</w:t>
+      </w:r>
+      <w:r>
+        <w:t>DEM</w:t>
+      </w:r>
+      <w:r>
+        <w:t>地形。挂高不得小于</w:t>
       </w:r>
       <w:r>
         <w:t>0</w:t>
       </w:r>
       <w:r>
-        <w:t>；占空比可空，有值时须为</w:t>
+        <w:t>，显式填</w:t>
+      </w:r>
+      <w:r>
+        <w:t>0</w:t>
+      </w:r>
+      <w:r>
+        <w:t>会保留。占空比可空，有值须为</w:t>
       </w:r>
       <w:r>
         <w:t>0—1</w:t>
@@ -9813,13 +10295,13 @@
         <w:t>OMNI</w:t>
       </w:r>
       <w:r>
-        <w:t>的方位角可空，定向</w:t>
+        <w:t>不使用方位角；定向</w:t>
       </w:r>
       <w:r>
         <w:t>DIRECTIONAL</w:t>
       </w:r>
       <w:r>
-        <w:t>须填有效方位角，范围为不小于</w:t>
+        <w:t>须填不小于</w:t>
       </w:r>
       <w:r>
         <w:t>0°</w:t>
@@ -9831,7 +10313,7 @@
         <w:t>360°</w:t>
       </w:r>
       <w:r>
-        <w:t>。空方向图按</w:t>
+        <w:t>的有效方位角。空方向图按</w:t>
       </w:r>
       <w:r>
         <w:t>OMNI</w:t>
@@ -9905,6 +10387,7 @@
         <w:pStyle w:val="ManualStep"/>
       </w:pPr>
       <w:r>
+        <w:lastRenderedPageBreak/>
         <w:t>（</w:t>
       </w:r>
       <w:r>
@@ -9944,7 +10427,6 @@
         </w:rPr>
       </w:pPr>
       <w:r>
-        <w:lastRenderedPageBreak/>
         <w:t>5.3.1.7  录入候选链路</w:t>
       </w:r>
     </w:p>
@@ -10401,6 +10883,7 @@
         <w:pStyle w:val="ManualStep"/>
       </w:pPr>
       <w:r>
+        <w:lastRenderedPageBreak/>
         <w:t>（</w:t>
       </w:r>
       <w:r>
@@ -10445,7 +10928,6 @@
         <w:pStyle w:val="ManualStep"/>
       </w:pPr>
       <w:r>
-        <w:lastRenderedPageBreak/>
         <w:t>（</w:t>
       </w:r>
       <w:r>
@@ -10853,6 +11335,7 @@
         <w:pStyle w:val="ManualStep"/>
       </w:pPr>
       <w:r>
+        <w:lastRenderedPageBreak/>
         <w:t>（</w:t>
       </w:r>
       <w:r>
@@ -10915,7 +11398,6 @@
         <w:pStyle w:val="ManualStep"/>
       </w:pPr>
       <w:r>
-        <w:lastRenderedPageBreak/>
         <w:t>（</w:t>
       </w:r>
       <w:r>
@@ -11237,11 +11719,11 @@
           <w:rFonts w:hint="eastAsia"/>
         </w:rPr>
       </w:pPr>
-      <w:bookmarkStart w:id="26" w:name="_Toc244088758"/>
+      <w:bookmarkStart w:id="27" w:name="_Toc244099374"/>
       <w:r>
         <w:t>5.3.2  规划频点与频谱观测操作</w:t>
       </w:r>
-      <w:bookmarkEnd w:id="26"/>
+      <w:bookmarkEnd w:id="27"/>
     </w:p>
     <w:p>
       <w:r>
@@ -11296,6 +11778,7 @@
         </w:rPr>
       </w:pPr>
       <w:r>
+        <w:lastRenderedPageBreak/>
         <w:t>5.3.2.1  新增、修改、启停规划频点</w:t>
       </w:r>
     </w:p>
@@ -11384,7 +11867,6 @@
         <w:pStyle w:val="ManualStep"/>
       </w:pPr>
       <w:r>
-        <w:lastRenderedPageBreak/>
         <w:t>（</w:t>
       </w:r>
       <w:r>
@@ -11783,6 +12265,7 @@
         <w:pStyle w:val="ManualStep"/>
       </w:pPr>
       <w:r>
+        <w:lastRenderedPageBreak/>
         <w:t>（</w:t>
       </w:r>
       <w:r>
@@ -11973,7 +12456,6 @@
         <w:pStyle w:val="ManualStep"/>
       </w:pPr>
       <w:r>
-        <w:lastRenderedPageBreak/>
         <w:t>（</w:t>
       </w:r>
       <w:r>
@@ -12356,6 +12838,7 @@
         </w:rPr>
       </w:pPr>
       <w:r>
+        <w:lastRenderedPageBreak/>
         <w:t>5.3.2.4  在 GIS 查看设备、链路与频谱态势</w:t>
       </w:r>
     </w:p>
@@ -12512,7 +12995,6 @@
         <w:pStyle w:val="ManualStep"/>
       </w:pPr>
       <w:r>
-        <w:lastRenderedPageBreak/>
         <w:t>（</w:t>
       </w:r>
       <w:r>
@@ -12565,11 +13047,11 @@
           <w:rFonts w:hint="eastAsia"/>
         </w:rPr>
       </w:pPr>
-      <w:bookmarkStart w:id="27" w:name="_Toc244088759"/>
+      <w:bookmarkStart w:id="28" w:name="_Toc244099375"/>
       <w:r>
         <w:t>5.3.3  网络规划</w:t>
       </w:r>
-      <w:bookmarkEnd w:id="27"/>
+      <w:bookmarkEnd w:id="28"/>
     </w:p>
     <w:p>
       <w:pPr>
@@ -12658,7 +13140,11 @@
         <w:t>”</w:t>
       </w:r>
       <w:r>
-        <w:t>三个工作区，点击步骤名称可切换。完整操作为：准备资源、填写任务、保存任务、提交规划、检查结果、保存方案、核对后转正。切换工作区不会代替保存或启动计算；计算结束也不表示全部要求达标。文中的</w:t>
+        <w:t>三个工作区，点击步骤名称可切换。完整操作为：准备</w:t>
+      </w:r>
+      <w:r>
+        <w:lastRenderedPageBreak/>
+        <w:t>资源、填写任务、保存任务、提交规划、检查结果、保存方案、核对后转正。切换工作区不会代替保存或启动计算；计算结束也不表示全部要求达标。文中的</w:t>
       </w:r>
       <w:r>
         <w:t>“</w:t>
@@ -12815,11 +13301,7 @@
         <w:t>114.25</w:t>
       </w:r>
       <w:r>
-        <w:t>。</w:t>
-      </w:r>
-      <w:r>
-        <w:lastRenderedPageBreak/>
-        <w:t>经度为</w:t>
+        <w:t>。经度为</w:t>
       </w:r>
       <w:r>
         <w:t>−180</w:t>
@@ -13135,28 +13617,70 @@
         <w:t>XLSX</w:t>
       </w:r>
       <w:r>
-        <w:t>或配套的两个</w:t>
+        <w:t>，或在同一次文件选择中按住</w:t>
+      </w:r>
+      <w:r>
+        <w:t>Ctrl</w:t>
+      </w:r>
+      <w:r>
+        <w:t>选中配套的任务</w:t>
       </w:r>
       <w:r>
         <w:t>CSV</w:t>
       </w:r>
       <w:r>
-        <w:t>，每个文件非空且不超过</w:t>
+        <w:t>和需求</w:t>
+      </w:r>
+      <w:r>
+        <w:t>CSV</w:t>
+      </w:r>
+      <w:r>
+        <w:t>，确认页面同时列出两份文件后点击</w:t>
+      </w:r>
+      <w:r>
+        <w:t>“</w:t>
+      </w:r>
+      <w:r>
+        <w:t>解析并校验</w:t>
+      </w:r>
+      <w:r>
+        <w:t>”</w:t>
+      </w:r>
+      <w:r>
+        <w:t>，不要分两次逐个选择。首次演示使用包内</w:t>
+      </w:r>
+      <w:r>
+        <w:t>“</w:t>
+      </w:r>
+      <w:r>
+        <w:t>首次使用演示</w:t>
+      </w:r>
+      <w:r>
+        <w:t>\01_</w:t>
+      </w:r>
+      <w:r>
+        <w:t>规划任务导入</w:t>
+      </w:r>
+      <w:r>
+        <w:t>”</w:t>
+      </w:r>
+      <w:r>
+        <w:t>中的</w:t>
+      </w:r>
+      <w:r>
+        <w:t>01_task_scenarios.csv</w:t>
+      </w:r>
+      <w:r>
+        <w:t>与</w:t>
+      </w:r>
+      <w:r>
+        <w:t>02_task_links.csv</w:t>
+      </w:r>
+      <w:r>
+        <w:t>。每个文件非空且不超过</w:t>
       </w:r>
       <w:r>
         <w:t>5 MiB</w:t>
-      </w:r>
-      <w:r>
-        <w:t>，点击</w:t>
-      </w:r>
-      <w:r>
-        <w:t>“</w:t>
-      </w:r>
-      <w:r>
-        <w:t>解析并校验</w:t>
-      </w:r>
-      <w:r>
-        <w:t>”</w:t>
       </w:r>
       <w:r>
         <w:t>。查看问题表中的对象、字段和原因；引用不存在、编号重复、数值不合法时，先修正原文件，再重新选择和校验。</w:t>
@@ -13212,6 +13736,7 @@
         </w:rPr>
       </w:pPr>
       <w:r>
+        <w:lastRenderedPageBreak/>
         <w:t>5.3.3.3  选择参与节点并逐条填写通联需求</w:t>
       </w:r>
     </w:p>
@@ -13388,7 +13913,6 @@
               <w:rPr>
                 <w:b/>
               </w:rPr>
-              <w:lastRenderedPageBreak/>
               <w:t>输入项</w:t>
             </w:r>
           </w:p>
@@ -13931,6 +14455,7 @@
               <w:rPr>
                 <w:b/>
               </w:rPr>
+              <w:lastRenderedPageBreak/>
               <w:t>条件</w:t>
             </w:r>
           </w:p>
@@ -14290,7 +14815,6 @@
               <w:pStyle w:val="ManualTable"/>
             </w:pPr>
             <w:r>
-              <w:lastRenderedPageBreak/>
               <w:t>地物与全部通视节点</w:t>
             </w:r>
           </w:p>
@@ -14628,6 +15152,7 @@
         <w:pStyle w:val="ManualStep"/>
       </w:pPr>
       <w:r>
+        <w:lastRenderedPageBreak/>
         <w:t>（</w:t>
       </w:r>
       <w:r>
@@ -14714,7 +15239,25 @@
         <w:t>0</w:t>
       </w:r>
       <w:r>
-        <w:t>表示不新增。新增部署单元由位置与设备类型组成，不等于设备实例总数。期望备选数量填正整数，表示请求几份方案，实际份数受可行性和预算限制。</w:t>
+        <w:t>表示不新增。指定数量不能超过本次候选筛选后不同物理位置的可用数量，不按设备实例数凑数；不足时查看实际可用数量和失败原因。</w:t>
+      </w:r>
+      <w:r>
+        <w:t>“</w:t>
+      </w:r>
+      <w:r>
+        <w:t>期望备选数量</w:t>
+      </w:r>
+      <w:r>
+        <w:t>”</w:t>
+      </w:r>
+      <w:r>
+        <w:t>填</w:t>
+      </w:r>
+      <w:r>
+        <w:t>1—40</w:t>
+      </w:r>
+      <w:r>
+        <w:t>的整数，实际返回份数仍取决于可行性和计算预算，不保证足额。历史记录保留原值，再次保存或执行时按当前范围校验。</w:t>
       </w:r>
     </w:p>
     <w:p>
@@ -14722,7 +15265,6 @@
         <w:pStyle w:val="ManualStep"/>
       </w:pPr>
       <w:r>
-        <w:lastRenderedPageBreak/>
         <w:t>（</w:t>
       </w:r>
       <w:r>
@@ -15080,7 +15622,11 @@
         <w:t>”</w:t>
       </w:r>
       <w:r>
-        <w:t>等反证结论，才能按所列端点设备、频点限制判断无解。检查详细原因和频率缺口，调整有依据的条件后重试，不要把超时理解为所有方案都不可能。</w:t>
+        <w:t>等反证结论，才能</w:t>
+      </w:r>
+      <w:r>
+        <w:lastRenderedPageBreak/>
+        <w:t>按所列端点设备、频点限制判断无解。检查详细原因和频率缺口，调整有依据的条件后重试，不要把超时理解为所有方案都不可能。</w:t>
       </w:r>
     </w:p>
     <w:p>
@@ -15295,7 +15841,6 @@
               <w:pStyle w:val="ManualTable"/>
             </w:pPr>
             <w:r>
-              <w:lastRenderedPageBreak/>
               <w:t>总辐射功率与部署成本</w:t>
             </w:r>
           </w:p>
@@ -15706,13 +16251,7 @@
         <w:t>”</w:t>
       </w:r>
       <w:r>
-        <w:t>（提交</w:t>
-      </w:r>
-      <w:r>
-        <w:t>accept_quality_risk=true</w:t>
-      </w:r>
-      <w:r>
-        <w:t>）；取消不写入。达标方案在</w:t>
+        <w:t>；取消不写入。达标方案在</w:t>
       </w:r>
       <w:r>
         <w:t>“</w:t>
@@ -15724,7 +16263,7 @@
         <w:t>”</w:t>
       </w:r>
       <w:r>
-        <w:t>中核对后确认。成功后查看当前标记和转正配置；旧版本、原指标及未达标结论保留，转正不等于达标，也不向真实设备下发。</w:t>
+        <w:t>中核对后确认。成功后查看当前标记和转正配置；旧版本、原指标及未达标结论保留。风险接受不降低原门槛，转正不等于达标，也不向真实设备下发。包内首次使用例程仅在原约束检查全部通过且配置完整后继续确认；有缺口时保留本次结果并交维护人员核对，不以风险转正代替该例程达标。</w:t>
       </w:r>
     </w:p>
     <w:p>
@@ -15739,6 +16278,7 @@
         </w:rPr>
       </w:pPr>
       <w:r>
+        <w:lastRenderedPageBreak/>
         <w:t>5.3.3.8  调整设备、主路由并比较版本</w:t>
       </w:r>
     </w:p>
@@ -15909,7 +16449,6 @@
         <w:pStyle w:val="ManualStep"/>
       </w:pPr>
       <w:r>
-        <w:lastRenderedPageBreak/>
         <w:t>（</w:t>
       </w:r>
       <w:r>
@@ -16046,11 +16585,11 @@
           <w:rFonts w:hint="eastAsia"/>
         </w:rPr>
       </w:pPr>
-      <w:bookmarkStart w:id="28" w:name="_Toc244088760"/>
+      <w:bookmarkStart w:id="29" w:name="_Toc244099376"/>
       <w:r>
         <w:t>5.3.4  覆盖预测</w:t>
       </w:r>
-      <w:bookmarkEnd w:id="28"/>
+      <w:bookmarkEnd w:id="29"/>
     </w:p>
     <w:p>
       <w:pPr>
@@ -16078,7 +16617,7 @@
         <w:t>1</w:t>
       </w:r>
       <w:r>
-        <w:t>）在当前方案的</w:t>
+        <w:t>）在当前候选或方案的</w:t>
       </w:r>
       <w:r>
         <w:t>“</w:t>
@@ -16090,7 +16629,7 @@
         <w:t>”</w:t>
       </w:r>
       <w:r>
-        <w:t>点击</w:t>
+        <w:t>中，可读取已有覆盖缓存；结果查看区只读。需要设置带宽或生成新覆盖时，点击</w:t>
       </w:r>
       <w:r>
         <w:t>“</w:t>
@@ -16114,7 +16653,7 @@
         <w:t>”</w:t>
       </w:r>
       <w:r>
-        <w:t>，进入调整工作区。结果查看区为只读；需要新计算时使用调整工作区，并确认覆盖绑定当前候选或方案快照。修改设备或路由后，应完成预览，再重新计算匹配覆盖。</w:t>
+        <w:t>进入调整工作区，并确认绑定的是当前候选或方案快照。勾选覆盖图层、切换设备和显示方式只改变显示，不启动重算。当前显示结果采用其缓存记录的带宽版本，新的带宽选择只用于后续计算。修改设备或路由后，应完成预览，再读取匹配缓存或重新计算。</w:t>
       </w:r>
     </w:p>
     <w:p>
@@ -16240,6 +16779,7 @@
         <w:pStyle w:val="ManualStep"/>
       </w:pPr>
       <w:r>
+        <w:lastRenderedPageBreak/>
         <w:t>（</w:t>
       </w:r>
       <w:r>
@@ -16592,7 +17132,6 @@
         <w:rPr>
           <w:b/>
         </w:rPr>
-        <w:lastRenderedPageBreak/>
         <w:t>注意：</w:t>
       </w:r>
       <w:r>
@@ -16730,25 +17269,31 @@
         <w:t>”</w:t>
       </w:r>
       <w:r>
-        <w:t>可查看所选设备完整范围。场强单位</w:t>
+        <w:t>可查看所选设备完整范围。预测场强单位为</w:t>
       </w:r>
       <w:r>
         <w:t>dBμV/m</w:t>
       </w:r>
       <w:r>
-        <w:t>；分级按接收门限以上的场强，强为</w:t>
+        <w:t>；强、中、弱按预测场强高于该频点接收门限的余量分级：余量</w:t>
       </w:r>
       <w:r>
         <w:t>≥20 dB</w:t>
       </w:r>
       <w:r>
-        <w:t>，中为</w:t>
-      </w:r>
-      <w:r>
-        <w:t>≥10 dB</w:t>
-      </w:r>
-      <w:r>
-        <w:t>，其余达标格为弱。分级和热力图是模型预测，不是实测等级。</w:t>
+        <w:t>为强，</w:t>
+      </w:r>
+      <w:r>
+        <w:t>10 dB≤</w:t>
+      </w:r>
+      <w:r>
+        <w:t>余量</w:t>
+      </w:r>
+      <w:r>
+        <w:t>&lt;20 dB</w:t>
+      </w:r>
+      <w:r>
+        <w:t>为中，其余达到接收门限的格面或环带为弱。热力图颜色表示所选设备的实际预测场强范围。分级界限是当前显示规则，不是新增验收门槛，也不是实测等级。</w:t>
       </w:r>
     </w:p>
     <w:p>
@@ -16829,11 +17374,12 @@
           <w:rFonts w:hint="eastAsia"/>
         </w:rPr>
       </w:pPr>
-      <w:bookmarkStart w:id="29" w:name="_Toc244088761"/>
-      <w:r>
+      <w:bookmarkStart w:id="30" w:name="_Toc244099377"/>
+      <w:r>
+        <w:lastRenderedPageBreak/>
         <w:t>5.3.5  干扰分析与措施采纳</w:t>
       </w:r>
-      <w:bookmarkEnd w:id="29"/>
+      <w:bookmarkEnd w:id="30"/>
     </w:p>
     <w:p>
       <w:pPr>
@@ -17104,7 +17650,6 @@
         </w:rPr>
       </w:pPr>
       <w:r>
-        <w:lastRenderedPageBreak/>
         <w:t>5.3.5.2  核对五类建议并采纳重算</w:t>
       </w:r>
     </w:p>
@@ -17487,6 +18032,27 @@
       </w:pPr>
     </w:p>
     <w:p>
+      <w:r>
+        <w:t>在分析运行详情展开</w:t>
+      </w:r>
+      <w:r>
+        <w:t>“</w:t>
+      </w:r>
+      <w:r>
+        <w:t>分析有效参数及来源</w:t>
+      </w:r>
+      <w:r>
+        <w:t>”</w:t>
+      </w:r>
+      <w:r>
+        <w:t>，逐个核对干扰源实际参与计算的参数及来源，区分原始填写值、空值采用的模型约定和全向方位角不适用。旧运行提示未记录参数来源时，保留原</w:t>
+      </w:r>
+      <w:r>
+        <w:lastRenderedPageBreak/>
+        <w:t>冻结历史，不推定其曾采用当前默认处理。出现源名称、字段及缺失或范围错误时，按提示补充主资源并保存新的场景版本；若资源变更使原方案来源失效，先重新规划并保存有效方案，再分析。</w:t>
+      </w:r>
+    </w:p>
+    <w:p>
       <w:pPr>
         <w:pStyle w:val="ManualStep"/>
       </w:pPr>
@@ -17747,7 +18313,6 @@
         <w:rPr>
           <w:b/>
         </w:rPr>
-        <w:lastRenderedPageBreak/>
         <w:t>注意：</w:t>
       </w:r>
       <w:r>
@@ -17777,11 +18342,12 @@
           <w:rFonts w:hint="eastAsia"/>
         </w:rPr>
       </w:pPr>
-      <w:bookmarkStart w:id="30" w:name="_Toc244088762"/>
-      <w:r>
+      <w:bookmarkStart w:id="31" w:name="_Toc244099378"/>
+      <w:r>
+        <w:lastRenderedPageBreak/>
         <w:t>5.3.6  故障诊断操作</w:t>
       </w:r>
-      <w:bookmarkEnd w:id="30"/>
+      <w:bookmarkEnd w:id="31"/>
     </w:p>
     <w:p>
       <w:pPr>
@@ -17795,7 +18361,7 @@
         </w:rPr>
         <w:drawing>
           <wp:inline distT="0" distB="0" distL="0" distR="0" wp14:anchorId="256567E3" wp14:editId="3E4F3BBE">
-            <wp:extent cx="5897880" cy="3686175"/>
+            <wp:extent cx="5897880" cy="4095750"/>
             <wp:effectExtent l="0" t="0" r="0" b="0"/>
             <wp:docPr id="4" name="Picture 4"/>
             <wp:cNvGraphicFramePr>
@@ -17817,7 +18383,7 @@
                   <pic:spPr>
                     <a:xfrm>
                       <a:off x="0" y="0"/>
-                      <a:ext cx="5897880" cy="3686175"/>
+                      <a:ext cx="5897880" cy="4095750"/>
                     </a:xfrm>
                     <a:prstGeom prst="rect">
                       <a:avLst/>
@@ -18019,51 +18585,51 @@
         <w:pStyle w:val="ManualStep"/>
       </w:pPr>
       <w:r>
+        <w:t>（</w:t>
+      </w:r>
+      <w:r>
+        <w:t>4</w:t>
+      </w:r>
+      <w:r>
+        <w:t>）发生时间可留空；填写时使用带时区的完整时间，例如</w:t>
+      </w:r>
+      <w:r>
+        <w:t>“2026-10-28T09:00:00+08:00”</w:t>
+      </w:r>
+      <w:r>
+        <w:t>。电磁干扰可选</w:t>
+      </w:r>
+      <w:r>
+        <w:t>“</w:t>
+      </w:r>
+      <w:r>
+        <w:t>干扰源</w:t>
+      </w:r>
+      <w:r>
+        <w:t>”</w:t>
+      </w:r>
+      <w:r>
+        <w:t>，没有依据时保留</w:t>
+      </w:r>
+      <w:r>
+        <w:t>“</w:t>
+      </w:r>
+      <w:r>
+        <w:t>未指定</w:t>
+      </w:r>
+      <w:r>
+        <w:t>”</w:t>
+      </w:r>
+      <w:r>
+        <w:t>。选择干扰源不会自动补充现象或确定根因。</w:t>
+      </w:r>
+    </w:p>
+    <w:p>
+      <w:pPr>
+        <w:pStyle w:val="ManualStep"/>
+      </w:pPr>
+      <w:r>
         <w:lastRenderedPageBreak/>
-        <w:t>（</w:t>
-      </w:r>
-      <w:r>
-        <w:t>4</w:t>
-      </w:r>
-      <w:r>
-        <w:t>）发生时间可留空；填写时使用带时区的完整时间，例如</w:t>
-      </w:r>
-      <w:r>
-        <w:t>“2026-10-28T09:00:00+08:00”</w:t>
-      </w:r>
-      <w:r>
-        <w:t>。电磁干扰可选</w:t>
-      </w:r>
-      <w:r>
-        <w:t>“</w:t>
-      </w:r>
-      <w:r>
-        <w:t>干扰源</w:t>
-      </w:r>
-      <w:r>
-        <w:t>”</w:t>
-      </w:r>
-      <w:r>
-        <w:t>，没有依据时保留</w:t>
-      </w:r>
-      <w:r>
-        <w:t>“</w:t>
-      </w:r>
-      <w:r>
-        <w:t>未指定</w:t>
-      </w:r>
-      <w:r>
-        <w:t>”</w:t>
-      </w:r>
-      <w:r>
-        <w:t>。选择干扰源不会自动补充现象或确定根因。</w:t>
-      </w:r>
-    </w:p>
-    <w:p>
-      <w:pPr>
-        <w:pStyle w:val="ManualStep"/>
-      </w:pPr>
-      <w:r>
         <w:t>（</w:t>
       </w:r>
       <w:r>
@@ -18375,6 +18941,7 @@
           <w:p>
             <w:pPr>
               <w:pStyle w:val="ManualTable"/>
+              <w:jc w:val="left"/>
             </w:pPr>
             <w:r>
               <w:t>软件配置异常（</w:t>
@@ -18844,7 +19411,6 @@
         <w:t>“fault_type”</w:t>
       </w:r>
       <w:r>
-        <w:lastRenderedPageBreak/>
         <w:t>（故障类型）使用上表括号内代码。对象编号、现象编号和干扰源编号均取自所选网络及当前目录，不用名称替代。</w:t>
       </w:r>
     </w:p>
@@ -18860,6 +19426,7 @@
         </w:rPr>
       </w:pPr>
       <w:r>
+        <w:lastRenderedPageBreak/>
         <w:t>5.3.6.3  执行诊断并阅读结果</w:t>
       </w:r>
     </w:p>
@@ -18924,7 +19491,43 @@
         <w:t>2</w:t>
       </w:r>
       <w:r>
-        <w:t>）诊断成功后，当前页面会继续提交影响分析，无需另找影响启动按钮。两阶段均成功后才能取得完整报告；只出现诊断结论时，不能认为影响分析也已完成。</w:t>
+        <w:t>）保持诊断页面打开并保留执行权限。诊断就绪后，当前页面会继续提交第二阶段影响分析，无需另找影响启动按钮，点击</w:t>
+      </w:r>
+      <w:r>
+        <w:t>“</w:t>
+      </w:r>
+      <w:r>
+        <w:t>影响</w:t>
+      </w:r>
+      <w:r>
+        <w:t>”</w:t>
+      </w:r>
+      <w:r>
+        <w:t>标签也不表示已启动分析。离页、查询失败或权限变化时，不能假定第二阶段已经提交；返回</w:t>
+      </w:r>
+      <w:r>
+        <w:t>“</w:t>
+      </w:r>
+      <w:r>
+        <w:t>诊断运行记录</w:t>
+      </w:r>
+      <w:r>
+        <w:t>”</w:t>
+      </w:r>
+      <w:r>
+        <w:t>选择原运行，恢复查询并核对阶段状态，不要重复点击</w:t>
+      </w:r>
+      <w:r>
+        <w:t>“</w:t>
+      </w:r>
+      <w:r>
+        <w:t>开始诊断</w:t>
+      </w:r>
+      <w:r>
+        <w:t>”</w:t>
+      </w:r>
+      <w:r>
+        <w:t>。两阶段均成功后才能取得完整报告；只出现候选诊断结论时，不能认为影响分析也已完成。</w:t>
       </w:r>
     </w:p>
     <w:p>
@@ -19411,6 +20014,7 @@
         </w:rPr>
       </w:pPr>
       <w:r>
+        <w:lastRenderedPageBreak/>
         <w:t>5.3.6.4  导出诊断报告</w:t>
       </w:r>
     </w:p>
@@ -19488,11 +20092,7 @@
         <w:t>“</w:t>
       </w:r>
       <w:r>
-        <w:t>示意</w:t>
-      </w:r>
-      <w:r>
-        <w:lastRenderedPageBreak/>
-        <w:t>图</w:t>
+        <w:t>示意图</w:t>
       </w:r>
       <w:r>
         <w:t xml:space="preserve"> PNG”</w:t>
@@ -19524,11 +20124,11 @@
           <w:rFonts w:hint="eastAsia"/>
         </w:rPr>
       </w:pPr>
-      <w:bookmarkStart w:id="31" w:name="_Toc244088763"/>
+      <w:bookmarkStart w:id="32" w:name="_Toc244099379"/>
       <w:r>
         <w:t>5.3.7  知识图谱操作</w:t>
       </w:r>
-      <w:bookmarkEnd w:id="31"/>
+      <w:bookmarkEnd w:id="32"/>
     </w:p>
     <w:p>
       <w:pPr>
@@ -19542,7 +20142,7 @@
         </w:rPr>
         <w:drawing>
           <wp:inline distT="0" distB="0" distL="0" distR="0" wp14:anchorId="00B3BE6C" wp14:editId="0A9CD2E9">
-            <wp:extent cx="5897880" cy="3686175"/>
+            <wp:extent cx="5897880" cy="4095750"/>
             <wp:effectExtent l="0" t="0" r="0" b="0"/>
             <wp:docPr id="5" name="Picture 5"/>
             <wp:cNvGraphicFramePr>
@@ -19564,7 +20164,7 @@
                   <pic:spPr>
                     <a:xfrm>
                       <a:off x="0" y="0"/>
-                      <a:ext cx="5897880" cy="3686175"/>
+                      <a:ext cx="5897880" cy="4095750"/>
                     </a:xfrm>
                     <a:prstGeom prst="rect">
                       <a:avLst/>
@@ -19832,6 +20432,7 @@
         <w:pStyle w:val="ManualStep"/>
       </w:pPr>
       <w:r>
+        <w:lastRenderedPageBreak/>
         <w:t>（</w:t>
       </w:r>
       <w:r>
@@ -19956,7 +20557,6 @@
         <w:pStyle w:val="ManualStep"/>
       </w:pPr>
       <w:r>
-        <w:lastRenderedPageBreak/>
         <w:t>（</w:t>
       </w:r>
       <w:r>
@@ -20289,7 +20889,7 @@
     </w:p>
     <w:p>
       <w:r>
-        <w:t>录入人工核实的故障案例时，可在诊断结果点</w:t>
+        <w:t>在本次诊断结果点</w:t>
       </w:r>
       <w:r>
         <w:t>“</w:t>
@@ -20313,7 +20913,7 @@
         <w:t>”</w:t>
       </w:r>
       <w:r>
-        <w:t>，填写根因、故障部件、处置方案和诊断步骤，点击</w:t>
+        <w:t>，填写根因、故障部件、处置方案和诊断步骤，再点</w:t>
       </w:r>
       <w:r>
         <w:t>“</w:t>
@@ -20325,7 +20925,32 @@
         <w:t>”</w:t>
       </w:r>
       <w:r>
-        <w:t>。步骤逐行填写；必须有观察现象、根因和处置方案。看到草稿编号后进入</w:t>
+        <w:t>。步骤逐行填写，必须保留观察现象、根因说明和处置方案。候选根因和处置建议需人工复核；使用构造数据练习时，应在内容中注明</w:t>
+      </w:r>
+      <w:r>
+        <w:t>“</w:t>
+      </w:r>
+      <w:r>
+        <w:t>人工构造、非实测、候选待现场复核、未执行下发或维修</w:t>
+      </w:r>
+      <w:r>
+        <w:t>”</w:t>
+      </w:r>
+      <w:r>
+        <w:t>，不得写成已确诊或已修复。</w:t>
+      </w:r>
+      <w:r>
+        <w:t>“</w:t>
+      </w:r>
+      <w:r>
+        <w:t>人工确认故障类型</w:t>
+      </w:r>
+      <w:r>
+        <w:t>”</w:t>
+      </w:r>
+      <w:r>
+        <w:lastRenderedPageBreak/>
+        <w:t>不代表候选根因已获现场证实。记录本次返回的案例号及草稿编号，再进入</w:t>
       </w:r>
       <w:r>
         <w:t>“</w:t>
@@ -20337,7 +20962,7 @@
         <w:t>”</w:t>
       </w:r>
       <w:r>
-        <w:t>处理，不能把保存案例当作发布完成。</w:t>
+        <w:t>送审；保存草稿或发布知识均不表示训练了机器学习模型。</w:t>
       </w:r>
     </w:p>
     <w:p>
@@ -20502,7 +21127,6 @@
         <w:pStyle w:val="ManualStep"/>
       </w:pPr>
       <w:r>
-        <w:lastRenderedPageBreak/>
         <w:t>（</w:t>
       </w:r>
       <w:r>
@@ -20627,6 +21251,7 @@
     <w:p>
       <w:pPr>
         <w:pStyle w:val="ManualNote"/>
+        <w:spacing w:before="100"/>
       </w:pPr>
       <w:r>
         <w:rPr>
@@ -20661,11 +21286,11 @@
           <w:rFonts w:hint="eastAsia"/>
         </w:rPr>
       </w:pPr>
-      <w:bookmarkStart w:id="32" w:name="_Toc244088764"/>
+      <w:bookmarkStart w:id="33" w:name="_Toc244099380"/>
       <w:r>
         <w:t>5.3.8  系统管理操作</w:t>
       </w:r>
-      <w:bookmarkEnd w:id="32"/>
+      <w:bookmarkEnd w:id="33"/>
     </w:p>
     <w:p>
       <w:pPr>
@@ -20793,6 +21418,7 @@
         <w:pStyle w:val="ManualStep"/>
       </w:pPr>
       <w:r>
+        <w:lastRenderedPageBreak/>
         <w:t>（</w:t>
       </w:r>
       <w:r>
@@ -20949,7 +21575,6 @@
         <w:pStyle w:val="ManualStep"/>
       </w:pPr>
       <w:r>
-        <w:lastRenderedPageBreak/>
         <w:t>（</w:t>
       </w:r>
       <w:r>
@@ -21437,6 +22062,7 @@
         <w:pStyle w:val="ManualStep"/>
       </w:pPr>
       <w:r>
+        <w:lastRenderedPageBreak/>
         <w:t>（</w:t>
       </w:r>
       <w:r>
@@ -21557,12 +22183,11 @@
           <w:rFonts w:hint="eastAsia"/>
         </w:rPr>
       </w:pPr>
-      <w:bookmarkStart w:id="33" w:name="_Toc244088765"/>
-      <w:r>
-        <w:lastRenderedPageBreak/>
+      <w:bookmarkStart w:id="34" w:name="_Toc244099381"/>
+      <w:r>
         <w:t>5.4  有关的处理</w:t>
       </w:r>
-      <w:bookmarkEnd w:id="33"/>
+      <w:bookmarkEnd w:id="34"/>
     </w:p>
     <w:p>
       <w:pPr>
@@ -21575,11 +22200,11 @@
           <w:rFonts w:hint="eastAsia"/>
         </w:rPr>
       </w:pPr>
-      <w:bookmarkStart w:id="34" w:name="_Toc244088766"/>
+      <w:bookmarkStart w:id="35" w:name="_Toc244099382"/>
       <w:r>
         <w:t>5.4.1  基础资源变化后的后续操作</w:t>
       </w:r>
-      <w:bookmarkEnd w:id="34"/>
+      <w:bookmarkEnd w:id="35"/>
     </w:p>
     <w:p>
       <w:pPr>
@@ -21634,11 +22259,11 @@
           <w:rFonts w:hint="eastAsia"/>
         </w:rPr>
       </w:pPr>
-      <w:bookmarkStart w:id="35" w:name="_Toc244088767"/>
+      <w:bookmarkStart w:id="36" w:name="_Toc244099383"/>
       <w:r>
         <w:t>5.4.2  导出文件的使用</w:t>
       </w:r>
-      <w:bookmarkEnd w:id="35"/>
+      <w:bookmarkEnd w:id="36"/>
     </w:p>
     <w:p>
       <w:r>
@@ -21662,11 +22287,11 @@
           <w:rFonts w:hint="eastAsia"/>
         </w:rPr>
       </w:pPr>
-      <w:bookmarkStart w:id="36" w:name="_Toc244088768"/>
+      <w:bookmarkStart w:id="37" w:name="_Toc244099384"/>
       <w:r>
         <w:t>5.5  数据备份</w:t>
       </w:r>
-      <w:bookmarkEnd w:id="36"/>
+      <w:bookmarkEnd w:id="37"/>
     </w:p>
     <w:p>
       <w:r>
@@ -21687,7 +22312,11 @@
     </w:p>
     <w:p>
       <w:r>
-        <w:t>恢复前保留当前目录原件，核对程序清单和数据迁移版本，使用同一程序版本的完整备份。恢复后启动并抽查登录、资源版本、任务、方案及知识版本；版本不一致、备份不完整或启动报错时停止尝试并联系维护人员，不重置为新库。更新程序时也不能以新包空运行目录覆盖已有数据。此处是数据保全操作说明，不代表软件提供了自动备份或已执行本次现场恢复验收。</w:t>
+        <w:t>恢复前保留当前目录原件，核对程序清单和数据迁移版本，使用同一程序版本的完整备份。恢复后启动并抽查登录、资源版本、任务、方案及知识版本；版本不一致、备份不完整或启动报错时</w:t>
+      </w:r>
+      <w:r>
+        <w:lastRenderedPageBreak/>
+        <w:t>停止尝试并联系维护人员，不重置为新库。更新程序时也不能以新包空运行目录覆盖已有数据。此处是数据保全操作说明，不代表软件提供了自动备份或已执行本次现场恢复验收。</w:t>
       </w:r>
     </w:p>
     <w:p>
@@ -21701,11 +22330,11 @@
           <w:rFonts w:hint="eastAsia"/>
         </w:rPr>
       </w:pPr>
-      <w:bookmarkStart w:id="37" w:name="_Toc244088769"/>
+      <w:bookmarkStart w:id="38" w:name="_Toc244099385"/>
       <w:r>
         <w:t>5.6  错误、故障和紧急情况下的恢复</w:t>
       </w:r>
-      <w:bookmarkEnd w:id="37"/>
+      <w:bookmarkEnd w:id="38"/>
     </w:p>
     <w:tbl>
       <w:tblPr>
@@ -21921,7 +22550,6 @@
               <w:pStyle w:val="ManualTable"/>
             </w:pPr>
             <w:r>
-              <w:lastRenderedPageBreak/>
               <w:t>账号或密码无效</w:t>
             </w:r>
           </w:p>
@@ -22419,6 +23047,181 @@
           </w:p>
         </w:tc>
       </w:tr>
+      <w:tr>
+        <w:trPr>
+          <w:cantSplit/>
+          <w:jc w:val="center"/>
+        </w:trPr>
+        <w:tc>
+          <w:tcPr>
+            <w:tcW w:w="2203" w:type="dxa"/>
+            <w:tcMar>
+              <w:top w:w="70" w:type="dxa"/>
+              <w:left w:w="100" w:type="dxa"/>
+              <w:bottom w:w="70" w:type="dxa"/>
+              <w:right w:w="100" w:type="dxa"/>
+            </w:tcMar>
+            <w:vAlign w:val="center"/>
+          </w:tcPr>
+          <w:p>
+            <w:pPr>
+              <w:pStyle w:val="ManualTable"/>
+            </w:pPr>
+            <w:r>
+              <w:lastRenderedPageBreak/>
+              <w:t>任务</w:t>
+            </w:r>
+            <w:r>
+              <w:t>CSV</w:t>
+            </w:r>
+            <w:r>
+              <w:t>缺少配套文件</w:t>
+            </w:r>
+          </w:p>
+        </w:tc>
+        <w:tc>
+          <w:tcPr>
+            <w:tcW w:w="7142" w:type="dxa"/>
+            <w:tcMar>
+              <w:top w:w="70" w:type="dxa"/>
+              <w:left w:w="100" w:type="dxa"/>
+              <w:bottom w:w="70" w:type="dxa"/>
+              <w:right w:w="100" w:type="dxa"/>
+            </w:tcMar>
+            <w:vAlign w:val="center"/>
+          </w:tcPr>
+          <w:p>
+            <w:pPr>
+              <w:pStyle w:val="ManualTable"/>
+            </w:pPr>
+            <w:r>
+              <w:t>重新打开文件选择窗口，在同一次选择中按住</w:t>
+            </w:r>
+            <w:r>
+              <w:t>Ctrl</w:t>
+            </w:r>
+            <w:r>
+              <w:t>选中任务</w:t>
+            </w:r>
+            <w:r>
+              <w:t>CSV</w:t>
+            </w:r>
+            <w:r>
+              <w:t>与需求</w:t>
+            </w:r>
+            <w:r>
+              <w:t>CSV</w:t>
+            </w:r>
+            <w:r>
+              <w:t>，确认页面同时列出两份文件，再解析并校验。不要上传手册、讲稿或报告。</w:t>
+            </w:r>
+          </w:p>
+        </w:tc>
+      </w:tr>
+      <w:tr>
+        <w:trPr>
+          <w:cantSplit/>
+          <w:jc w:val="center"/>
+        </w:trPr>
+        <w:tc>
+          <w:tcPr>
+            <w:tcW w:w="2203" w:type="dxa"/>
+            <w:tcMar>
+              <w:top w:w="70" w:type="dxa"/>
+              <w:left w:w="100" w:type="dxa"/>
+              <w:bottom w:w="70" w:type="dxa"/>
+              <w:right w:w="100" w:type="dxa"/>
+            </w:tcMar>
+            <w:vAlign w:val="center"/>
+          </w:tcPr>
+          <w:p>
+            <w:pPr>
+              <w:pStyle w:val="ManualTable"/>
+            </w:pPr>
+            <w:r>
+              <w:t>备选数量或候选规模超限</w:t>
+            </w:r>
+          </w:p>
+        </w:tc>
+        <w:tc>
+          <w:tcPr>
+            <w:tcW w:w="7142" w:type="dxa"/>
+            <w:tcMar>
+              <w:top w:w="70" w:type="dxa"/>
+              <w:left w:w="100" w:type="dxa"/>
+              <w:bottom w:w="70" w:type="dxa"/>
+              <w:right w:w="100" w:type="dxa"/>
+            </w:tcMar>
+            <w:vAlign w:val="center"/>
+          </w:tcPr>
+          <w:p>
+            <w:pPr>
+              <w:pStyle w:val="ManualTable"/>
+            </w:pPr>
+            <w:r>
+              <w:t>期望备选数量填写</w:t>
+            </w:r>
+            <w:r>
+              <w:t>1—40</w:t>
+            </w:r>
+            <w:r>
+              <w:t>的整数；网格超限时增大候选间距或缩小任务区域。指定新增数量超过筛选后可用物理位置时，按实际容量和业务依据修正条件，再保存提交，不把部分结果当作原请求成功。</w:t>
+            </w:r>
+          </w:p>
+        </w:tc>
+      </w:tr>
+      <w:tr>
+        <w:trPr>
+          <w:cantSplit/>
+          <w:jc w:val="center"/>
+        </w:trPr>
+        <w:tc>
+          <w:tcPr>
+            <w:tcW w:w="2203" w:type="dxa"/>
+            <w:tcMar>
+              <w:top w:w="70" w:type="dxa"/>
+              <w:left w:w="100" w:type="dxa"/>
+              <w:bottom w:w="70" w:type="dxa"/>
+              <w:right w:w="100" w:type="dxa"/>
+            </w:tcMar>
+            <w:vAlign w:val="center"/>
+          </w:tcPr>
+          <w:p>
+            <w:pPr>
+              <w:pStyle w:val="ManualTable"/>
+            </w:pPr>
+            <w:r>
+              <w:t>干扰源缺参或参数无效</w:t>
+            </w:r>
+          </w:p>
+        </w:tc>
+        <w:tc>
+          <w:tcPr>
+            <w:tcW w:w="7142" w:type="dxa"/>
+            <w:tcMar>
+              <w:top w:w="70" w:type="dxa"/>
+              <w:left w:w="100" w:type="dxa"/>
+              <w:bottom w:w="70" w:type="dxa"/>
+              <w:right w:w="100" w:type="dxa"/>
+            </w:tcMar>
+            <w:vAlign w:val="center"/>
+          </w:tcPr>
+          <w:p>
+            <w:pPr>
+              <w:pStyle w:val="ManualTable"/>
+            </w:pPr>
+            <w:r>
+              <w:t>按提示的干扰源名称、字段和原因修正主资源，保存后再保存新的场景版本。增益必须明确填写，</w:t>
+            </w:r>
+            <w:r>
+              <w:t>0</w:t>
+            </w:r>
+            <w:r>
+              <w:t>和负值合法；不要为消除错误编造增益。若方案来源已变化，先重新规划并保存有效方案，不反复重发旧分析。</w:t>
+            </w:r>
+          </w:p>
+        </w:tc>
+      </w:tr>
     </w:tbl>
     <w:p>
       <w:pPr>
@@ -22447,11 +23250,11 @@
           <w:rFonts w:hint="eastAsia"/>
         </w:rPr>
       </w:pPr>
-      <w:bookmarkStart w:id="38" w:name="_Toc244088770"/>
+      <w:bookmarkStart w:id="39" w:name="_Toc244099386"/>
       <w:r>
         <w:t>5.7  消息</w:t>
       </w:r>
-      <w:bookmarkEnd w:id="38"/>
+      <w:bookmarkEnd w:id="39"/>
     </w:p>
     <w:p>
       <w:r>
@@ -22491,11 +23294,7 @@
         <w:t>”</w:t>
       </w:r>
       <w:r>
-        <w:t>。黄色信息常表示来源变化、候选未达标、无知识匹配或需人工核实；红色信息说明本</w:t>
-      </w:r>
-      <w:r>
-        <w:lastRenderedPageBreak/>
-        <w:t>次操作失败或受阻。颜色不是完整结论，须阅读文字、编号及操作对象。显示</w:t>
+        <w:t>。黄色信息常表示来源变化、候选未达标、无知识匹配或需人工核实；红色信息说明本次操作失败或受阻。颜色不是完整结论，须阅读文字、编号及操作对象。显示</w:t>
       </w:r>
       <w:r>
         <w:t>“</w:t>
@@ -22538,11 +23337,11 @@
           <w:rFonts w:hint="eastAsia"/>
         </w:rPr>
       </w:pPr>
-      <w:bookmarkStart w:id="39" w:name="_Toc244088771"/>
+      <w:bookmarkStart w:id="40" w:name="_Toc244099387"/>
       <w:r>
         <w:t>5.8  快速参考指南</w:t>
       </w:r>
-      <w:bookmarkEnd w:id="39"/>
+      <w:bookmarkEnd w:id="40"/>
     </w:p>
     <w:tbl>
       <w:tblPr>
@@ -22937,6 +23736,7 @@
               <w:pStyle w:val="ManualTable"/>
             </w:pPr>
             <w:r>
+              <w:lastRenderedPageBreak/>
               <w:t>应对干扰</w:t>
             </w:r>
           </w:p>
@@ -23237,11 +24037,11 @@
           <w:rFonts w:hint="eastAsia"/>
         </w:rPr>
       </w:pPr>
-      <w:bookmarkStart w:id="40" w:name="_Toc244088772"/>
+      <w:bookmarkStart w:id="41" w:name="_Toc244099388"/>
       <w:r>
         <w:t>6  注释</w:t>
       </w:r>
-      <w:bookmarkEnd w:id="40"/>
+      <w:bookmarkEnd w:id="41"/>
     </w:p>
     <w:p>
       <w:r>
@@ -23462,7 +24262,6 @@
               <w:pStyle w:val="ManualTable"/>
             </w:pPr>
             <w:r>
-              <w:lastRenderedPageBreak/>
               <w:t>候选位置、候选链路</w:t>
             </w:r>
           </w:p>
@@ -23806,6 +24605,7 @@
               <w:pStyle w:val="ManualTable"/>
             </w:pPr>
             <w:r>
+              <w:lastRenderedPageBreak/>
               <w:t>kHz</w:t>
             </w:r>
             <w:r>
@@ -24310,13 +25110,13 @@
               <w:pStyle w:val="ManualTable"/>
             </w:pPr>
             <w:r>
-              <w:t>置信度用于比较候选结论，不能直接当实测准确率；</w:t>
-            </w:r>
-            <w:r>
-              <w:t xml:space="preserve">ML </w:t>
-            </w:r>
-            <w:r>
-              <w:t>为机器学习，本版无独立实测验证的可用诊断模型。</w:t>
+              <w:t>置信度用于比较候选结论，不能直接当作实测准确率；</w:t>
+            </w:r>
+            <w:r>
+              <w:t>ML</w:t>
+            </w:r>
+            <w:r>
+              <w:t>为机器学习，本版机器学习诊断未启用。当前规则和知识图谱给出的根因及建议仍需人工复核，保存或发布知识不等于训练模型。</w:t>
             </w:r>
           </w:p>
         </w:tc>
@@ -24342,7 +25142,7 @@
 </file>
 
 <file path=word/customizations.xml><?xml version="1.0" encoding="utf-8"?>
-<wne:tcg xmlns:r="http://schemas.openxmlformats.org/officeDocument/2006/relationships" xmlns:wne="http://schemas.microsoft.com/office/word/2006/wordml">
+<wne:tcg xmlns:r="http://schemas.openxmlformats.org/officeDocument/2006/relationships" xmlns:wne="http://schemas.microsoft.com/office/word/2006/wordml" xmlns:pkg="http://schemas.microsoft.com/office/2006/xmlPackage">
   <wne:keymaps>
     <wne:keymap wne:kcmPrimary="0431">
       <wne:acd wne:acdName="acd0"/>
@@ -24410,7 +25210,7 @@
 </file>
 
 <file path=word/endnotes.xml><?xml version="1.0" encoding="utf-8"?>
-<w:endnotes xmlns:wpc="http://schemas.microsoft.com/office/word/2010/wordprocessingCanvas" xmlns:cx="http://schemas.microsoft.com/office/drawing/2014/chartex" xmlns:cx1="http://schemas.microsoft.com/office/drawing/2015/9/8/chartex" xmlns:cx2="http://schemas.microsoft.com/office/drawing/2015/10/21/chartex" xmlns:cx3="http://schemas.microsoft.com/office/drawing/2016/5/9/chartex" xmlns:cx4="http://schemas.microsoft.com/office/drawing/2016/5/10/chartex" xmlns:cx5="http://schemas.microsoft.com/office/drawing/2016/5/11/chartex" xmlns:cx6="http://schemas.microsoft.com/office/drawing/2016/5/12/chartex" xmlns:cx7="http://schemas.microsoft.com/office/drawing/2016/5/13/chartex" xmlns:cx8="http://schemas.microsoft.com/office/drawing/2016/5/14/chartex" xmlns:mc="http://schemas.openxmlformats.org/markup-compatibility/2006" xmlns:aink="http://schemas.microsoft.com/office/drawing/2016/ink" xmlns:am3d="http://schemas.microsoft.com/office/drawing/2017/model3d" xmlns:o="urn:schemas-microsoft-com:office:office" xmlns:oel="http://schemas.microsoft.com/office/2019/extlst" xmlns:r="http://schemas.openxmlformats.org/officeDocument/2006/relationships" xmlns:m="http://schemas.openxmlformats.org/officeDocument/2006/math" xmlns:v="urn:schemas-microsoft-com:vml" xmlns:wp14="http://schemas.microsoft.com/office/word/2010/wordprocessingDrawing" xmlns:wp="http://schemas.openxmlformats.org/drawingml/2006/wordprocessingDrawing" xmlns:w10="urn:schemas-microsoft-com:office:word" xmlns:w="http://schemas.openxmlformats.org/wordprocessingml/2006/main" xmlns:w14="http://schemas.microsoft.com/office/word/2010/wordml" xmlns:w15="http://schemas.microsoft.com/office/word/2012/wordml" xmlns:w16cex="http://schemas.microsoft.com/office/word/2018/wordml/cex" xmlns:w16cid="http://schemas.microsoft.com/office/word/2016/wordml/cid" xmlns:w16="http://schemas.microsoft.com/office/word/2018/wordml" xmlns:w16du="http://schemas.microsoft.com/office/word/2023/wordml/word16du" xmlns:w16sdtdh="http://schemas.microsoft.com/office/word/2020/wordml/sdtdatahash" xmlns:w16sdtfl="http://schemas.microsoft.com/office/word/2024/wordml/sdtformatlock" xmlns:w16se="http://schemas.microsoft.com/office/word/2015/wordml/symex" xmlns:wpg="http://schemas.microsoft.com/office/word/2010/wordprocessingGroup" xmlns:wpi="http://schemas.microsoft.com/office/word/2010/wordprocessingInk" xmlns:wne="http://schemas.microsoft.com/office/word/2006/wordml" xmlns:wps="http://schemas.microsoft.com/office/word/2010/wordprocessingShape" mc:Ignorable="w14 w15 w16se w16cid w16 w16cex w16sdtdh w16sdtfl w16du wp14">
+<w:endnotes xmlns:wpc="http://schemas.microsoft.com/office/word/2010/wordprocessingCanvas" xmlns:cx="http://schemas.microsoft.com/office/drawing/2014/chartex" xmlns:cx1="http://schemas.microsoft.com/office/drawing/2015/9/8/chartex" xmlns:cx2="http://schemas.microsoft.com/office/drawing/2015/10/21/chartex" xmlns:cx3="http://schemas.microsoft.com/office/drawing/2016/5/9/chartex" xmlns:cx4="http://schemas.microsoft.com/office/drawing/2016/5/10/chartex" xmlns:cx5="http://schemas.microsoft.com/office/drawing/2016/5/11/chartex" xmlns:cx6="http://schemas.microsoft.com/office/drawing/2016/5/12/chartex" xmlns:cx7="http://schemas.microsoft.com/office/drawing/2016/5/13/chartex" xmlns:cx8="http://schemas.microsoft.com/office/drawing/2016/5/14/chartex" xmlns:mc="http://schemas.openxmlformats.org/markup-compatibility/2006" xmlns:aink="http://schemas.microsoft.com/office/drawing/2016/ink" xmlns:am3d="http://schemas.microsoft.com/office/drawing/2017/model3d" xmlns:o="urn:schemas-microsoft-com:office:office" xmlns:oel="http://schemas.microsoft.com/office/2019/extlst" xmlns:r="http://schemas.openxmlformats.org/officeDocument/2006/relationships" xmlns:m="http://schemas.openxmlformats.org/officeDocument/2006/math" xmlns:v="urn:schemas-microsoft-com:vml" xmlns:wp14="http://schemas.microsoft.com/office/word/2010/wordprocessingDrawing" xmlns:wp="http://schemas.openxmlformats.org/drawingml/2006/wordprocessingDrawing" xmlns:w10="urn:schemas-microsoft-com:office:word" xmlns:w="http://schemas.openxmlformats.org/wordprocessingml/2006/main" xmlns:w14="http://schemas.microsoft.com/office/word/2010/wordml" xmlns:w15="http://schemas.microsoft.com/office/word/2012/wordml" xmlns:w16cex="http://schemas.microsoft.com/office/word/2018/wordml/cex" xmlns:w16cid="http://schemas.microsoft.com/office/word/2016/wordml/cid" xmlns:w16="http://schemas.microsoft.com/office/word/2018/wordml" xmlns:w16du="http://schemas.microsoft.com/office/word/2023/wordml/word16du" xmlns:w16sdtdh="http://schemas.microsoft.com/office/word/2020/wordml/sdtdatahash" xmlns:w16sdtfl="http://schemas.microsoft.com/office/word/2024/wordml/sdtformatlock" xmlns:w16se="http://schemas.microsoft.com/office/word/2015/wordml/symex" xmlns:wpg="http://schemas.microsoft.com/office/word/2010/wordprocessingGroup" xmlns:wpi="http://schemas.microsoft.com/office/word/2010/wordprocessingInk" xmlns:wne="http://schemas.microsoft.com/office/word/2006/wordml" xmlns:wps="http://schemas.microsoft.com/office/word/2010/wordprocessingShape" xmlns:pkg="http://schemas.microsoft.com/office/2006/xmlPackage" mc:Ignorable="w14 w15 w16se w16cid w16 w16cex w16sdtdh w16sdtfl w16du wp14">
   <w:endnote w:type="separator" w:id="-1">
     <w:p>
       <w:r>
@@ -24429,7 +25229,7 @@
 </file>
 
 <file path=word/footer1.xml><?xml version="1.0" encoding="utf-8"?>
-<w:ftr xmlns:wpc="http://schemas.microsoft.com/office/word/2010/wordprocessingCanvas" xmlns:cx="http://schemas.microsoft.com/office/drawing/2014/chartex" xmlns:cx1="http://schemas.microsoft.com/office/drawing/2015/9/8/chartex" xmlns:cx2="http://schemas.microsoft.com/office/drawing/2015/10/21/chartex" xmlns:cx3="http://schemas.microsoft.com/office/drawing/2016/5/9/chartex" xmlns:cx4="http://schemas.microsoft.com/office/drawing/2016/5/10/chartex" xmlns:cx5="http://schemas.microsoft.com/office/drawing/2016/5/11/chartex" xmlns:cx6="http://schemas.microsoft.com/office/drawing/2016/5/12/chartex" xmlns:cx7="http://schemas.microsoft.com/office/drawing/2016/5/13/chartex" xmlns:cx8="http://schemas.microsoft.com/office/drawing/2016/5/14/chartex" xmlns:mc="http://schemas.openxmlformats.org/markup-compatibility/2006" xmlns:aink="http://schemas.microsoft.com/office/drawing/2016/ink" xmlns:am3d="http://schemas.microsoft.com/office/drawing/2017/model3d" xmlns:o="urn:schemas-microsoft-com:office:office" xmlns:oel="http://schemas.microsoft.com/office/2019/extlst" xmlns:r="http://schemas.openxmlformats.org/officeDocument/2006/relationships" xmlns:m="http://schemas.openxmlformats.org/officeDocument/2006/math" xmlns:v="urn:schemas-microsoft-com:vml" xmlns:wp14="http://schemas.microsoft.com/office/word/2010/wordprocessingDrawing" xmlns:wp="http://schemas.openxmlformats.org/drawingml/2006/wordprocessingDrawing" xmlns:w10="urn:schemas-microsoft-com:office:word" xmlns:w="http://schemas.openxmlformats.org/wordprocessingml/2006/main" xmlns:w14="http://schemas.microsoft.com/office/word/2010/wordml" xmlns:w15="http://schemas.microsoft.com/office/word/2012/wordml" xmlns:w16cex="http://schemas.microsoft.com/office/word/2018/wordml/cex" xmlns:w16cid="http://schemas.microsoft.com/office/word/2016/wordml/cid" xmlns:w16="http://schemas.microsoft.com/office/word/2018/wordml" xmlns:w16du="http://schemas.microsoft.com/office/word/2023/wordml/word16du" xmlns:w16sdtdh="http://schemas.microsoft.com/office/word/2020/wordml/sdtdatahash" xmlns:w16sdtfl="http://schemas.microsoft.com/office/word/2024/wordml/sdtformatlock" xmlns:w16se="http://schemas.microsoft.com/office/word/2015/wordml/symex" xmlns:wpg="http://schemas.microsoft.com/office/word/2010/wordprocessingGroup" xmlns:wpi="http://schemas.microsoft.com/office/word/2010/wordprocessingInk" xmlns:wne="http://schemas.microsoft.com/office/word/2006/wordml" xmlns:wps="http://schemas.microsoft.com/office/word/2010/wordprocessingShape" mc:Ignorable="w14 w15 w16se w16cid w16 w16cex w16sdtdh w16sdtfl w16du wp14">
+<w:ftr xmlns:wpc="http://schemas.microsoft.com/office/word/2010/wordprocessingCanvas" xmlns:cx="http://schemas.microsoft.com/office/drawing/2014/chartex" xmlns:cx1="http://schemas.microsoft.com/office/drawing/2015/9/8/chartex" xmlns:cx2="http://schemas.microsoft.com/office/drawing/2015/10/21/chartex" xmlns:cx3="http://schemas.microsoft.com/office/drawing/2016/5/9/chartex" xmlns:cx4="http://schemas.microsoft.com/office/drawing/2016/5/10/chartex" xmlns:cx5="http://schemas.microsoft.com/office/drawing/2016/5/11/chartex" xmlns:cx6="http://schemas.microsoft.com/office/drawing/2016/5/12/chartex" xmlns:cx7="http://schemas.microsoft.com/office/drawing/2016/5/13/chartex" xmlns:cx8="http://schemas.microsoft.com/office/drawing/2016/5/14/chartex" xmlns:mc="http://schemas.openxmlformats.org/markup-compatibility/2006" xmlns:aink="http://schemas.microsoft.com/office/drawing/2016/ink" xmlns:am3d="http://schemas.microsoft.com/office/drawing/2017/model3d" xmlns:o="urn:schemas-microsoft-com:office:office" xmlns:oel="http://schemas.microsoft.com/office/2019/extlst" xmlns:r="http://schemas.openxmlformats.org/officeDocument/2006/relationships" xmlns:m="http://schemas.openxmlformats.org/officeDocument/2006/math" xmlns:v="urn:schemas-microsoft-com:vml" xmlns:wp14="http://schemas.microsoft.com/office/word/2010/wordprocessingDrawing" xmlns:wp="http://schemas.openxmlformats.org/drawingml/2006/wordprocessingDrawing" xmlns:w10="urn:schemas-microsoft-com:office:word" xmlns:w="http://schemas.openxmlformats.org/wordprocessingml/2006/main" xmlns:w14="http://schemas.microsoft.com/office/word/2010/wordml" xmlns:w15="http://schemas.microsoft.com/office/word/2012/wordml" xmlns:w16cex="http://schemas.microsoft.com/office/word/2018/wordml/cex" xmlns:w16cid="http://schemas.microsoft.com/office/word/2016/wordml/cid" xmlns:w16="http://schemas.microsoft.com/office/word/2018/wordml" xmlns:w16du="http://schemas.microsoft.com/office/word/2023/wordml/word16du" xmlns:w16sdtdh="http://schemas.microsoft.com/office/word/2020/wordml/sdtdatahash" xmlns:w16sdtfl="http://schemas.microsoft.com/office/word/2024/wordml/sdtformatlock" xmlns:w16se="http://schemas.microsoft.com/office/word/2015/wordml/symex" xmlns:wpg="http://schemas.microsoft.com/office/word/2010/wordprocessingGroup" xmlns:wpi="http://schemas.microsoft.com/office/word/2010/wordprocessingInk" xmlns:wne="http://schemas.microsoft.com/office/word/2006/wordml" xmlns:wps="http://schemas.microsoft.com/office/word/2010/wordprocessingShape" xmlns:pkg="http://schemas.microsoft.com/office/2006/xmlPackage" mc:Ignorable="w14 w15 w16se w16cid w16 w16cex w16sdtdh w16sdtfl w16du wp14">
   <w:p>
     <w:pPr>
       <w:ind w:firstLine="0"/>
@@ -24470,7 +25270,7 @@
 </file>
 
 <file path=word/footer2.xml><?xml version="1.0" encoding="utf-8"?>
-<w:ftr xmlns:wpc="http://schemas.microsoft.com/office/word/2010/wordprocessingCanvas" xmlns:cx="http://schemas.microsoft.com/office/drawing/2014/chartex" xmlns:cx1="http://schemas.microsoft.com/office/drawing/2015/9/8/chartex" xmlns:cx2="http://schemas.microsoft.com/office/drawing/2015/10/21/chartex" xmlns:cx3="http://schemas.microsoft.com/office/drawing/2016/5/9/chartex" xmlns:cx4="http://schemas.microsoft.com/office/drawing/2016/5/10/chartex" xmlns:cx5="http://schemas.microsoft.com/office/drawing/2016/5/11/chartex" xmlns:cx6="http://schemas.microsoft.com/office/drawing/2016/5/12/chartex" xmlns:cx7="http://schemas.microsoft.com/office/drawing/2016/5/13/chartex" xmlns:cx8="http://schemas.microsoft.com/office/drawing/2016/5/14/chartex" xmlns:mc="http://schemas.openxmlformats.org/markup-compatibility/2006" xmlns:aink="http://schemas.microsoft.com/office/drawing/2016/ink" xmlns:am3d="http://schemas.microsoft.com/office/drawing/2017/model3d" xmlns:o="urn:schemas-microsoft-com:office:office" xmlns:oel="http://schemas.microsoft.com/office/2019/extlst" xmlns:r="http://schemas.openxmlformats.org/officeDocument/2006/relationships" xmlns:m="http://schemas.openxmlformats.org/officeDocument/2006/math" xmlns:v="urn:schemas-microsoft-com:vml" xmlns:wp14="http://schemas.microsoft.com/office/word/2010/wordprocessingDrawing" xmlns:wp="http://schemas.openxmlformats.org/drawingml/2006/wordprocessingDrawing" xmlns:w10="urn:schemas-microsoft-com:office:word" xmlns:w="http://schemas.openxmlformats.org/wordprocessingml/2006/main" xmlns:w14="http://schemas.microsoft.com/office/word/2010/wordml" xmlns:w15="http://schemas.microsoft.com/office/word/2012/wordml" xmlns:w16cex="http://schemas.microsoft.com/office/word/2018/wordml/cex" xmlns:w16cid="http://schemas.microsoft.com/office/word/2016/wordml/cid" xmlns:w16="http://schemas.microsoft.com/office/word/2018/wordml" xmlns:w16du="http://schemas.microsoft.com/office/word/2023/wordml/word16du" xmlns:w16sdtdh="http://schemas.microsoft.com/office/word/2020/wordml/sdtdatahash" xmlns:w16sdtfl="http://schemas.microsoft.com/office/word/2024/wordml/sdtformatlock" xmlns:w16se="http://schemas.microsoft.com/office/word/2015/wordml/symex" xmlns:wpg="http://schemas.microsoft.com/office/word/2010/wordprocessingGroup" xmlns:wpi="http://schemas.microsoft.com/office/word/2010/wordprocessingInk" xmlns:wne="http://schemas.microsoft.com/office/word/2006/wordml" xmlns:wps="http://schemas.microsoft.com/office/word/2010/wordprocessingShape" mc:Ignorable="w14 w15 w16se w16cid w16 w16cex w16sdtdh w16sdtfl w16du wp14">
+<w:ftr xmlns:wpc="http://schemas.microsoft.com/office/word/2010/wordprocessingCanvas" xmlns:cx="http://schemas.microsoft.com/office/drawing/2014/chartex" xmlns:cx1="http://schemas.microsoft.com/office/drawing/2015/9/8/chartex" xmlns:cx2="http://schemas.microsoft.com/office/drawing/2015/10/21/chartex" xmlns:cx3="http://schemas.microsoft.com/office/drawing/2016/5/9/chartex" xmlns:cx4="http://schemas.microsoft.com/office/drawing/2016/5/10/chartex" xmlns:cx5="http://schemas.microsoft.com/office/drawing/2016/5/11/chartex" xmlns:cx6="http://schemas.microsoft.com/office/drawing/2016/5/12/chartex" xmlns:cx7="http://schemas.microsoft.com/office/drawing/2016/5/13/chartex" xmlns:cx8="http://schemas.microsoft.com/office/drawing/2016/5/14/chartex" xmlns:mc="http://schemas.openxmlformats.org/markup-compatibility/2006" xmlns:aink="http://schemas.microsoft.com/office/drawing/2016/ink" xmlns:am3d="http://schemas.microsoft.com/office/drawing/2017/model3d" xmlns:o="urn:schemas-microsoft-com:office:office" xmlns:oel="http://schemas.microsoft.com/office/2019/extlst" xmlns:r="http://schemas.openxmlformats.org/officeDocument/2006/relationships" xmlns:m="http://schemas.openxmlformats.org/officeDocument/2006/math" xmlns:v="urn:schemas-microsoft-com:vml" xmlns:wp14="http://schemas.microsoft.com/office/word/2010/wordprocessingDrawing" xmlns:wp="http://schemas.openxmlformats.org/drawingml/2006/wordprocessingDrawing" xmlns:w10="urn:schemas-microsoft-com:office:word" xmlns:w="http://schemas.openxmlformats.org/wordprocessingml/2006/main" xmlns:w14="http://schemas.microsoft.com/office/word/2010/wordml" xmlns:w15="http://schemas.microsoft.com/office/word/2012/wordml" xmlns:w16cex="http://schemas.microsoft.com/office/word/2018/wordml/cex" xmlns:w16cid="http://schemas.microsoft.com/office/word/2016/wordml/cid" xmlns:w16="http://schemas.microsoft.com/office/word/2018/wordml" xmlns:w16du="http://schemas.microsoft.com/office/word/2023/wordml/word16du" xmlns:w16sdtdh="http://schemas.microsoft.com/office/word/2020/wordml/sdtdatahash" xmlns:w16sdtfl="http://schemas.microsoft.com/office/word/2024/wordml/sdtformatlock" xmlns:w16se="http://schemas.microsoft.com/office/word/2015/wordml/symex" xmlns:wpg="http://schemas.microsoft.com/office/word/2010/wordprocessingGroup" xmlns:wpi="http://schemas.microsoft.com/office/word/2010/wordprocessingInk" xmlns:wne="http://schemas.microsoft.com/office/word/2006/wordml" xmlns:wps="http://schemas.microsoft.com/office/word/2010/wordprocessingShape" xmlns:pkg="http://schemas.microsoft.com/office/2006/xmlPackage" mc:Ignorable="w14 w15 w16se w16cid w16 w16cex w16sdtdh w16sdtfl w16du wp14">
   <w:p>
     <w:pPr>
       <w:ind w:firstLine="0"/>
@@ -24511,13 +25311,13 @@
 </file>
 
 <file path=word/footer3.xml><?xml version="1.0" encoding="utf-8"?>
-<w:ftr xmlns:wpc="http://schemas.microsoft.com/office/word/2010/wordprocessingCanvas" xmlns:cx="http://schemas.microsoft.com/office/drawing/2014/chartex" xmlns:cx1="http://schemas.microsoft.com/office/drawing/2015/9/8/chartex" xmlns:cx2="http://schemas.microsoft.com/office/drawing/2015/10/21/chartex" xmlns:cx3="http://schemas.microsoft.com/office/drawing/2016/5/9/chartex" xmlns:cx4="http://schemas.microsoft.com/office/drawing/2016/5/10/chartex" xmlns:cx5="http://schemas.microsoft.com/office/drawing/2016/5/11/chartex" xmlns:cx6="http://schemas.microsoft.com/office/drawing/2016/5/12/chartex" xmlns:cx7="http://schemas.microsoft.com/office/drawing/2016/5/13/chartex" xmlns:cx8="http://schemas.microsoft.com/office/drawing/2016/5/14/chartex" xmlns:mc="http://schemas.openxmlformats.org/markup-compatibility/2006" xmlns:aink="http://schemas.microsoft.com/office/drawing/2016/ink" xmlns:am3d="http://schemas.microsoft.com/office/drawing/2017/model3d" xmlns:o="urn:schemas-microsoft-com:office:office" xmlns:oel="http://schemas.microsoft.com/office/2019/extlst" xmlns:r="http://schemas.openxmlformats.org/officeDocument/2006/relationships" xmlns:m="http://schemas.openxmlformats.org/officeDocument/2006/math" xmlns:v="urn:schemas-microsoft-com:vml" xmlns:wp14="http://schemas.microsoft.com/office/word/2010/wordprocessingDrawing" xmlns:wp="http://schemas.openxmlformats.org/drawingml/2006/wordprocessingDrawing" xmlns:w10="urn:schemas-microsoft-com:office:word" xmlns:w="http://schemas.openxmlformats.org/wordprocessingml/2006/main" xmlns:w14="http://schemas.microsoft.com/office/word/2010/wordml" xmlns:w15="http://schemas.microsoft.com/office/word/2012/wordml" xmlns:w16cex="http://schemas.microsoft.com/office/word/2018/wordml/cex" xmlns:w16cid="http://schemas.microsoft.com/office/word/2016/wordml/cid" xmlns:w16="http://schemas.microsoft.com/office/word/2018/wordml" xmlns:w16du="http://schemas.microsoft.com/office/word/2023/wordml/word16du" xmlns:w16sdtdh="http://schemas.microsoft.com/office/word/2020/wordml/sdtdatahash" xmlns:w16sdtfl="http://schemas.microsoft.com/office/word/2024/wordml/sdtformatlock" xmlns:w16se="http://schemas.microsoft.com/office/word/2015/wordml/symex" xmlns:wpg="http://schemas.microsoft.com/office/word/2010/wordprocessingGroup" xmlns:wpi="http://schemas.microsoft.com/office/word/2010/wordprocessingInk" xmlns:wne="http://schemas.microsoft.com/office/word/2006/wordml" xmlns:wps="http://schemas.microsoft.com/office/word/2010/wordprocessingShape" mc:Ignorable="w14 w15 w16se w16cid w16 w16cex w16sdtdh w16sdtfl w16du wp14">
+<w:ftr xmlns:wpc="http://schemas.microsoft.com/office/word/2010/wordprocessingCanvas" xmlns:cx="http://schemas.microsoft.com/office/drawing/2014/chartex" xmlns:cx1="http://schemas.microsoft.com/office/drawing/2015/9/8/chartex" xmlns:cx2="http://schemas.microsoft.com/office/drawing/2015/10/21/chartex" xmlns:cx3="http://schemas.microsoft.com/office/drawing/2016/5/9/chartex" xmlns:cx4="http://schemas.microsoft.com/office/drawing/2016/5/10/chartex" xmlns:cx5="http://schemas.microsoft.com/office/drawing/2016/5/11/chartex" xmlns:cx6="http://schemas.microsoft.com/office/drawing/2016/5/12/chartex" xmlns:cx7="http://schemas.microsoft.com/office/drawing/2016/5/13/chartex" xmlns:cx8="http://schemas.microsoft.com/office/drawing/2016/5/14/chartex" xmlns:mc="http://schemas.openxmlformats.org/markup-compatibility/2006" xmlns:aink="http://schemas.microsoft.com/office/drawing/2016/ink" xmlns:am3d="http://schemas.microsoft.com/office/drawing/2017/model3d" xmlns:o="urn:schemas-microsoft-com:office:office" xmlns:oel="http://schemas.microsoft.com/office/2019/extlst" xmlns:r="http://schemas.openxmlformats.org/officeDocument/2006/relationships" xmlns:m="http://schemas.openxmlformats.org/officeDocument/2006/math" xmlns:v="urn:schemas-microsoft-com:vml" xmlns:wp14="http://schemas.microsoft.com/office/word/2010/wordprocessingDrawing" xmlns:wp="http://schemas.openxmlformats.org/drawingml/2006/wordprocessingDrawing" xmlns:w10="urn:schemas-microsoft-com:office:word" xmlns:w="http://schemas.openxmlformats.org/wordprocessingml/2006/main" xmlns:w14="http://schemas.microsoft.com/office/word/2010/wordml" xmlns:w15="http://schemas.microsoft.com/office/word/2012/wordml" xmlns:w16cex="http://schemas.microsoft.com/office/word/2018/wordml/cex" xmlns:w16cid="http://schemas.microsoft.com/office/word/2016/wordml/cid" xmlns:w16="http://schemas.microsoft.com/office/word/2018/wordml" xmlns:w16du="http://schemas.microsoft.com/office/word/2023/wordml/word16du" xmlns:w16sdtdh="http://schemas.microsoft.com/office/word/2020/wordml/sdtdatahash" xmlns:w16sdtfl="http://schemas.microsoft.com/office/word/2024/wordml/sdtformatlock" xmlns:w16se="http://schemas.microsoft.com/office/word/2015/wordml/symex" xmlns:wpg="http://schemas.microsoft.com/office/word/2010/wordprocessingGroup" xmlns:wpi="http://schemas.microsoft.com/office/word/2010/wordprocessingInk" xmlns:wne="http://schemas.microsoft.com/office/word/2006/wordml" xmlns:wps="http://schemas.microsoft.com/office/word/2010/wordprocessingShape" xmlns:pkg="http://schemas.microsoft.com/office/2006/xmlPackage" mc:Ignorable="w14 w15 w16se w16cid w16 w16cex w16sdtdh w16sdtfl w16du wp14">
   <w:p/>
 </w:ftr>
 </file>
 
 <file path=word/footer4.xml><?xml version="1.0" encoding="utf-8"?>
-<w:ftr xmlns:wpc="http://schemas.microsoft.com/office/word/2010/wordprocessingCanvas" xmlns:cx="http://schemas.microsoft.com/office/drawing/2014/chartex" xmlns:cx1="http://schemas.microsoft.com/office/drawing/2015/9/8/chartex" xmlns:cx2="http://schemas.microsoft.com/office/drawing/2015/10/21/chartex" xmlns:cx3="http://schemas.microsoft.com/office/drawing/2016/5/9/chartex" xmlns:cx4="http://schemas.microsoft.com/office/drawing/2016/5/10/chartex" xmlns:cx5="http://schemas.microsoft.com/office/drawing/2016/5/11/chartex" xmlns:cx6="http://schemas.microsoft.com/office/drawing/2016/5/12/chartex" xmlns:cx7="http://schemas.microsoft.com/office/drawing/2016/5/13/chartex" xmlns:cx8="http://schemas.microsoft.com/office/drawing/2016/5/14/chartex" xmlns:mc="http://schemas.openxmlformats.org/markup-compatibility/2006" xmlns:aink="http://schemas.microsoft.com/office/drawing/2016/ink" xmlns:am3d="http://schemas.microsoft.com/office/drawing/2017/model3d" xmlns:o="urn:schemas-microsoft-com:office:office" xmlns:oel="http://schemas.microsoft.com/office/2019/extlst" xmlns:r="http://schemas.openxmlformats.org/officeDocument/2006/relationships" xmlns:m="http://schemas.openxmlformats.org/officeDocument/2006/math" xmlns:v="urn:schemas-microsoft-com:vml" xmlns:wp14="http://schemas.microsoft.com/office/word/2010/wordprocessingDrawing" xmlns:wp="http://schemas.openxmlformats.org/drawingml/2006/wordprocessingDrawing" xmlns:w10="urn:schemas-microsoft-com:office:word" xmlns:w="http://schemas.openxmlformats.org/wordprocessingml/2006/main" xmlns:w14="http://schemas.microsoft.com/office/word/2010/wordml" xmlns:w15="http://schemas.microsoft.com/office/word/2012/wordml" xmlns:w16cex="http://schemas.microsoft.com/office/word/2018/wordml/cex" xmlns:w16cid="http://schemas.microsoft.com/office/word/2016/wordml/cid" xmlns:w16="http://schemas.microsoft.com/office/word/2018/wordml" xmlns:w16du="http://schemas.microsoft.com/office/word/2023/wordml/word16du" xmlns:w16sdtdh="http://schemas.microsoft.com/office/word/2020/wordml/sdtdatahash" xmlns:w16sdtfl="http://schemas.microsoft.com/office/word/2024/wordml/sdtformatlock" xmlns:w16se="http://schemas.microsoft.com/office/word/2015/wordml/symex" xmlns:wpg="http://schemas.microsoft.com/office/word/2010/wordprocessingGroup" xmlns:wpi="http://schemas.microsoft.com/office/word/2010/wordprocessingInk" xmlns:wne="http://schemas.microsoft.com/office/word/2006/wordml" xmlns:wps="http://schemas.microsoft.com/office/word/2010/wordprocessingShape" mc:Ignorable="w14 w15 w16se w16cid w16 w16cex w16sdtdh w16sdtfl w16du wp14">
+<w:ftr xmlns:wpc="http://schemas.microsoft.com/office/word/2010/wordprocessingCanvas" xmlns:cx="http://schemas.microsoft.com/office/drawing/2014/chartex" xmlns:cx1="http://schemas.microsoft.com/office/drawing/2015/9/8/chartex" xmlns:cx2="http://schemas.microsoft.com/office/drawing/2015/10/21/chartex" xmlns:cx3="http://schemas.microsoft.com/office/drawing/2016/5/9/chartex" xmlns:cx4="http://schemas.microsoft.com/office/drawing/2016/5/10/chartex" xmlns:cx5="http://schemas.microsoft.com/office/drawing/2016/5/11/chartex" xmlns:cx6="http://schemas.microsoft.com/office/drawing/2016/5/12/chartex" xmlns:cx7="http://schemas.microsoft.com/office/drawing/2016/5/13/chartex" xmlns:cx8="http://schemas.microsoft.com/office/drawing/2016/5/14/chartex" xmlns:mc="http://schemas.openxmlformats.org/markup-compatibility/2006" xmlns:aink="http://schemas.microsoft.com/office/drawing/2016/ink" xmlns:am3d="http://schemas.microsoft.com/office/drawing/2017/model3d" xmlns:o="urn:schemas-microsoft-com:office:office" xmlns:oel="http://schemas.microsoft.com/office/2019/extlst" xmlns:r="http://schemas.openxmlformats.org/officeDocument/2006/relationships" xmlns:m="http://schemas.openxmlformats.org/officeDocument/2006/math" xmlns:v="urn:schemas-microsoft-com:vml" xmlns:wp14="http://schemas.microsoft.com/office/word/2010/wordprocessingDrawing" xmlns:wp="http://schemas.openxmlformats.org/drawingml/2006/wordprocessingDrawing" xmlns:w10="urn:schemas-microsoft-com:office:word" xmlns:w="http://schemas.openxmlformats.org/wordprocessingml/2006/main" xmlns:w14="http://schemas.microsoft.com/office/word/2010/wordml" xmlns:w15="http://schemas.microsoft.com/office/word/2012/wordml" xmlns:w16cex="http://schemas.microsoft.com/office/word/2018/wordml/cex" xmlns:w16cid="http://schemas.microsoft.com/office/word/2016/wordml/cid" xmlns:w16="http://schemas.microsoft.com/office/word/2018/wordml" xmlns:w16du="http://schemas.microsoft.com/office/word/2023/wordml/word16du" xmlns:w16sdtdh="http://schemas.microsoft.com/office/word/2020/wordml/sdtdatahash" xmlns:w16sdtfl="http://schemas.microsoft.com/office/word/2024/wordml/sdtformatlock" xmlns:w16se="http://schemas.microsoft.com/office/word/2015/wordml/symex" xmlns:wpg="http://schemas.microsoft.com/office/word/2010/wordprocessingGroup" xmlns:wpi="http://schemas.microsoft.com/office/word/2010/wordprocessingInk" xmlns:wne="http://schemas.microsoft.com/office/word/2006/wordml" xmlns:wps="http://schemas.microsoft.com/office/word/2010/wordprocessingShape" xmlns:pkg="http://schemas.microsoft.com/office/2006/xmlPackage" mc:Ignorable="w14 w15 w16se w16cid w16 w16cex w16sdtdh w16sdtfl w16du wp14">
   <w:p>
     <w:pPr>
       <w:ind w:firstLine="0"/>
@@ -24558,7 +25358,7 @@
 </file>
 
 <file path=word/footer5.xml><?xml version="1.0" encoding="utf-8"?>
-<w:ftr xmlns:wpc="http://schemas.microsoft.com/office/word/2010/wordprocessingCanvas" xmlns:cx="http://schemas.microsoft.com/office/drawing/2014/chartex" xmlns:cx1="http://schemas.microsoft.com/office/drawing/2015/9/8/chartex" xmlns:cx2="http://schemas.microsoft.com/office/drawing/2015/10/21/chartex" xmlns:cx3="http://schemas.microsoft.com/office/drawing/2016/5/9/chartex" xmlns:cx4="http://schemas.microsoft.com/office/drawing/2016/5/10/chartex" xmlns:cx5="http://schemas.microsoft.com/office/drawing/2016/5/11/chartex" xmlns:cx6="http://schemas.microsoft.com/office/drawing/2016/5/12/chartex" xmlns:cx7="http://schemas.microsoft.com/office/drawing/2016/5/13/chartex" xmlns:cx8="http://schemas.microsoft.com/office/drawing/2016/5/14/chartex" xmlns:mc="http://schemas.openxmlformats.org/markup-compatibility/2006" xmlns:aink="http://schemas.microsoft.com/office/drawing/2016/ink" xmlns:am3d="http://schemas.microsoft.com/office/drawing/2017/model3d" xmlns:o="urn:schemas-microsoft-com:office:office" xmlns:oel="http://schemas.microsoft.com/office/2019/extlst" xmlns:r="http://schemas.openxmlformats.org/officeDocument/2006/relationships" xmlns:m="http://schemas.openxmlformats.org/officeDocument/2006/math" xmlns:v="urn:schemas-microsoft-com:vml" xmlns:wp14="http://schemas.microsoft.com/office/word/2010/wordprocessingDrawing" xmlns:wp="http://schemas.openxmlformats.org/drawingml/2006/wordprocessingDrawing" xmlns:w10="urn:schemas-microsoft-com:office:word" xmlns:w="http://schemas.openxmlformats.org/wordprocessingml/2006/main" xmlns:w14="http://schemas.microsoft.com/office/word/2010/wordml" xmlns:w15="http://schemas.microsoft.com/office/word/2012/wordml" xmlns:w16cex="http://schemas.microsoft.com/office/word/2018/wordml/cex" xmlns:w16cid="http://schemas.microsoft.com/office/word/2016/wordml/cid" xmlns:w16="http://schemas.microsoft.com/office/word/2018/wordml" xmlns:w16du="http://schemas.microsoft.com/office/word/2023/wordml/word16du" xmlns:w16sdtdh="http://schemas.microsoft.com/office/word/2020/wordml/sdtdatahash" xmlns:w16sdtfl="http://schemas.microsoft.com/office/word/2024/wordml/sdtformatlock" xmlns:w16se="http://schemas.microsoft.com/office/word/2015/wordml/symex" xmlns:wpg="http://schemas.microsoft.com/office/word/2010/wordprocessingGroup" xmlns:wpi="http://schemas.microsoft.com/office/word/2010/wordprocessingInk" xmlns:wne="http://schemas.microsoft.com/office/word/2006/wordml" xmlns:wps="http://schemas.microsoft.com/office/word/2010/wordprocessingShape" mc:Ignorable="w14 w15 w16se w16cid w16 w16cex w16sdtdh w16sdtfl w16du wp14">
+<w:ftr xmlns:wpc="http://schemas.microsoft.com/office/word/2010/wordprocessingCanvas" xmlns:cx="http://schemas.microsoft.com/office/drawing/2014/chartex" xmlns:cx1="http://schemas.microsoft.com/office/drawing/2015/9/8/chartex" xmlns:cx2="http://schemas.microsoft.com/office/drawing/2015/10/21/chartex" xmlns:cx3="http://schemas.microsoft.com/office/drawing/2016/5/9/chartex" xmlns:cx4="http://schemas.microsoft.com/office/drawing/2016/5/10/chartex" xmlns:cx5="http://schemas.microsoft.com/office/drawing/2016/5/11/chartex" xmlns:cx6="http://schemas.microsoft.com/office/drawing/2016/5/12/chartex" xmlns:cx7="http://schemas.microsoft.com/office/drawing/2016/5/13/chartex" xmlns:cx8="http://schemas.microsoft.com/office/drawing/2016/5/14/chartex" xmlns:mc="http://schemas.openxmlformats.org/markup-compatibility/2006" xmlns:aink="http://schemas.microsoft.com/office/drawing/2016/ink" xmlns:am3d="http://schemas.microsoft.com/office/drawing/2017/model3d" xmlns:o="urn:schemas-microsoft-com:office:office" xmlns:oel="http://schemas.microsoft.com/office/2019/extlst" xmlns:r="http://schemas.openxmlformats.org/officeDocument/2006/relationships" xmlns:m="http://schemas.openxmlformats.org/officeDocument/2006/math" xmlns:v="urn:schemas-microsoft-com:vml" xmlns:wp14="http://schemas.microsoft.com/office/word/2010/wordprocessingDrawing" xmlns:wp="http://schemas.openxmlformats.org/drawingml/2006/wordprocessingDrawing" xmlns:w10="urn:schemas-microsoft-com:office:word" xmlns:w="http://schemas.openxmlformats.org/wordprocessingml/2006/main" xmlns:w14="http://schemas.microsoft.com/office/word/2010/wordml" xmlns:w15="http://schemas.microsoft.com/office/word/2012/wordml" xmlns:w16cex="http://schemas.microsoft.com/office/word/2018/wordml/cex" xmlns:w16cid="http://schemas.microsoft.com/office/word/2016/wordml/cid" xmlns:w16="http://schemas.microsoft.com/office/word/2018/wordml" xmlns:w16du="http://schemas.microsoft.com/office/word/2023/wordml/word16du" xmlns:w16sdtdh="http://schemas.microsoft.com/office/word/2020/wordml/sdtdatahash" xmlns:w16sdtfl="http://schemas.microsoft.com/office/word/2024/wordml/sdtformatlock" xmlns:w16se="http://schemas.microsoft.com/office/word/2015/wordml/symex" xmlns:wpg="http://schemas.microsoft.com/office/word/2010/wordprocessingGroup" xmlns:wpi="http://schemas.microsoft.com/office/word/2010/wordprocessingInk" xmlns:wne="http://schemas.microsoft.com/office/word/2006/wordml" xmlns:wps="http://schemas.microsoft.com/office/word/2010/wordprocessingShape" xmlns:pkg="http://schemas.microsoft.com/office/2006/xmlPackage" mc:Ignorable="w14 w15 w16se w16cid w16 w16cex w16sdtdh w16sdtfl w16du wp14">
   <w:p>
     <w:pPr>
       <w:ind w:firstLine="0"/>
@@ -24599,7 +25399,7 @@
 </file>
 
 <file path=word/footnotes.xml><?xml version="1.0" encoding="utf-8"?>
-<w:footnotes xmlns:wpc="http://schemas.microsoft.com/office/word/2010/wordprocessingCanvas" xmlns:cx="http://schemas.microsoft.com/office/drawing/2014/chartex" xmlns:cx1="http://schemas.microsoft.com/office/drawing/2015/9/8/chartex" xmlns:cx2="http://schemas.microsoft.com/office/drawing/2015/10/21/chartex" xmlns:cx3="http://schemas.microsoft.com/office/drawing/2016/5/9/chartex" xmlns:cx4="http://schemas.microsoft.com/office/drawing/2016/5/10/chartex" xmlns:cx5="http://schemas.microsoft.com/office/drawing/2016/5/11/chartex" xmlns:cx6="http://schemas.microsoft.com/office/drawing/2016/5/12/chartex" xmlns:cx7="http://schemas.microsoft.com/office/drawing/2016/5/13/chartex" xmlns:cx8="http://schemas.microsoft.com/office/drawing/2016/5/14/chartex" xmlns:mc="http://schemas.openxmlformats.org/markup-compatibility/2006" xmlns:aink="http://schemas.microsoft.com/office/drawing/2016/ink" xmlns:am3d="http://schemas.microsoft.com/office/drawing/2017/model3d" xmlns:o="urn:schemas-microsoft-com:office:office" xmlns:oel="http://schemas.microsoft.com/office/2019/extlst" xmlns:r="http://schemas.openxmlformats.org/officeDocument/2006/relationships" xmlns:m="http://schemas.openxmlformats.org/officeDocument/2006/math" xmlns:v="urn:schemas-microsoft-com:vml" xmlns:wp14="http://schemas.microsoft.com/office/word/2010/wordprocessingDrawing" xmlns:wp="http://schemas.openxmlformats.org/drawingml/2006/wordprocessingDrawing" xmlns:w10="urn:schemas-microsoft-com:office:word" xmlns:w="http://schemas.openxmlformats.org/wordprocessingml/2006/main" xmlns:w14="http://schemas.microsoft.com/office/word/2010/wordml" xmlns:w15="http://schemas.microsoft.com/office/word/2012/wordml" xmlns:w16cex="http://schemas.microsoft.com/office/word/2018/wordml/cex" xmlns:w16cid="http://schemas.microsoft.com/office/word/2016/wordml/cid" xmlns:w16="http://schemas.microsoft.com/office/word/2018/wordml" xmlns:w16du="http://schemas.microsoft.com/office/word/2023/wordml/word16du" xmlns:w16sdtdh="http://schemas.microsoft.com/office/word/2020/wordml/sdtdatahash" xmlns:w16sdtfl="http://schemas.microsoft.com/office/word/2024/wordml/sdtformatlock" xmlns:w16se="http://schemas.microsoft.com/office/word/2015/wordml/symex" xmlns:wpg="http://schemas.microsoft.com/office/word/2010/wordprocessingGroup" xmlns:wpi="http://schemas.microsoft.com/office/word/2010/wordprocessingInk" xmlns:wne="http://schemas.microsoft.com/office/word/2006/wordml" xmlns:wps="http://schemas.microsoft.com/office/word/2010/wordprocessingShape" mc:Ignorable="w14 w15 w16se w16cid w16 w16cex w16sdtdh w16sdtfl w16du wp14">
+<w:footnotes xmlns:wpc="http://schemas.microsoft.com/office/word/2010/wordprocessingCanvas" xmlns:cx="http://schemas.microsoft.com/office/drawing/2014/chartex" xmlns:cx1="http://schemas.microsoft.com/office/drawing/2015/9/8/chartex" xmlns:cx2="http://schemas.microsoft.com/office/drawing/2015/10/21/chartex" xmlns:cx3="http://schemas.microsoft.com/office/drawing/2016/5/9/chartex" xmlns:cx4="http://schemas.microsoft.com/office/drawing/2016/5/10/chartex" xmlns:cx5="http://schemas.microsoft.com/office/drawing/2016/5/11/chartex" xmlns:cx6="http://schemas.microsoft.com/office/drawing/2016/5/12/chartex" xmlns:cx7="http://schemas.microsoft.com/office/drawing/2016/5/13/chartex" xmlns:cx8="http://schemas.microsoft.com/office/drawing/2016/5/14/chartex" xmlns:mc="http://schemas.openxmlformats.org/markup-compatibility/2006" xmlns:aink="http://schemas.microsoft.com/office/drawing/2016/ink" xmlns:am3d="http://schemas.microsoft.com/office/drawing/2017/model3d" xmlns:o="urn:schemas-microsoft-com:office:office" xmlns:oel="http://schemas.microsoft.com/office/2019/extlst" xmlns:r="http://schemas.openxmlformats.org/officeDocument/2006/relationships" xmlns:m="http://schemas.openxmlformats.org/officeDocument/2006/math" xmlns:v="urn:schemas-microsoft-com:vml" xmlns:wp14="http://schemas.microsoft.com/office/word/2010/wordprocessingDrawing" xmlns:wp="http://schemas.openxmlformats.org/drawingml/2006/wordprocessingDrawing" xmlns:w10="urn:schemas-microsoft-com:office:word" xmlns:w="http://schemas.openxmlformats.org/wordprocessingml/2006/main" xmlns:w14="http://schemas.microsoft.com/office/word/2010/wordml" xmlns:w15="http://schemas.microsoft.com/office/word/2012/wordml" xmlns:w16cex="http://schemas.microsoft.com/office/word/2018/wordml/cex" xmlns:w16cid="http://schemas.microsoft.com/office/word/2016/wordml/cid" xmlns:w16="http://schemas.microsoft.com/office/word/2018/wordml" xmlns:w16du="http://schemas.microsoft.com/office/word/2023/wordml/word16du" xmlns:w16sdtdh="http://schemas.microsoft.com/office/word/2020/wordml/sdtdatahash" xmlns:w16sdtfl="http://schemas.microsoft.com/office/word/2024/wordml/sdtformatlock" xmlns:w16se="http://schemas.microsoft.com/office/word/2015/wordml/symex" xmlns:wpg="http://schemas.microsoft.com/office/word/2010/wordprocessingGroup" xmlns:wpi="http://schemas.microsoft.com/office/word/2010/wordprocessingInk" xmlns:wne="http://schemas.microsoft.com/office/word/2006/wordml" xmlns:wps="http://schemas.microsoft.com/office/word/2010/wordprocessingShape" xmlns:pkg="http://schemas.microsoft.com/office/2006/xmlPackage" mc:Ignorable="w14 w15 w16se w16cid w16 w16cex w16sdtdh w16sdtfl w16du wp14">
   <w:footnote w:type="separator" w:id="-1">
     <w:p>
       <w:r>
@@ -24618,7 +25418,7 @@
 </file>
 
 <file path=word/header1.xml><?xml version="1.0" encoding="utf-8"?>
-<w:hdr xmlns:wpc="http://schemas.microsoft.com/office/word/2010/wordprocessingCanvas" xmlns:cx="http://schemas.microsoft.com/office/drawing/2014/chartex" xmlns:cx1="http://schemas.microsoft.com/office/drawing/2015/9/8/chartex" xmlns:cx2="http://schemas.microsoft.com/office/drawing/2015/10/21/chartex" xmlns:cx3="http://schemas.microsoft.com/office/drawing/2016/5/9/chartex" xmlns:cx4="http://schemas.microsoft.com/office/drawing/2016/5/10/chartex" xmlns:cx5="http://schemas.microsoft.com/office/drawing/2016/5/11/chartex" xmlns:cx6="http://schemas.microsoft.com/office/drawing/2016/5/12/chartex" xmlns:cx7="http://schemas.microsoft.com/office/drawing/2016/5/13/chartex" xmlns:cx8="http://schemas.microsoft.com/office/drawing/2016/5/14/chartex" xmlns:mc="http://schemas.openxmlformats.org/markup-compatibility/2006" xmlns:aink="http://schemas.microsoft.com/office/drawing/2016/ink" xmlns:am3d="http://schemas.microsoft.com/office/drawing/2017/model3d" xmlns:o="urn:schemas-microsoft-com:office:office" xmlns:oel="http://schemas.microsoft.com/office/2019/extlst" xmlns:r="http://schemas.openxmlformats.org/officeDocument/2006/relationships" xmlns:m="http://schemas.openxmlformats.org/officeDocument/2006/math" xmlns:v="urn:schemas-microsoft-com:vml" xmlns:wp14="http://schemas.microsoft.com/office/word/2010/wordprocessingDrawing" xmlns:wp="http://schemas.openxmlformats.org/drawingml/2006/wordprocessingDrawing" xmlns:w10="urn:schemas-microsoft-com:office:word" xmlns:w="http://schemas.openxmlformats.org/wordprocessingml/2006/main" xmlns:w14="http://schemas.microsoft.com/office/word/2010/wordml" xmlns:w15="http://schemas.microsoft.com/office/word/2012/wordml" xmlns:w16cex="http://schemas.microsoft.com/office/word/2018/wordml/cex" xmlns:w16cid="http://schemas.microsoft.com/office/word/2016/wordml/cid" xmlns:w16="http://schemas.microsoft.com/office/word/2018/wordml" xmlns:w16du="http://schemas.microsoft.com/office/word/2023/wordml/word16du" xmlns:w16sdtdh="http://schemas.microsoft.com/office/word/2020/wordml/sdtdatahash" xmlns:w16sdtfl="http://schemas.microsoft.com/office/word/2024/wordml/sdtformatlock" xmlns:w16se="http://schemas.microsoft.com/office/word/2015/wordml/symex" xmlns:wpg="http://schemas.microsoft.com/office/word/2010/wordprocessingGroup" xmlns:wpi="http://schemas.microsoft.com/office/word/2010/wordprocessingInk" xmlns:wne="http://schemas.microsoft.com/office/word/2006/wordml" xmlns:wps="http://schemas.microsoft.com/office/word/2010/wordprocessingShape" mc:Ignorable="w14 w15 w16se w16cid w16 w16cex w16sdtdh w16sdtfl w16du wp14">
+<w:hdr xmlns:wpc="http://schemas.microsoft.com/office/word/2010/wordprocessingCanvas" xmlns:cx="http://schemas.microsoft.com/office/drawing/2014/chartex" xmlns:cx1="http://schemas.microsoft.com/office/drawing/2015/9/8/chartex" xmlns:cx2="http://schemas.microsoft.com/office/drawing/2015/10/21/chartex" xmlns:cx3="http://schemas.microsoft.com/office/drawing/2016/5/9/chartex" xmlns:cx4="http://schemas.microsoft.com/office/drawing/2016/5/10/chartex" xmlns:cx5="http://schemas.microsoft.com/office/drawing/2016/5/11/chartex" xmlns:cx6="http://schemas.microsoft.com/office/drawing/2016/5/12/chartex" xmlns:cx7="http://schemas.microsoft.com/office/drawing/2016/5/13/chartex" xmlns:cx8="http://schemas.microsoft.com/office/drawing/2016/5/14/chartex" xmlns:mc="http://schemas.openxmlformats.org/markup-compatibility/2006" xmlns:aink="http://schemas.microsoft.com/office/drawing/2016/ink" xmlns:am3d="http://schemas.microsoft.com/office/drawing/2017/model3d" xmlns:o="urn:schemas-microsoft-com:office:office" xmlns:oel="http://schemas.microsoft.com/office/2019/extlst" xmlns:r="http://schemas.openxmlformats.org/officeDocument/2006/relationships" xmlns:m="http://schemas.openxmlformats.org/officeDocument/2006/math" xmlns:v="urn:schemas-microsoft-com:vml" xmlns:wp14="http://schemas.microsoft.com/office/word/2010/wordprocessingDrawing" xmlns:wp="http://schemas.openxmlformats.org/drawingml/2006/wordprocessingDrawing" xmlns:w10="urn:schemas-microsoft-com:office:word" xmlns:w="http://schemas.openxmlformats.org/wordprocessingml/2006/main" xmlns:w14="http://schemas.microsoft.com/office/word/2010/wordml" xmlns:w15="http://schemas.microsoft.com/office/word/2012/wordml" xmlns:w16cex="http://schemas.microsoft.com/office/word/2018/wordml/cex" xmlns:w16cid="http://schemas.microsoft.com/office/word/2016/wordml/cid" xmlns:w16="http://schemas.microsoft.com/office/word/2018/wordml" xmlns:w16du="http://schemas.microsoft.com/office/word/2023/wordml/word16du" xmlns:w16sdtdh="http://schemas.microsoft.com/office/word/2020/wordml/sdtdatahash" xmlns:w16sdtfl="http://schemas.microsoft.com/office/word/2024/wordml/sdtformatlock" xmlns:w16se="http://schemas.microsoft.com/office/word/2015/wordml/symex" xmlns:wpg="http://schemas.microsoft.com/office/word/2010/wordprocessingGroup" xmlns:wpi="http://schemas.microsoft.com/office/word/2010/wordprocessingInk" xmlns:wne="http://schemas.microsoft.com/office/word/2006/wordml" xmlns:wps="http://schemas.microsoft.com/office/word/2010/wordprocessingShape" xmlns:pkg="http://schemas.microsoft.com/office/2006/xmlPackage" mc:Ignorable="w14 w15 w16se w16cid w16 w16cex w16sdtdh w16sdtfl w16du wp14">
   <w:p>
     <w:pPr>
       <w:pBdr>
@@ -24650,7 +25450,7 @@
 </file>
 
 <file path=word/header2.xml><?xml version="1.0" encoding="utf-8"?>
-<w:hdr xmlns:wpc="http://schemas.microsoft.com/office/word/2010/wordprocessingCanvas" xmlns:cx="http://schemas.microsoft.com/office/drawing/2014/chartex" xmlns:cx1="http://schemas.microsoft.com/office/drawing/2015/9/8/chartex" xmlns:cx2="http://schemas.microsoft.com/office/drawing/2015/10/21/chartex" xmlns:cx3="http://schemas.microsoft.com/office/drawing/2016/5/9/chartex" xmlns:cx4="http://schemas.microsoft.com/office/drawing/2016/5/10/chartex" xmlns:cx5="http://schemas.microsoft.com/office/drawing/2016/5/11/chartex" xmlns:cx6="http://schemas.microsoft.com/office/drawing/2016/5/12/chartex" xmlns:cx7="http://schemas.microsoft.com/office/drawing/2016/5/13/chartex" xmlns:cx8="http://schemas.microsoft.com/office/drawing/2016/5/14/chartex" xmlns:mc="http://schemas.openxmlformats.org/markup-compatibility/2006" xmlns:aink="http://schemas.microsoft.com/office/drawing/2016/ink" xmlns:am3d="http://schemas.microsoft.com/office/drawing/2017/model3d" xmlns:o="urn:schemas-microsoft-com:office:office" xmlns:oel="http://schemas.microsoft.com/office/2019/extlst" xmlns:r="http://schemas.openxmlformats.org/officeDocument/2006/relationships" xmlns:m="http://schemas.openxmlformats.org/officeDocument/2006/math" xmlns:v="urn:schemas-microsoft-com:vml" xmlns:wp14="http://schemas.microsoft.com/office/word/2010/wordprocessingDrawing" xmlns:wp="http://schemas.openxmlformats.org/drawingml/2006/wordprocessingDrawing" xmlns:w10="urn:schemas-microsoft-com:office:word" xmlns:w="http://schemas.openxmlformats.org/wordprocessingml/2006/main" xmlns:w14="http://schemas.microsoft.com/office/word/2010/wordml" xmlns:w15="http://schemas.microsoft.com/office/word/2012/wordml" xmlns:w16cex="http://schemas.microsoft.com/office/word/2018/wordml/cex" xmlns:w16cid="http://schemas.microsoft.com/office/word/2016/wordml/cid" xmlns:w16="http://schemas.microsoft.com/office/word/2018/wordml" xmlns:w16du="http://schemas.microsoft.com/office/word/2023/wordml/word16du" xmlns:w16sdtdh="http://schemas.microsoft.com/office/word/2020/wordml/sdtdatahash" xmlns:w16sdtfl="http://schemas.microsoft.com/office/word/2024/wordml/sdtformatlock" xmlns:w16se="http://schemas.microsoft.com/office/word/2015/wordml/symex" xmlns:wpg="http://schemas.microsoft.com/office/word/2010/wordprocessingGroup" xmlns:wpi="http://schemas.microsoft.com/office/word/2010/wordprocessingInk" xmlns:wne="http://schemas.microsoft.com/office/word/2006/wordml" xmlns:wps="http://schemas.microsoft.com/office/word/2010/wordprocessingShape" mc:Ignorable="w14 w15 w16se w16cid w16 w16cex w16sdtdh w16sdtfl w16du wp14">
+<w:hdr xmlns:wpc="http://schemas.microsoft.com/office/word/2010/wordprocessingCanvas" xmlns:cx="http://schemas.microsoft.com/office/drawing/2014/chartex" xmlns:cx1="http://schemas.microsoft.com/office/drawing/2015/9/8/chartex" xmlns:cx2="http://schemas.microsoft.com/office/drawing/2015/10/21/chartex" xmlns:cx3="http://schemas.microsoft.com/office/drawing/2016/5/9/chartex" xmlns:cx4="http://schemas.microsoft.com/office/drawing/2016/5/10/chartex" xmlns:cx5="http://schemas.microsoft.com/office/drawing/2016/5/11/chartex" xmlns:cx6="http://schemas.microsoft.com/office/drawing/2016/5/12/chartex" xmlns:cx7="http://schemas.microsoft.com/office/drawing/2016/5/13/chartex" xmlns:cx8="http://schemas.microsoft.com/office/drawing/2016/5/14/chartex" xmlns:mc="http://schemas.openxmlformats.org/markup-compatibility/2006" xmlns:aink="http://schemas.microsoft.com/office/drawing/2016/ink" xmlns:am3d="http://schemas.microsoft.com/office/drawing/2017/model3d" xmlns:o="urn:schemas-microsoft-com:office:office" xmlns:oel="http://schemas.microsoft.com/office/2019/extlst" xmlns:r="http://schemas.openxmlformats.org/officeDocument/2006/relationships" xmlns:m="http://schemas.openxmlformats.org/officeDocument/2006/math" xmlns:v="urn:schemas-microsoft-com:vml" xmlns:wp14="http://schemas.microsoft.com/office/word/2010/wordprocessingDrawing" xmlns:wp="http://schemas.openxmlformats.org/drawingml/2006/wordprocessingDrawing" xmlns:w10="urn:schemas-microsoft-com:office:word" xmlns:w="http://schemas.openxmlformats.org/wordprocessingml/2006/main" xmlns:w14="http://schemas.microsoft.com/office/word/2010/wordml" xmlns:w15="http://schemas.microsoft.com/office/word/2012/wordml" xmlns:w16cex="http://schemas.microsoft.com/office/word/2018/wordml/cex" xmlns:w16cid="http://schemas.microsoft.com/office/word/2016/wordml/cid" xmlns:w16="http://schemas.microsoft.com/office/word/2018/wordml" xmlns:w16du="http://schemas.microsoft.com/office/word/2023/wordml/word16du" xmlns:w16sdtdh="http://schemas.microsoft.com/office/word/2020/wordml/sdtdatahash" xmlns:w16sdtfl="http://schemas.microsoft.com/office/word/2024/wordml/sdtformatlock" xmlns:w16se="http://schemas.microsoft.com/office/word/2015/wordml/symex" xmlns:wpg="http://schemas.microsoft.com/office/word/2010/wordprocessingGroup" xmlns:wpi="http://schemas.microsoft.com/office/word/2010/wordprocessingInk" xmlns:wne="http://schemas.microsoft.com/office/word/2006/wordml" xmlns:wps="http://schemas.microsoft.com/office/word/2010/wordprocessingShape" xmlns:pkg="http://schemas.microsoft.com/office/2006/xmlPackage" mc:Ignorable="w14 w15 w16se w16cid w16 w16cex w16sdtdh w16sdtfl w16du wp14">
   <w:p>
     <w:pPr>
       <w:pBdr>
@@ -24682,13 +25482,13 @@
 </file>
 
 <file path=word/header3.xml><?xml version="1.0" encoding="utf-8"?>
-<w:hdr xmlns:wpc="http://schemas.microsoft.com/office/word/2010/wordprocessingCanvas" xmlns:cx="http://schemas.microsoft.com/office/drawing/2014/chartex" xmlns:cx1="http://schemas.microsoft.com/office/drawing/2015/9/8/chartex" xmlns:cx2="http://schemas.microsoft.com/office/drawing/2015/10/21/chartex" xmlns:cx3="http://schemas.microsoft.com/office/drawing/2016/5/9/chartex" xmlns:cx4="http://schemas.microsoft.com/office/drawing/2016/5/10/chartex" xmlns:cx5="http://schemas.microsoft.com/office/drawing/2016/5/11/chartex" xmlns:cx6="http://schemas.microsoft.com/office/drawing/2016/5/12/chartex" xmlns:cx7="http://schemas.microsoft.com/office/drawing/2016/5/13/chartex" xmlns:cx8="http://schemas.microsoft.com/office/drawing/2016/5/14/chartex" xmlns:mc="http://schemas.openxmlformats.org/markup-compatibility/2006" xmlns:aink="http://schemas.microsoft.com/office/drawing/2016/ink" xmlns:am3d="http://schemas.microsoft.com/office/drawing/2017/model3d" xmlns:o="urn:schemas-microsoft-com:office:office" xmlns:oel="http://schemas.microsoft.com/office/2019/extlst" xmlns:r="http://schemas.openxmlformats.org/officeDocument/2006/relationships" xmlns:m="http://schemas.openxmlformats.org/officeDocument/2006/math" xmlns:v="urn:schemas-microsoft-com:vml" xmlns:wp14="http://schemas.microsoft.com/office/word/2010/wordprocessingDrawing" xmlns:wp="http://schemas.openxmlformats.org/drawingml/2006/wordprocessingDrawing" xmlns:w10="urn:schemas-microsoft-com:office:word" xmlns:w="http://schemas.openxmlformats.org/wordprocessingml/2006/main" xmlns:w14="http://schemas.microsoft.com/office/word/2010/wordml" xmlns:w15="http://schemas.microsoft.com/office/word/2012/wordml" xmlns:w16cex="http://schemas.microsoft.com/office/word/2018/wordml/cex" xmlns:w16cid="http://schemas.microsoft.com/office/word/2016/wordml/cid" xmlns:w16="http://schemas.microsoft.com/office/word/2018/wordml" xmlns:w16du="http://schemas.microsoft.com/office/word/2023/wordml/word16du" xmlns:w16sdtdh="http://schemas.microsoft.com/office/word/2020/wordml/sdtdatahash" xmlns:w16sdtfl="http://schemas.microsoft.com/office/word/2024/wordml/sdtformatlock" xmlns:w16se="http://schemas.microsoft.com/office/word/2015/wordml/symex" xmlns:wpg="http://schemas.microsoft.com/office/word/2010/wordprocessingGroup" xmlns:wpi="http://schemas.microsoft.com/office/word/2010/wordprocessingInk" xmlns:wne="http://schemas.microsoft.com/office/word/2006/wordml" xmlns:wps="http://schemas.microsoft.com/office/word/2010/wordprocessingShape" mc:Ignorable="w14 w15 w16se w16cid w16 w16cex w16sdtdh w16sdtfl w16du wp14">
+<w:hdr xmlns:wpc="http://schemas.microsoft.com/office/word/2010/wordprocessingCanvas" xmlns:cx="http://schemas.microsoft.com/office/drawing/2014/chartex" xmlns:cx1="http://schemas.microsoft.com/office/drawing/2015/9/8/chartex" xmlns:cx2="http://schemas.microsoft.com/office/drawing/2015/10/21/chartex" xmlns:cx3="http://schemas.microsoft.com/office/drawing/2016/5/9/chartex" xmlns:cx4="http://schemas.microsoft.com/office/drawing/2016/5/10/chartex" xmlns:cx5="http://schemas.microsoft.com/office/drawing/2016/5/11/chartex" xmlns:cx6="http://schemas.microsoft.com/office/drawing/2016/5/12/chartex" xmlns:cx7="http://schemas.microsoft.com/office/drawing/2016/5/13/chartex" xmlns:cx8="http://schemas.microsoft.com/office/drawing/2016/5/14/chartex" xmlns:mc="http://schemas.openxmlformats.org/markup-compatibility/2006" xmlns:aink="http://schemas.microsoft.com/office/drawing/2016/ink" xmlns:am3d="http://schemas.microsoft.com/office/drawing/2017/model3d" xmlns:o="urn:schemas-microsoft-com:office:office" xmlns:oel="http://schemas.microsoft.com/office/2019/extlst" xmlns:r="http://schemas.openxmlformats.org/officeDocument/2006/relationships" xmlns:m="http://schemas.openxmlformats.org/officeDocument/2006/math" xmlns:v="urn:schemas-microsoft-com:vml" xmlns:wp14="http://schemas.microsoft.com/office/word/2010/wordprocessingDrawing" xmlns:wp="http://schemas.openxmlformats.org/drawingml/2006/wordprocessingDrawing" xmlns:w10="urn:schemas-microsoft-com:office:word" xmlns:w="http://schemas.openxmlformats.org/wordprocessingml/2006/main" xmlns:w14="http://schemas.microsoft.com/office/word/2010/wordml" xmlns:w15="http://schemas.microsoft.com/office/word/2012/wordml" xmlns:w16cex="http://schemas.microsoft.com/office/word/2018/wordml/cex" xmlns:w16cid="http://schemas.microsoft.com/office/word/2016/wordml/cid" xmlns:w16="http://schemas.microsoft.com/office/word/2018/wordml" xmlns:w16du="http://schemas.microsoft.com/office/word/2023/wordml/word16du" xmlns:w16sdtdh="http://schemas.microsoft.com/office/word/2020/wordml/sdtdatahash" xmlns:w16sdtfl="http://schemas.microsoft.com/office/word/2024/wordml/sdtformatlock" xmlns:w16se="http://schemas.microsoft.com/office/word/2015/wordml/symex" xmlns:wpg="http://schemas.microsoft.com/office/word/2010/wordprocessingGroup" xmlns:wpi="http://schemas.microsoft.com/office/word/2010/wordprocessingInk" xmlns:wne="http://schemas.microsoft.com/office/word/2006/wordml" xmlns:wps="http://schemas.microsoft.com/office/word/2010/wordprocessingShape" xmlns:pkg="http://schemas.microsoft.com/office/2006/xmlPackage" mc:Ignorable="w14 w15 w16se w16cid w16 w16cex w16sdtdh w16sdtfl w16du wp14">
   <w:p/>
 </w:hdr>
 </file>
 
 <file path=word/header4.xml><?xml version="1.0" encoding="utf-8"?>
-<w:hdr xmlns:wpc="http://schemas.microsoft.com/office/word/2010/wordprocessingCanvas" xmlns:cx="http://schemas.microsoft.com/office/drawing/2014/chartex" xmlns:cx1="http://schemas.microsoft.com/office/drawing/2015/9/8/chartex" xmlns:cx2="http://schemas.microsoft.com/office/drawing/2015/10/21/chartex" xmlns:cx3="http://schemas.microsoft.com/office/drawing/2016/5/9/chartex" xmlns:cx4="http://schemas.microsoft.com/office/drawing/2016/5/10/chartex" xmlns:cx5="http://schemas.microsoft.com/office/drawing/2016/5/11/chartex" xmlns:cx6="http://schemas.microsoft.com/office/drawing/2016/5/12/chartex" xmlns:cx7="http://schemas.microsoft.com/office/drawing/2016/5/13/chartex" xmlns:cx8="http://schemas.microsoft.com/office/drawing/2016/5/14/chartex" xmlns:mc="http://schemas.openxmlformats.org/markup-compatibility/2006" xmlns:aink="http://schemas.microsoft.com/office/drawing/2016/ink" xmlns:am3d="http://schemas.microsoft.com/office/drawing/2017/model3d" xmlns:o="urn:schemas-microsoft-com:office:office" xmlns:oel="http://schemas.microsoft.com/office/2019/extlst" xmlns:r="http://schemas.openxmlformats.org/officeDocument/2006/relationships" xmlns:m="http://schemas.openxmlformats.org/officeDocument/2006/math" xmlns:v="urn:schemas-microsoft-com:vml" xmlns:wp14="http://schemas.microsoft.com/office/word/2010/wordprocessingDrawing" xmlns:wp="http://schemas.openxmlformats.org/drawingml/2006/wordprocessingDrawing" xmlns:w10="urn:schemas-microsoft-com:office:word" xmlns:w="http://schemas.openxmlformats.org/wordprocessingml/2006/main" xmlns:w14="http://schemas.microsoft.com/office/word/2010/wordml" xmlns:w15="http://schemas.microsoft.com/office/word/2012/wordml" xmlns:w16cex="http://schemas.microsoft.com/office/word/2018/wordml/cex" xmlns:w16cid="http://schemas.microsoft.com/office/word/2016/wordml/cid" xmlns:w16="http://schemas.microsoft.com/office/word/2018/wordml" xmlns:w16du="http://schemas.microsoft.com/office/word/2023/wordml/word16du" xmlns:w16sdtdh="http://schemas.microsoft.com/office/word/2020/wordml/sdtdatahash" xmlns:w16sdtfl="http://schemas.microsoft.com/office/word/2024/wordml/sdtformatlock" xmlns:w16se="http://schemas.microsoft.com/office/word/2015/wordml/symex" xmlns:wpg="http://schemas.microsoft.com/office/word/2010/wordprocessingGroup" xmlns:wpi="http://schemas.microsoft.com/office/word/2010/wordprocessingInk" xmlns:wne="http://schemas.microsoft.com/office/word/2006/wordml" xmlns:wps="http://schemas.microsoft.com/office/word/2010/wordprocessingShape" mc:Ignorable="w14 w15 w16se w16cid w16 w16cex w16sdtdh w16sdtfl w16du wp14">
+<w:hdr xmlns:wpc="http://schemas.microsoft.com/office/word/2010/wordprocessingCanvas" xmlns:cx="http://schemas.microsoft.com/office/drawing/2014/chartex" xmlns:cx1="http://schemas.microsoft.com/office/drawing/2015/9/8/chartex" xmlns:cx2="http://schemas.microsoft.com/office/drawing/2015/10/21/chartex" xmlns:cx3="http://schemas.microsoft.com/office/drawing/2016/5/9/chartex" xmlns:cx4="http://schemas.microsoft.com/office/drawing/2016/5/10/chartex" xmlns:cx5="http://schemas.microsoft.com/office/drawing/2016/5/11/chartex" xmlns:cx6="http://schemas.microsoft.com/office/drawing/2016/5/12/chartex" xmlns:cx7="http://schemas.microsoft.com/office/drawing/2016/5/13/chartex" xmlns:cx8="http://schemas.microsoft.com/office/drawing/2016/5/14/chartex" xmlns:mc="http://schemas.openxmlformats.org/markup-compatibility/2006" xmlns:aink="http://schemas.microsoft.com/office/drawing/2016/ink" xmlns:am3d="http://schemas.microsoft.com/office/drawing/2017/model3d" xmlns:o="urn:schemas-microsoft-com:office:office" xmlns:oel="http://schemas.microsoft.com/office/2019/extlst" xmlns:r="http://schemas.openxmlformats.org/officeDocument/2006/relationships" xmlns:m="http://schemas.openxmlformats.org/officeDocument/2006/math" xmlns:v="urn:schemas-microsoft-com:vml" xmlns:wp14="http://schemas.microsoft.com/office/word/2010/wordprocessingDrawing" xmlns:wp="http://schemas.openxmlformats.org/drawingml/2006/wordprocessingDrawing" xmlns:w10="urn:schemas-microsoft-com:office:word" xmlns:w="http://schemas.openxmlformats.org/wordprocessingml/2006/main" xmlns:w14="http://schemas.microsoft.com/office/word/2010/wordml" xmlns:w15="http://schemas.microsoft.com/office/word/2012/wordml" xmlns:w16cex="http://schemas.microsoft.com/office/word/2018/wordml/cex" xmlns:w16cid="http://schemas.microsoft.com/office/word/2016/wordml/cid" xmlns:w16="http://schemas.microsoft.com/office/word/2018/wordml" xmlns:w16du="http://schemas.microsoft.com/office/word/2023/wordml/word16du" xmlns:w16sdtdh="http://schemas.microsoft.com/office/word/2020/wordml/sdtdatahash" xmlns:w16sdtfl="http://schemas.microsoft.com/office/word/2024/wordml/sdtformatlock" xmlns:w16se="http://schemas.microsoft.com/office/word/2015/wordml/symex" xmlns:wpg="http://schemas.microsoft.com/office/word/2010/wordprocessingGroup" xmlns:wpi="http://schemas.microsoft.com/office/word/2010/wordprocessingInk" xmlns:wne="http://schemas.microsoft.com/office/word/2006/wordml" xmlns:wps="http://schemas.microsoft.com/office/word/2010/wordprocessingShape" xmlns:pkg="http://schemas.microsoft.com/office/2006/xmlPackage" mc:Ignorable="w14 w15 w16se w16cid w16 w16cex w16sdtdh w16sdtfl w16du wp14">
   <w:p>
     <w:pPr>
       <w:pBdr>
@@ -24720,7 +25520,7 @@
 </file>
 
 <file path=word/header5.xml><?xml version="1.0" encoding="utf-8"?>
-<w:hdr xmlns:wpc="http://schemas.microsoft.com/office/word/2010/wordprocessingCanvas" xmlns:cx="http://schemas.microsoft.com/office/drawing/2014/chartex" xmlns:cx1="http://schemas.microsoft.com/office/drawing/2015/9/8/chartex" xmlns:cx2="http://schemas.microsoft.com/office/drawing/2015/10/21/chartex" xmlns:cx3="http://schemas.microsoft.com/office/drawing/2016/5/9/chartex" xmlns:cx4="http://schemas.microsoft.com/office/drawing/2016/5/10/chartex" xmlns:cx5="http://schemas.microsoft.com/office/drawing/2016/5/11/chartex" xmlns:cx6="http://schemas.microsoft.com/office/drawing/2016/5/12/chartex" xmlns:cx7="http://schemas.microsoft.com/office/drawing/2016/5/13/chartex" xmlns:cx8="http://schemas.microsoft.com/office/drawing/2016/5/14/chartex" xmlns:mc="http://schemas.openxmlformats.org/markup-compatibility/2006" xmlns:aink="http://schemas.microsoft.com/office/drawing/2016/ink" xmlns:am3d="http://schemas.microsoft.com/office/drawing/2017/model3d" xmlns:o="urn:schemas-microsoft-com:office:office" xmlns:oel="http://schemas.microsoft.com/office/2019/extlst" xmlns:r="http://schemas.openxmlformats.org/officeDocument/2006/relationships" xmlns:m="http://schemas.openxmlformats.org/officeDocument/2006/math" xmlns:v="urn:schemas-microsoft-com:vml" xmlns:wp14="http://schemas.microsoft.com/office/word/2010/wordprocessingDrawing" xmlns:wp="http://schemas.openxmlformats.org/drawingml/2006/wordprocessingDrawing" xmlns:w10="urn:schemas-microsoft-com:office:word" xmlns:w="http://schemas.openxmlformats.org/wordprocessingml/2006/main" xmlns:w14="http://schemas.microsoft.com/office/word/2010/wordml" xmlns:w15="http://schemas.microsoft.com/office/word/2012/wordml" xmlns:w16cex="http://schemas.microsoft.com/office/word/2018/wordml/cex" xmlns:w16cid="http://schemas.microsoft.com/office/word/2016/wordml/cid" xmlns:w16="http://schemas.microsoft.com/office/word/2018/wordml" xmlns:w16du="http://schemas.microsoft.com/office/word/2023/wordml/word16du" xmlns:w16sdtdh="http://schemas.microsoft.com/office/word/2020/wordml/sdtdatahash" xmlns:w16sdtfl="http://schemas.microsoft.com/office/word/2024/wordml/sdtformatlock" xmlns:w16se="http://schemas.microsoft.com/office/word/2015/wordml/symex" xmlns:wpg="http://schemas.microsoft.com/office/word/2010/wordprocessingGroup" xmlns:wpi="http://schemas.microsoft.com/office/word/2010/wordprocessingInk" xmlns:wne="http://schemas.microsoft.com/office/word/2006/wordml" xmlns:wps="http://schemas.microsoft.com/office/word/2010/wordprocessingShape" mc:Ignorable="w14 w15 w16se w16cid w16 w16cex w16sdtdh w16sdtfl w16du wp14">
+<w:hdr xmlns:wpc="http://schemas.microsoft.com/office/word/2010/wordprocessingCanvas" xmlns:cx="http://schemas.microsoft.com/office/drawing/2014/chartex" xmlns:cx1="http://schemas.microsoft.com/office/drawing/2015/9/8/chartex" xmlns:cx2="http://schemas.microsoft.com/office/drawing/2015/10/21/chartex" xmlns:cx3="http://schemas.microsoft.com/office/drawing/2016/5/9/chartex" xmlns:cx4="http://schemas.microsoft.com/office/drawing/2016/5/10/chartex" xmlns:cx5="http://schemas.microsoft.com/office/drawing/2016/5/11/chartex" xmlns:cx6="http://schemas.microsoft.com/office/drawing/2016/5/12/chartex" xmlns:cx7="http://schemas.microsoft.com/office/drawing/2016/5/13/chartex" xmlns:cx8="http://schemas.microsoft.com/office/drawing/2016/5/14/chartex" xmlns:mc="http://schemas.openxmlformats.org/markup-compatibility/2006" xmlns:aink="http://schemas.microsoft.com/office/drawing/2016/ink" xmlns:am3d="http://schemas.microsoft.com/office/drawing/2017/model3d" xmlns:o="urn:schemas-microsoft-com:office:office" xmlns:oel="http://schemas.microsoft.com/office/2019/extlst" xmlns:r="http://schemas.openxmlformats.org/officeDocument/2006/relationships" xmlns:m="http://schemas.openxmlformats.org/officeDocument/2006/math" xmlns:v="urn:schemas-microsoft-com:vml" xmlns:wp14="http://schemas.microsoft.com/office/word/2010/wordprocessingDrawing" xmlns:wp="http://schemas.openxmlformats.org/drawingml/2006/wordprocessingDrawing" xmlns:w10="urn:schemas-microsoft-com:office:word" xmlns:w="http://schemas.openxmlformats.org/wordprocessingml/2006/main" xmlns:w14="http://schemas.microsoft.com/office/word/2010/wordml" xmlns:w15="http://schemas.microsoft.com/office/word/2012/wordml" xmlns:w16cex="http://schemas.microsoft.com/office/word/2018/wordml/cex" xmlns:w16cid="http://schemas.microsoft.com/office/word/2016/wordml/cid" xmlns:w16="http://schemas.microsoft.com/office/word/2018/wordml" xmlns:w16du="http://schemas.microsoft.com/office/word/2023/wordml/word16du" xmlns:w16sdtdh="http://schemas.microsoft.com/office/word/2020/wordml/sdtdatahash" xmlns:w16sdtfl="http://schemas.microsoft.com/office/word/2024/wordml/sdtformatlock" xmlns:w16se="http://schemas.microsoft.com/office/word/2015/wordml/symex" xmlns:wpg="http://schemas.microsoft.com/office/word/2010/wordprocessingGroup" xmlns:wpi="http://schemas.microsoft.com/office/word/2010/wordprocessingInk" xmlns:wne="http://schemas.microsoft.com/office/word/2006/wordml" xmlns:wps="http://schemas.microsoft.com/office/word/2010/wordprocessingShape" xmlns:pkg="http://schemas.microsoft.com/office/2006/xmlPackage" mc:Ignorable="w14 w15 w16se w16cid w16 w16cex w16sdtdh w16sdtfl w16du wp14">
   <w:p>
     <w:pPr>
       <w:pBdr>
@@ -24752,7 +25552,7 @@
 </file>
 
 <file path=word/numbering.xml><?xml version="1.0" encoding="utf-8"?>
-<w:numbering xmlns:wpc="http://schemas.microsoft.com/office/word/2010/wordprocessingCanvas" xmlns:cx="http://schemas.microsoft.com/office/drawing/2014/chartex" xmlns:cx1="http://schemas.microsoft.com/office/drawing/2015/9/8/chartex" xmlns:cx2="http://schemas.microsoft.com/office/drawing/2015/10/21/chartex" xmlns:cx3="http://schemas.microsoft.com/office/drawing/2016/5/9/chartex" xmlns:cx4="http://schemas.microsoft.com/office/drawing/2016/5/10/chartex" xmlns:cx5="http://schemas.microsoft.com/office/drawing/2016/5/11/chartex" xmlns:cx6="http://schemas.microsoft.com/office/drawing/2016/5/12/chartex" xmlns:cx7="http://schemas.microsoft.com/office/drawing/2016/5/13/chartex" xmlns:cx8="http://schemas.microsoft.com/office/drawing/2016/5/14/chartex" xmlns:mc="http://schemas.openxmlformats.org/markup-compatibility/2006" xmlns:aink="http://schemas.microsoft.com/office/drawing/2016/ink" xmlns:am3d="http://schemas.microsoft.com/office/drawing/2017/model3d" xmlns:o="urn:schemas-microsoft-com:office:office" xmlns:oel="http://schemas.microsoft.com/office/2019/extlst" xmlns:r="http://schemas.openxmlformats.org/officeDocument/2006/relationships" xmlns:m="http://schemas.openxmlformats.org/officeDocument/2006/math" xmlns:v="urn:schemas-microsoft-com:vml" xmlns:wp14="http://schemas.microsoft.com/office/word/2010/wordprocessingDrawing" xmlns:wp="http://schemas.openxmlformats.org/drawingml/2006/wordprocessingDrawing" xmlns:w10="urn:schemas-microsoft-com:office:word" xmlns:w="http://schemas.openxmlformats.org/wordprocessingml/2006/main" xmlns:w14="http://schemas.microsoft.com/office/word/2010/wordml" xmlns:w15="http://schemas.microsoft.com/office/word/2012/wordml" xmlns:w16cex="http://schemas.microsoft.com/office/word/2018/wordml/cex" xmlns:w16cid="http://schemas.microsoft.com/office/word/2016/wordml/cid" xmlns:w16="http://schemas.microsoft.com/office/word/2018/wordml" xmlns:w16du="http://schemas.microsoft.com/office/word/2023/wordml/word16du" xmlns:w16sdtdh="http://schemas.microsoft.com/office/word/2020/wordml/sdtdatahash" xmlns:w16sdtfl="http://schemas.microsoft.com/office/word/2024/wordml/sdtformatlock" xmlns:w16se="http://schemas.microsoft.com/office/word/2015/wordml/symex" xmlns:wpg="http://schemas.microsoft.com/office/word/2010/wordprocessingGroup" xmlns:wpi="http://schemas.microsoft.com/office/word/2010/wordprocessingInk" xmlns:wne="http://schemas.microsoft.com/office/word/2006/wordml" xmlns:wps="http://schemas.microsoft.com/office/word/2010/wordprocessingShape" mc:Ignorable="w14 w15 w16se w16cid w16 w16cex w16sdtdh w16sdtfl w16du wp14">
+<w:numbering xmlns:wpc="http://schemas.microsoft.com/office/word/2010/wordprocessingCanvas" xmlns:cx="http://schemas.microsoft.com/office/drawing/2014/chartex" xmlns:cx1="http://schemas.microsoft.com/office/drawing/2015/9/8/chartex" xmlns:cx2="http://schemas.microsoft.com/office/drawing/2015/10/21/chartex" xmlns:cx3="http://schemas.microsoft.com/office/drawing/2016/5/9/chartex" xmlns:cx4="http://schemas.microsoft.com/office/drawing/2016/5/10/chartex" xmlns:cx5="http://schemas.microsoft.com/office/drawing/2016/5/11/chartex" xmlns:cx6="http://schemas.microsoft.com/office/drawing/2016/5/12/chartex" xmlns:cx7="http://schemas.microsoft.com/office/drawing/2016/5/13/chartex" xmlns:cx8="http://schemas.microsoft.com/office/drawing/2016/5/14/chartex" xmlns:mc="http://schemas.openxmlformats.org/markup-compatibility/2006" xmlns:aink="http://schemas.microsoft.com/office/drawing/2016/ink" xmlns:am3d="http://schemas.microsoft.com/office/drawing/2017/model3d" xmlns:o="urn:schemas-microsoft-com:office:office" xmlns:oel="http://schemas.microsoft.com/office/2019/extlst" xmlns:r="http://schemas.openxmlformats.org/officeDocument/2006/relationships" xmlns:m="http://schemas.openxmlformats.org/officeDocument/2006/math" xmlns:v="urn:schemas-microsoft-com:vml" xmlns:wp14="http://schemas.microsoft.com/office/word/2010/wordprocessingDrawing" xmlns:wp="http://schemas.openxmlformats.org/drawingml/2006/wordprocessingDrawing" xmlns:w10="urn:schemas-microsoft-com:office:word" xmlns:w="http://schemas.openxmlformats.org/wordprocessingml/2006/main" xmlns:w14="http://schemas.microsoft.com/office/word/2010/wordml" xmlns:w15="http://schemas.microsoft.com/office/word/2012/wordml" xmlns:w16cex="http://schemas.microsoft.com/office/word/2018/wordml/cex" xmlns:w16cid="http://schemas.microsoft.com/office/word/2016/wordml/cid" xmlns:w16="http://schemas.microsoft.com/office/word/2018/wordml" xmlns:w16du="http://schemas.microsoft.com/office/word/2023/wordml/word16du" xmlns:w16sdtdh="http://schemas.microsoft.com/office/word/2020/wordml/sdtdatahash" xmlns:w16sdtfl="http://schemas.microsoft.com/office/word/2024/wordml/sdtformatlock" xmlns:w16se="http://schemas.microsoft.com/office/word/2015/wordml/symex" xmlns:wpg="http://schemas.microsoft.com/office/word/2010/wordprocessingGroup" xmlns:wpi="http://schemas.microsoft.com/office/word/2010/wordprocessingInk" xmlns:wne="http://schemas.microsoft.com/office/word/2006/wordml" xmlns:wps="http://schemas.microsoft.com/office/word/2010/wordprocessingShape" xmlns:pkg="http://schemas.microsoft.com/office/2006/xmlPackage" mc:Ignorable="w14 w15 w16se w16cid w16 w16cex w16sdtdh w16sdtfl w16du wp14">
   <w:abstractNum w:abstractNumId="0" w15:restartNumberingAfterBreak="0">
     <w:nsid w:val="0414229E"/>
     <w:multiLevelType w:val="hybridMultilevel"/>
@@ -28401,7 +29201,7 @@
 </file>
 
 <file path=word/styles.xml><?xml version="1.0" encoding="utf-8"?>
-<w:styles xmlns:mc="http://schemas.openxmlformats.org/markup-compatibility/2006" xmlns:r="http://schemas.openxmlformats.org/officeDocument/2006/relationships" xmlns:w="http://schemas.openxmlformats.org/wordprocessingml/2006/main" xmlns:w14="http://schemas.microsoft.com/office/word/2010/wordml" xmlns:w15="http://schemas.microsoft.com/office/word/2012/wordml" xmlns:w16cex="http://schemas.microsoft.com/office/word/2018/wordml/cex" xmlns:w16cid="http://schemas.microsoft.com/office/word/2016/wordml/cid" xmlns:w16="http://schemas.microsoft.com/office/word/2018/wordml" xmlns:w16du="http://schemas.microsoft.com/office/word/2023/wordml/word16du" xmlns:w16sdtdh="http://schemas.microsoft.com/office/word/2020/wordml/sdtdatahash" xmlns:w16sdtfl="http://schemas.microsoft.com/office/word/2024/wordml/sdtformatlock" xmlns:w16se="http://schemas.microsoft.com/office/word/2015/wordml/symex" mc:Ignorable="w14 w15 w16se w16cid w16 w16cex w16sdtdh w16sdtfl w16du">
+<w:styles xmlns:mc="http://schemas.openxmlformats.org/markup-compatibility/2006" xmlns:r="http://schemas.openxmlformats.org/officeDocument/2006/relationships" xmlns:w="http://schemas.openxmlformats.org/wordprocessingml/2006/main" xmlns:w14="http://schemas.microsoft.com/office/word/2010/wordml" xmlns:w15="http://schemas.microsoft.com/office/word/2012/wordml" xmlns:w16cex="http://schemas.microsoft.com/office/word/2018/wordml/cex" xmlns:w16cid="http://schemas.microsoft.com/office/word/2016/wordml/cid" xmlns:w16="http://schemas.microsoft.com/office/word/2018/wordml" xmlns:w16du="http://schemas.microsoft.com/office/word/2023/wordml/word16du" xmlns:w16sdtdh="http://schemas.microsoft.com/office/word/2020/wordml/sdtdatahash" xmlns:w16sdtfl="http://schemas.microsoft.com/office/word/2024/wordml/sdtformatlock" xmlns:w16se="http://schemas.microsoft.com/office/word/2015/wordml/symex" xmlns:pkg="http://schemas.microsoft.com/office/2006/xmlPackage" mc:Ignorable="w14 w15 w16se w16cid w16 w16cex w16sdtdh w16sdtfl w16du">
   <w:docDefaults>
     <w:rPrDefault>
       <w:rPr>
@@ -30258,7 +31058,7 @@
 </file>
 
 <file path=word/theme/theme1.xml><?xml version="1.0" encoding="utf-8"?>
-<a:theme xmlns:a="http://schemas.openxmlformats.org/drawingml/2006/main" name="Office 主题​​">
+<a:theme xmlns:a="http://schemas.openxmlformats.org/drawingml/2006/main" xmlns:pkg="http://schemas.microsoft.com/office/2006/xmlPackage" name="Office 主题​​">
   <a:themeElements>
     <a:clrScheme name="Office">
       <a:dk1>
@@ -30543,6 +31343,22 @@
 </file>
 
 <file path=customXml/item1.xml><?xml version="1.0" encoding="utf-8"?>
+<LongProperties xmlns="http://schemas.microsoft.com/office/2006/metadata/longProperties" xmlns:pkg="http://schemas.microsoft.com/office/2006/xmlPackage"/>
+</file>
+
+<file path=customXml/item2.xml><?xml version="1.0" encoding="utf-8"?>
+<p:properties xmlns:p="http://schemas.microsoft.com/office/2006/metadata/properties" xmlns:xsi="http://www.w3.org/2001/XMLSchema-instance" xmlns:pc="http://schemas.microsoft.com/office/infopath/2007/PartnerControls" xmlns:pkg="http://schemas.microsoft.com/office/2006/xmlPackage">
+  <documentManagement>
+    <_x76ee__x6807__x8bbf__x95ee__x7fa4__x4f53_ xmlns="54727274-b881-4ba3-8e5a-f9c19e66b343" xsi:nil="true"/>
+  </documentManagement>
+</p:properties>
+</file>
+
+<file path=customXml/item3.xml><?xml version="1.0" encoding="utf-8"?>
+<b:Sources xmlns:b="http://schemas.openxmlformats.org/officeDocument/2006/bibliography" xmlns="http://schemas.openxmlformats.org/officeDocument/2006/bibliography" xmlns:pkg="http://schemas.microsoft.com/office/2006/xmlPackage" SelectedStyle="" StyleName=""/>
+</file>
+
+<file path=customXml/item4.xml><?xml version="1.0" encoding="utf-8"?>
 <ct:contentTypeSchema xmlns:ct="http://schemas.microsoft.com/office/2006/metadata/contentType" xmlns:ma="http://schemas.microsoft.com/office/2006/metadata/properties/metaAttributes" xmlns:pkg="http://schemas.microsoft.com/office/2006/xmlPackage" ct:_="" ma:_="" ma:contentTypeName="文档" ma:contentTypeID="0x01010046EF3F892E8F15479EE2D3EA0CA56F80" ma:contentTypeVersion="1" ma:contentTypeDescription="新建文档。" ma:contentTypeScope="" ma:versionID="c805e5777d06e8b85afe5fbb8aec4690">
   <xsd:schema xmlns:xsd="http://www.w3.org/2001/XMLSchema" xmlns:p="http://schemas.microsoft.com/office/2006/metadata/properties" xmlns:ns2="54727274-b881-4ba3-8e5a-f9c19e66b343" targetNamespace="http://schemas.microsoft.com/office/2006/metadata/properties" ma:root="true" ma:fieldsID="c536c644cfcb9e264172a18c7de36bb6" ns2:_="">
     <xsd:import namespace="54727274-b881-4ba3-8e5a-f9c19e66b343"/>
@@ -30602,24 +31418,37 @@
 </ct:contentTypeSchema>
 </file>
 
-<file path=customXml/item2.xml><?xml version="1.0" encoding="utf-8"?>
-<b:Sources xmlns:b="http://schemas.openxmlformats.org/officeDocument/2006/bibliography" xmlns="http://schemas.openxmlformats.org/officeDocument/2006/bibliography" xmlns:pkg="http://schemas.microsoft.com/office/2006/xmlPackage" SelectedStyle="" StyleName=""/>
+<file path=customXml/itemProps1.xml><?xml version="1.0" encoding="utf-8"?>
+<ds:datastoreItem xmlns:ds="http://schemas.openxmlformats.org/officeDocument/2006/customXml" xmlns:pkg="http://schemas.microsoft.com/office/2006/xmlPackage" ds:itemID="{F71CE055-2B0E-4DD7-B3CC-DAD49DFD2065}">
+  <ds:schemaRefs>
+    <ds:schemaRef ds:uri="http://schemas.microsoft.com/office/2006/metadata/longProperties"/>
+    <ds:schemaRef ds:uri="http://schemas.microsoft.com/office/2006/xmlPackage"/>
+  </ds:schemaRefs>
+</ds:datastoreItem>
 </file>
 
-<file path=customXml/item3.xml><?xml version="1.0" encoding="utf-8"?>
-<p:properties xmlns:p="http://schemas.microsoft.com/office/2006/metadata/properties" xmlns:xsi="http://www.w3.org/2001/XMLSchema-instance" xmlns:pc="http://schemas.microsoft.com/office/infopath/2007/PartnerControls" xmlns:pkg="http://schemas.microsoft.com/office/2006/xmlPackage">
-  <documentManagement>
-    <_x76ee__x6807__x8bbf__x95ee__x7fa4__x4f53_ xmlns="54727274-b881-4ba3-8e5a-f9c19e66b343" xsi:nil="true"/>
-  </documentManagement>
-</p:properties>
+<file path=customXml/itemProps2.xml><?xml version="1.0" encoding="utf-8"?>
+<ds:datastoreItem xmlns:ds="http://schemas.openxmlformats.org/officeDocument/2006/customXml" xmlns:pkg="http://schemas.microsoft.com/office/2006/xmlPackage" ds:itemID="{C842CC06-C97C-4763-B124-22C30777D5E6}">
+  <ds:schemaRefs>
+    <ds:schemaRef ds:uri="http://schemas.microsoft.com/office/2006/metadata/properties"/>
+    <ds:schemaRef ds:uri="http://schemas.microsoft.com/office/infopath/2007/PartnerControls"/>
+    <ds:schemaRef ds:uri="http://schemas.microsoft.com/office/2006/xmlPackage"/>
+    <ds:schemaRef ds:uri="54727274-b881-4ba3-8e5a-f9c19e66b343"/>
+  </ds:schemaRefs>
+</ds:datastoreItem>
 </file>
 
-<file path=customXml/item4.xml><?xml version="1.0" encoding="utf-8"?>
-<LongProperties xmlns="http://schemas.microsoft.com/office/2006/metadata/longProperties" xmlns:pkg="http://schemas.microsoft.com/office/2006/xmlPackage"/>
+<file path=customXml/itemProps3.xml><?xml version="1.0" encoding="utf-8"?>
+<ds:datastoreItem xmlns:ds="http://schemas.openxmlformats.org/officeDocument/2006/customXml" xmlns:pkg="http://schemas.microsoft.com/office/2006/xmlPackage" ds:itemID="{696F0A22-A8A9-4553-BC47-C2EC801618A1}">
+  <ds:schemaRefs>
+    <ds:schemaRef ds:uri="http://schemas.openxmlformats.org/officeDocument/2006/bibliography"/>
+    <ds:schemaRef ds:uri="http://schemas.microsoft.com/office/2006/xmlPackage"/>
+  </ds:schemaRefs>
+</ds:datastoreItem>
 </file>
 
-<file path=customXml/itemProps1.xml><?xml version="1.0" encoding="utf-8"?>
-<ds:datastoreItem xmlns:ds="http://schemas.openxmlformats.org/officeDocument/2006/customXml" ds:itemID="{778EDBBD-E590-44FD-90D9-DF7405E75139}">
+<file path=customXml/itemProps4.xml><?xml version="1.0" encoding="utf-8"?>
+<ds:datastoreItem xmlns:ds="http://schemas.openxmlformats.org/officeDocument/2006/customXml" xmlns:pkg="http://schemas.microsoft.com/office/2006/xmlPackage" ds:itemID="{778EDBBD-E590-44FD-90D9-DF7405E75139}">
   <ds:schemaRefs>
     <ds:schemaRef ds:uri="http://schemas.microsoft.com/office/2006/metadata/contentType"/>
     <ds:schemaRef ds:uri="http://schemas.microsoft.com/office/2006/metadata/properties/metaAttributes"/>
@@ -30634,33 +31463,4 @@
     <ds:schemaRef ds:uri="http://schemas.microsoft.com/office/internal/2005/internalDocumentation"/>
   </ds:schemaRefs>
 </ds:datastoreItem>
-</file>
-
-<file path=customXml/itemProps2.xml><?xml version="1.0" encoding="utf-8"?>
-<ds:datastoreItem xmlns:ds="http://schemas.openxmlformats.org/officeDocument/2006/customXml" ds:itemID="{696F0A22-A8A9-4553-BC47-C2EC801618A1}">
-  <ds:schemaRefs>
-    <ds:schemaRef ds:uri="http://schemas.openxmlformats.org/officeDocument/2006/bibliography"/>
-    <ds:schemaRef ds:uri="http://schemas.microsoft.com/office/2006/xmlPackage"/>
-  </ds:schemaRefs>
-</ds:datastoreItem>
-</file>
-
-<file path=customXml/itemProps3.xml><?xml version="1.0" encoding="utf-8"?>
-<ds:datastoreItem xmlns:ds="http://schemas.openxmlformats.org/officeDocument/2006/customXml" ds:itemID="{C842CC06-C97C-4763-B124-22C30777D5E6}">
-  <ds:schemaRefs>
-    <ds:schemaRef ds:uri="http://schemas.microsoft.com/office/2006/metadata/properties"/>
-    <ds:schemaRef ds:uri="http://schemas.microsoft.com/office/infopath/2007/PartnerControls"/>
-    <ds:schemaRef ds:uri="http://schemas.microsoft.com/office/2006/xmlPackage"/>
-    <ds:schemaRef ds:uri="54727274-b881-4ba3-8e5a-f9c19e66b343"/>
-  </ds:schemaRefs>
-</ds:datastoreItem>
-</file>
-
-<file path=customXml/itemProps4.xml><?xml version="1.0" encoding="utf-8"?>
-<ds:datastoreItem xmlns:ds="http://schemas.openxmlformats.org/officeDocument/2006/customXml" ds:itemID="{F71CE055-2B0E-4DD7-B3CC-DAD49DFD2065}">
-  <ds:schemaRefs>
-    <ds:schemaRef ds:uri="http://schemas.microsoft.com/office/2006/metadata/longProperties"/>
-    <ds:schemaRef ds:uri="http://schemas.microsoft.com/office/2006/xmlPackage"/>
-  </ds:schemaRefs>
-</ds:datastoreItem>
 </file>